--- a/contract_templates/Einlieferungsvertrag.template.docx
+++ b/contract_templates/Einlieferungsvertrag.template.docx
@@ -1,6 +1,6 @@
 
 <file path=word/document.xml><?xml version="1.0" encoding="utf-8"?>
-<w:document xmlns:wpc="http://schemas.microsoft.com/office/word/2010/wordprocessingCanvas" xmlns:cx="http://schemas.microsoft.com/office/drawing/2014/chartex" xmlns:cx1="http://schemas.microsoft.com/office/drawing/2015/9/8/chartex" xmlns:cx2="http://schemas.microsoft.com/office/drawing/2015/10/21/chartex" xmlns:cx3="http://schemas.microsoft.com/office/drawing/2016/5/9/chartex" xmlns:cx4="http://schemas.microsoft.com/office/drawing/2016/5/10/chartex" xmlns:cx5="http://schemas.microsoft.com/office/drawing/2016/5/11/chartex" xmlns:cx6="http://schemas.microsoft.com/office/drawing/2016/5/12/chartex" xmlns:cx7="http://schemas.microsoft.com/office/drawing/2016/5/13/chartex" xmlns:cx8="http://schemas.microsoft.com/office/drawing/2016/5/14/chartex" xmlns:mc="http://schemas.openxmlformats.org/markup-compatibility/2006" xmlns:aink="http://schemas.microsoft.com/office/drawing/2016/ink" xmlns:am3d="http://schemas.microsoft.com/office/drawing/2017/model3d" xmlns:o="urn:schemas-microsoft-com:office:office" xmlns:oel="http://schemas.microsoft.com/office/2019/extlst" xmlns:r="http://schemas.openxmlformats.org/officeDocument/2006/relationships" xmlns:m="http://schemas.openxmlformats.org/officeDocument/2006/math" xmlns:v="urn:schemas-microsoft-com:vml" xmlns:wp14="http://schemas.microsoft.com/office/word/2010/wordprocessingDrawing" xmlns:wp="http://schemas.openxmlformats.org/drawingml/2006/wordprocessingDrawing" xmlns:w10="urn:schemas-microsoft-com:office:word" xmlns:w="http://schemas.openxmlformats.org/wordprocessingml/2006/main" xmlns:w14="http://schemas.microsoft.com/office/word/2010/wordml" xmlns:w15="http://schemas.microsoft.com/office/word/2012/wordml" xmlns:w16cex="http://schemas.microsoft.com/office/word/2018/wordml/cex" xmlns:w16cid="http://schemas.microsoft.com/office/word/2016/wordml/cid" xmlns:w16="http://schemas.microsoft.com/office/word/2018/wordml" xmlns:w16du="http://schemas.microsoft.com/office/word/2023/wordml/word16du" xmlns:w16sdtdh="http://schemas.microsoft.com/office/word/2020/wordml/sdtdatahash" xmlns:w16sdtfl="http://schemas.microsoft.com/office/word/2024/wordml/sdtformatlock" xmlns:w16se="http://schemas.microsoft.com/office/word/2015/wordml/symex" xmlns:wpg="http://schemas.microsoft.com/office/word/2010/wordprocessingGroup" xmlns:wpi="http://schemas.microsoft.com/office/word/2010/wordprocessingInk" xmlns:wne="http://schemas.microsoft.com/office/word/2006/wordml" xmlns:wps="http://schemas.microsoft.com/office/word/2010/wordprocessingShape" mc:Ignorable="w14 w15 w16se w16cid w16 w16cex w16sdtdh w16sdtfl w16du wp14">
+<w:document xmlns:mc="http://schemas.openxmlformats.org/markup-compatibility/2006" xmlns:r="http://schemas.openxmlformats.org/officeDocument/2006/relationships" xmlns:w="http://schemas.openxmlformats.org/wordprocessingml/2006/main" xmlns:w14="http://schemas.microsoft.com/office/word/2010/wordml" mc:Ignorable="w14">
   <w:body>
     <w:p>
       <w:pPr>
@@ -125,6 +125,7 @@
           <w:szCs w:val="24"/>
           <w:u w:val="single"/>
         </w:rPr>
+        <w:footnoteReference w:id="2"/>
       </w:r>
       <w:r>
         <w:rPr>
@@ -286,18 +287,20 @@
         <w:spacing w:after="0" w:line="240" w:lineRule="atLeast"/>
         <w:rPr>
           <w:rFonts w:ascii="Arial" w:hAnsi="Arial" w:cs="Arial"/>
-          <w:lang w:val="fr-CH"/>
+          <w:lang w:val="de-CH"/>
         </w:rPr>
       </w:pPr>
       <w:proofErr w:type="spellStart"/>
-      <w:r>
-        <w:rPr>
-          <w:rFonts w:ascii="Arial" w:hAnsi="Arial" w:cs="Arial"/>
-          <w:lang w:val="fr-CH"/>
+      <w:proofErr w:type="gramStart"/>
+      <w:r>
+        <w:rPr>
+          <w:rFonts w:ascii="Arial" w:hAnsi="Arial" w:cs="Arial"/>
+          <w:lang w:val="de-CH"/>
         </w:rPr>
         <w:t>und</w:t>
       </w:r>
       <w:proofErr w:type="spellEnd"/>
+      <w:proofErr w:type="gramEnd"/>
     </w:p>
     <w:p>
       <w:pPr>
@@ -308,7 +311,7 @@
         <w:jc w:val="both"/>
         <w:rPr>
           <w:rFonts w:ascii="Arial" w:hAnsi="Arial" w:cs="Arial"/>
-          <w:lang w:val="fr-CH"/>
+          <w:lang w:val="de-CH"/>
         </w:rPr>
       </w:pPr>
     </w:p>
@@ -326,9 +329,10 @@
           <w:sz w:val="24"/>
           <w:szCs w:val="24"/>
           <w:u w:val="single"/>
-          <w:lang w:val="fr-CH"/>
-        </w:rPr>
-      </w:pPr>
+          <w:lang w:val="de-CH"/>
+        </w:rPr>
+      </w:pPr>
+      <w:proofErr w:type="gramStart"/>
       <w:r>
         <w:rPr>
           <w:rFonts w:ascii="Arial" w:hAnsi="Arial" w:cs="Arial"/>
@@ -337,10 +341,11 @@
           <w:sz w:val="24"/>
           <w:szCs w:val="24"/>
           <w:u w:val="single"/>
-          <w:lang w:val="fr-CH"/>
+          <w:lang w:val="de-CH"/>
         </w:rPr>
         <w:t>Auftraggeber:</w:t>
       </w:r>
+      <w:proofErr w:type="gramEnd"/>
     </w:p>
     <w:p>
       <w:pPr>
@@ -356,7 +361,7 @@
           <w:sz w:val="20"/>
           <w:szCs w:val="20"/>
           <w:u w:val="single"/>
-          <w:lang w:val="fr-CH"/>
+          <w:lang w:val="de-CH"/>
         </w:rPr>
       </w:pPr>
     </w:p>
@@ -386,6 +391,7 @@
         <w:trPr>
           <w:gridAfter w:val="1"/>
           <w:wAfter w:w="75" w:type="dxa"/>
+          <w:cantSplit/>
         </w:trPr>
         <w:tc>
           <w:tcPr>
@@ -400,7 +406,10 @@
             </w:pPr>
             <w:r>
               <w:rPr>
-                <w:rFonts w:ascii="Arial" w:hAnsi="Arial" w:cs="Arial"/>
+                <w:rFonts w:ascii="Arial" w:hAnsi="Arial" w:eastAsia="Arial" w:cs="Arial"/>
+                <w:sz w:val="22"/>
+                <w:szCs w:val="22"/>
+                <w:lang w:val="de-CH" w:eastAsia="de-CH"/>
               </w:rPr>
               <w:t>{{block_paragraf1_start}}</w:t>
             </w:r>
@@ -438,7 +447,10 @@
             </w:pPr>
             <w:r>
               <w:rPr>
-                <w:rFonts w:ascii="Arial" w:hAnsi="Arial" w:cs="Arial"/>
+                <w:rFonts w:ascii="Arial" w:hAnsi="Arial" w:eastAsia="Arial" w:cs="Arial"/>
+                <w:sz w:val="22"/>
+                <w:szCs w:val="22"/>
+                <w:lang w:val="de-CH" w:eastAsia="de-CH"/>
               </w:rPr>
               <w:t>{{consignor_full_name}}</w:t>
             </w:r>
@@ -449,6 +461,7 @@
         <w:trPr>
           <w:gridAfter w:val="1"/>
           <w:wAfter w:w="75" w:type="dxa"/>
+          <w:cantSplit/>
         </w:trPr>
         <w:tc>
           <w:tcPr>
@@ -464,8 +477,11 @@
             </w:pPr>
             <w:r>
               <w:rPr>
-                <w:rFonts w:ascii="Arial" w:hAnsi="Arial" w:cs="Arial"/>
+                <w:rFonts w:ascii="Arial" w:hAnsi="Arial" w:eastAsia="Arial" w:cs="Arial"/>
                 <w:color w:val="464646"/>
+                <w:sz w:val="22"/>
+                <w:szCs w:val="22"/>
+                <w:lang w:val="de-CH" w:eastAsia="de-CH"/>
               </w:rPr>
               <w:t>{{check_natural_person}}</w:t>
             </w:r>
@@ -486,16 +502,20 @@
             <w:proofErr w:type="spellStart"/>
             <w:r>
               <w:rPr>
-                <w:rFonts w:ascii="Arial" w:hAnsi="Arial" w:cs="Arial"/>
-                <w:lang w:val="fr-CH"/>
+                <w:rFonts w:ascii="Arial" w:hAnsi="Arial" w:eastAsia="Arial" w:cs="Arial"/>
+                <w:sz w:val="22"/>
+                <w:szCs w:val="22"/>
+                <w:lang w:val="de-CH" w:eastAsia="de-CH"/>
               </w:rPr>
               <w:t>Natürliche</w:t>
             </w:r>
             <w:proofErr w:type="spellEnd"/>
             <w:r>
               <w:rPr>
-                <w:rFonts w:ascii="Arial" w:hAnsi="Arial" w:cs="Arial"/>
-                <w:lang w:val="fr-CH"/>
+                <w:rFonts w:ascii="Arial" w:hAnsi="Arial" w:eastAsia="Arial" w:cs="Arial"/>
+                <w:sz w:val="22"/>
+                <w:szCs w:val="22"/>
+                <w:lang w:val="de-CH" w:eastAsia="de-CH"/>
               </w:rPr>
               <w:t xml:space="preserve"> Person</w:t>
             </w:r>
@@ -521,6 +541,7 @@
         <w:trPr>
           <w:gridAfter w:val="1"/>
           <w:wAfter w:w="75" w:type="dxa"/>
+          <w:cantSplit/>
         </w:trPr>
         <w:tc>
           <w:tcPr>
@@ -535,7 +556,10 @@
             </w:pPr>
             <w:r>
               <w:rPr>
-                <w:rFonts w:ascii="Arial" w:hAnsi="Arial" w:cs="Arial"/>
+                <w:rFonts w:ascii="Arial" w:hAnsi="Arial" w:eastAsia="Arial" w:cs="Arial"/>
+                <w:sz w:val="22"/>
+                <w:szCs w:val="22"/>
+                <w:lang w:val="de-CH" w:eastAsia="de-CH"/>
               </w:rPr>
               <w:t>{{block_paragraf1_end}}</w:t>
             </w:r>
@@ -574,6 +598,7 @@
         <w:trPr>
           <w:gridAfter w:val="1"/>
           <w:wAfter w:w="75" w:type="dxa"/>
+          <w:cantSplit/>
         </w:trPr>
         <w:tc>
           <w:tcPr>
@@ -588,7 +613,10 @@
             </w:pPr>
             <w:r>
               <w:rPr>
-                <w:rFonts w:ascii="Arial" w:hAnsi="Arial" w:cs="Arial"/>
+                <w:rFonts w:ascii="Arial" w:hAnsi="Arial" w:eastAsia="Arial" w:cs="Arial"/>
+                <w:sz w:val="22"/>
+                <w:szCs w:val="22"/>
+                <w:lang w:val="de-CH" w:eastAsia="de-CH"/>
               </w:rPr>
               <w:t>{{block_paragraf2_start}}</w:t>
             </w:r>
@@ -627,6 +655,7 @@
         <w:trPr>
           <w:gridAfter w:val="1"/>
           <w:wAfter w:w="75" w:type="dxa"/>
+          <w:cantSplit/>
         </w:trPr>
         <w:tc>
           <w:tcPr>
@@ -642,8 +671,11 @@
             </w:pPr>
             <w:r>
               <w:rPr>
-                <w:rFonts w:ascii="Arial" w:hAnsi="Arial" w:cs="Arial"/>
+                <w:rFonts w:ascii="Arial" w:hAnsi="Arial" w:eastAsia="Arial" w:cs="Arial"/>
                 <w:color w:val="464646"/>
+                <w:sz w:val="22"/>
+                <w:szCs w:val="22"/>
+                <w:lang w:val="de-CH" w:eastAsia="de-CH"/>
               </w:rPr>
               <w:t>{{check_sole_proprietor}}</w:t>
             </w:r>
@@ -663,7 +695,10 @@
             </w:pPr>
             <w:r>
               <w:rPr>
-                <w:rFonts w:ascii="Arial" w:hAnsi="Arial" w:cs="Arial"/>
+                <w:rFonts w:ascii="Arial" w:hAnsi="Arial" w:eastAsia="Arial" w:cs="Arial"/>
+                <w:sz w:val="22"/>
+                <w:szCs w:val="22"/>
+                <w:lang w:val="de-CH" w:eastAsia="de-CH"/>
               </w:rPr>
               <w:t>Inhaber Einzelunternehmen</w:t>
             </w:r>
@@ -689,6 +724,7 @@
         <w:trPr>
           <w:gridAfter w:val="1"/>
           <w:wAfter w:w="75" w:type="dxa"/>
+          <w:cantSplit/>
         </w:trPr>
         <w:tc>
           <w:tcPr>
@@ -703,7 +739,10 @@
             </w:pPr>
             <w:r>
               <w:rPr>
-                <w:rFonts w:ascii="Arial" w:hAnsi="Arial" w:cs="Arial"/>
+                <w:rFonts w:ascii="Arial" w:hAnsi="Arial" w:eastAsia="Arial" w:cs="Arial"/>
+                <w:sz w:val="22"/>
+                <w:szCs w:val="22"/>
+                <w:lang w:val="de-CH" w:eastAsia="de-CH"/>
               </w:rPr>
               <w:t>{{block_paragraf2_end}}</w:t>
             </w:r>
@@ -749,6 +788,7 @@
         <w:trPr>
           <w:gridAfter w:val="1"/>
           <w:wAfter w:w="75" w:type="dxa"/>
+          <w:cantSplit/>
         </w:trPr>
         <w:tc>
           <w:tcPr>
@@ -763,7 +803,10 @@
             </w:pPr>
             <w:r>
               <w:rPr>
-                <w:rFonts w:ascii="Arial" w:hAnsi="Arial" w:cs="Arial"/>
+                <w:rFonts w:ascii="Arial" w:hAnsi="Arial" w:eastAsia="Arial" w:cs="Arial"/>
+                <w:sz w:val="22"/>
+                <w:szCs w:val="22"/>
+                <w:lang w:val="de-CH" w:eastAsia="de-CH"/>
               </w:rPr>
               <w:t>{{block_paragraf3_start}}</w:t>
             </w:r>
@@ -802,6 +845,7 @@
         <w:trPr>
           <w:gridAfter w:val="1"/>
           <w:wAfter w:w="75" w:type="dxa"/>
+          <w:cantSplit/>
         </w:trPr>
         <w:tc>
           <w:tcPr>
@@ -816,7 +860,10 @@
             </w:pPr>
             <w:r>
               <w:rPr>
-                <w:rFonts w:ascii="Arial" w:hAnsi="Arial" w:cs="Arial"/>
+                <w:rFonts w:ascii="Arial" w:hAnsi="Arial" w:eastAsia="Arial" w:cs="Arial"/>
+                <w:sz w:val="22"/>
+                <w:szCs w:val="22"/>
+                <w:lang w:val="de-CH" w:eastAsia="de-CH"/>
               </w:rPr>
               <w:t>Firma</w:t>
             </w:r>
@@ -835,7 +882,10 @@
             </w:pPr>
             <w:r>
               <w:rPr>
-                <w:rFonts w:ascii="Arial" w:hAnsi="Arial" w:cs="Arial"/>
+                <w:rFonts w:ascii="Arial" w:hAnsi="Arial" w:eastAsia="Arial" w:cs="Arial"/>
+                <w:sz w:val="22"/>
+                <w:szCs w:val="22"/>
+                <w:lang w:val="de-CH" w:eastAsia="de-CH"/>
               </w:rPr>
               <w:t>{{sole_proprietor_name}}</w:t>
             </w:r>
@@ -861,6 +911,7 @@
         <w:trPr>
           <w:gridAfter w:val="1"/>
           <w:wAfter w:w="75" w:type="dxa"/>
+          <w:cantSplit/>
         </w:trPr>
         <w:tc>
           <w:tcPr>
@@ -875,7 +926,10 @@
             </w:pPr>
             <w:r>
               <w:rPr>
-                <w:rFonts w:ascii="Arial" w:hAnsi="Arial" w:cs="Arial"/>
+                <w:rFonts w:ascii="Arial" w:hAnsi="Arial" w:eastAsia="Arial" w:cs="Arial"/>
+                <w:sz w:val="22"/>
+                <w:szCs w:val="22"/>
+                <w:lang w:val="de-CH" w:eastAsia="de-CH"/>
               </w:rPr>
               <w:t>{{block_paragraf3_end}}</w:t>
             </w:r>
@@ -914,6 +968,7 @@
         <w:trPr>
           <w:gridAfter w:val="1"/>
           <w:wAfter w:w="75" w:type="dxa"/>
+          <w:cantSplit/>
         </w:trPr>
         <w:tc>
           <w:tcPr>
@@ -928,7 +983,10 @@
             </w:pPr>
             <w:r>
               <w:rPr>
-                <w:rFonts w:ascii="Arial" w:hAnsi="Arial" w:cs="Arial"/>
+                <w:rFonts w:ascii="Arial" w:hAnsi="Arial" w:eastAsia="Arial" w:cs="Arial"/>
+                <w:sz w:val="22"/>
+                <w:szCs w:val="22"/>
+                <w:lang w:val="de-CH" w:eastAsia="de-CH"/>
               </w:rPr>
               <w:t>{{block_paragraf4_start}}</w:t>
             </w:r>
@@ -967,6 +1025,7 @@
         <w:trPr>
           <w:gridAfter w:val="1"/>
           <w:wAfter w:w="75" w:type="dxa"/>
+          <w:cantSplit/>
           <w:trHeight w:val="340"/>
         </w:trPr>
         <w:tc>
@@ -997,9 +1056,853 @@
             </w:pPr>
             <w:r>
               <w:rPr>
-                <w:rFonts w:ascii="Arial" w:hAnsi="Arial" w:cs="Arial"/>
-              </w:rPr>
-              <w:t>Vorname, Nachname</w:t>
+                <w:rFonts w:ascii="Arial" w:hAnsi="Arial" w:eastAsia="Arial" w:cs="Arial"/>
+                <w:sz w:val="22"/>
+                <w:szCs w:val="22"/>
+                <w:lang w:val="de-CH" w:eastAsia="de-CH"/>
+              </w:rPr>
+              <w:t>Vorname, Name</w:t>
+            </w:r>
+          </w:p>
+        </w:tc>
+        <w:tc>
+          <w:tcPr>
+            <w:tcW w:w="3969" w:type="dxa"/>
+            <w:gridSpan w:val="2"/>
+            <w:tcBorders>
+              <w:bottom w:val="single" w:sz="4" w:space="0" w:color="auto"/>
+            </w:tcBorders>
+            <w:vAlign w:val="bottom"/>
+          </w:tcPr>
+          <w:p>
+            <w:pPr>
+              <w:pStyle w:val="NoSpacing"/>
+              <w:rPr>
+                <w:rFonts w:ascii="Arial" w:hAnsi="Arial" w:cs="Arial"/>
+              </w:rPr>
+            </w:pPr>
+            <w:r>
+              <w:rPr>
+                <w:rFonts w:ascii="Arial" w:hAnsi="Arial" w:eastAsia="Arial" w:cs="Arial"/>
+                <w:sz w:val="22"/>
+                <w:szCs w:val="22"/>
+                <w:lang w:val="de-CH" w:eastAsia="de-CH"/>
+              </w:rPr>
+              <w:t>{{consignor_full_name}}</w:t>
+            </w:r>
+          </w:p>
+        </w:tc>
+      </w:tr>
+      <w:tr>
+        <w:trPr>
+          <w:gridAfter w:val="1"/>
+          <w:wAfter w:w="75" w:type="dxa"/>
+          <w:cantSplit/>
+          <w:trHeight w:val="397"/>
+        </w:trPr>
+        <w:tc>
+          <w:tcPr>
+            <w:tcW w:w="2835" w:type="dxa"/>
+            <w:vAlign w:val="bottom"/>
+          </w:tcPr>
+          <w:p>
+            <w:pPr>
+              <w:pStyle w:val="NoSpacing"/>
+              <w:rPr>
+                <w:rFonts w:ascii="Arial" w:hAnsi="Arial" w:cs="Arial"/>
+              </w:rPr>
+            </w:pPr>
+          </w:p>
+        </w:tc>
+        <w:tc>
+          <w:tcPr>
+            <w:tcW w:w="2268" w:type="dxa"/>
+            <w:vAlign w:val="bottom"/>
+          </w:tcPr>
+          <w:p>
+            <w:pPr>
+              <w:pStyle w:val="NoSpacing"/>
+              <w:rPr>
+                <w:rFonts w:ascii="Arial" w:hAnsi="Arial" w:cs="Arial"/>
+              </w:rPr>
+            </w:pPr>
+            <w:r>
+              <w:rPr>
+                <w:rFonts w:ascii="Arial" w:hAnsi="Arial" w:eastAsia="Arial" w:cs="Arial"/>
+                <w:sz w:val="22"/>
+                <w:szCs w:val="22"/>
+                <w:lang w:val="de-CH" w:eastAsia="de-CH"/>
+              </w:rPr>
+              <w:t>Geburtstag</w:t>
+            </w:r>
+          </w:p>
+        </w:tc>
+        <w:tc>
+          <w:tcPr>
+            <w:tcW w:w="3969" w:type="dxa"/>
+            <w:gridSpan w:val="2"/>
+            <w:tcBorders>
+              <w:top w:val="single" w:sz="4" w:space="0" w:color="auto"/>
+              <w:bottom w:val="single" w:sz="4" w:space="0" w:color="auto"/>
+            </w:tcBorders>
+            <w:vAlign w:val="bottom"/>
+          </w:tcPr>
+          <w:p>
+            <w:pPr>
+              <w:pStyle w:val="NoSpacing"/>
+              <w:rPr>
+                <w:rFonts w:ascii="Arial" w:hAnsi="Arial" w:cs="Arial"/>
+              </w:rPr>
+            </w:pPr>
+            <w:r>
+              <w:rPr>
+                <w:rFonts w:ascii="Arial" w:hAnsi="Arial" w:eastAsia="Arial" w:cs="Arial"/>
+                <w:sz w:val="22"/>
+                <w:szCs w:val="22"/>
+                <w:lang w:val="de-CH" w:eastAsia="de-CH"/>
+              </w:rPr>
+              <w:t>{{consignor_dob}}</w:t>
+            </w:r>
+          </w:p>
+        </w:tc>
+      </w:tr>
+      <w:tr>
+        <w:trPr>
+          <w:gridAfter w:val="1"/>
+          <w:wAfter w:w="75" w:type="dxa"/>
+          <w:cantSplit/>
+          <w:trHeight w:val="397"/>
+        </w:trPr>
+        <w:tc>
+          <w:tcPr>
+            <w:tcW w:w="2835" w:type="dxa"/>
+            <w:vAlign w:val="bottom"/>
+          </w:tcPr>
+          <w:p>
+            <w:pPr>
+              <w:pStyle w:val="NoSpacing"/>
+              <w:rPr>
+                <w:rFonts w:ascii="Arial" w:hAnsi="Arial" w:cs="Arial"/>
+              </w:rPr>
+            </w:pPr>
+          </w:p>
+        </w:tc>
+        <w:tc>
+          <w:tcPr>
+            <w:tcW w:w="2268" w:type="dxa"/>
+            <w:vAlign w:val="bottom"/>
+          </w:tcPr>
+          <w:p>
+            <w:pPr>
+              <w:pStyle w:val="NoSpacing"/>
+              <w:rPr>
+                <w:rFonts w:ascii="Arial" w:hAnsi="Arial" w:cs="Arial"/>
+              </w:rPr>
+            </w:pPr>
+            <w:r>
+              <w:rPr>
+                <w:rFonts w:ascii="Arial" w:hAnsi="Arial" w:eastAsia="Arial" w:cs="Arial"/>
+                <w:sz w:val="22"/>
+                <w:szCs w:val="22"/>
+                <w:lang w:val="de-CH" w:eastAsia="de-CH"/>
+              </w:rPr>
+              <w:t>Adresse</w:t>
+            </w:r>
+          </w:p>
+        </w:tc>
+        <w:tc>
+          <w:tcPr>
+            <w:tcW w:w="3969" w:type="dxa"/>
+            <w:gridSpan w:val="2"/>
+            <w:tcBorders>
+              <w:top w:val="single" w:sz="4" w:space="0" w:color="auto"/>
+              <w:bottom w:val="single" w:sz="4" w:space="0" w:color="auto"/>
+            </w:tcBorders>
+            <w:vAlign w:val="bottom"/>
+          </w:tcPr>
+          <w:p>
+            <w:pPr>
+              <w:pStyle w:val="NoSpacing"/>
+              <w:rPr>
+                <w:rFonts w:ascii="Arial" w:hAnsi="Arial" w:cs="Arial"/>
+              </w:rPr>
+            </w:pPr>
+            <w:r>
+              <w:rPr>
+                <w:rFonts w:ascii="Arial" w:hAnsi="Arial" w:eastAsia="Arial" w:cs="Arial"/>
+                <w:sz w:val="22"/>
+                <w:szCs w:val="22"/>
+                <w:lang w:val="de-CH" w:eastAsia="de-CH"/>
+              </w:rPr>
+              <w:t>{{consignor_address_1}}</w:t>
+            </w:r>
+          </w:p>
+        </w:tc>
+      </w:tr>
+      <w:tr>
+        <w:trPr>
+          <w:gridAfter w:val="1"/>
+          <w:wAfter w:w="75" w:type="dxa"/>
+          <w:cantSplit/>
+          <w:trHeight w:val="397"/>
+        </w:trPr>
+        <w:tc>
+          <w:tcPr>
+            <w:tcW w:w="2835" w:type="dxa"/>
+            <w:vAlign w:val="bottom"/>
+          </w:tcPr>
+          <w:p>
+            <w:pPr>
+              <w:pStyle w:val="NoSpacing"/>
+              <w:rPr>
+                <w:rFonts w:ascii="Arial" w:hAnsi="Arial" w:cs="Arial"/>
+              </w:rPr>
+            </w:pPr>
+          </w:p>
+        </w:tc>
+        <w:tc>
+          <w:tcPr>
+            <w:tcW w:w="2268" w:type="dxa"/>
+            <w:vAlign w:val="bottom"/>
+          </w:tcPr>
+          <w:p>
+            <w:pPr>
+              <w:pStyle w:val="NoSpacing"/>
+              <w:rPr>
+                <w:rFonts w:ascii="Arial" w:hAnsi="Arial" w:cs="Arial"/>
+              </w:rPr>
+            </w:pPr>
+          </w:p>
+        </w:tc>
+        <w:tc>
+          <w:tcPr>
+            <w:tcW w:w="3969" w:type="dxa"/>
+            <w:gridSpan w:val="2"/>
+            <w:tcBorders>
+              <w:bottom w:val="single" w:sz="4" w:space="0" w:color="auto"/>
+            </w:tcBorders>
+            <w:vAlign w:val="bottom"/>
+          </w:tcPr>
+          <w:p>
+            <w:pPr>
+              <w:pStyle w:val="NoSpacing"/>
+              <w:rPr>
+                <w:rFonts w:ascii="Arial" w:hAnsi="Arial" w:cs="Arial"/>
+              </w:rPr>
+            </w:pPr>
+            <w:r>
+              <w:rPr>
+                <w:rFonts w:ascii="Arial" w:hAnsi="Arial" w:eastAsia="Arial" w:cs="Arial"/>
+                <w:sz w:val="22"/>
+                <w:szCs w:val="22"/>
+                <w:lang w:val="de-CH" w:eastAsia="de-CH"/>
+              </w:rPr>
+              <w:t>{{consignor_address_2}}</w:t>
+            </w:r>
+          </w:p>
+        </w:tc>
+      </w:tr>
+      <w:tr>
+        <w:trPr>
+          <w:gridAfter w:val="1"/>
+          <w:wAfter w:w="75" w:type="dxa"/>
+          <w:cantSplit/>
+          <w:trHeight w:val="397"/>
+        </w:trPr>
+        <w:tc>
+          <w:tcPr>
+            <w:tcW w:w="2835" w:type="dxa"/>
+            <w:vAlign w:val="bottom"/>
+          </w:tcPr>
+          <w:p>
+            <w:pPr>
+              <w:pStyle w:val="NoSpacing"/>
+              <w:rPr>
+                <w:rFonts w:ascii="Arial" w:hAnsi="Arial" w:cs="Arial"/>
+              </w:rPr>
+            </w:pPr>
+          </w:p>
+        </w:tc>
+        <w:tc>
+          <w:tcPr>
+            <w:tcW w:w="2268" w:type="dxa"/>
+            <w:vAlign w:val="bottom"/>
+          </w:tcPr>
+          <w:p>
+            <w:pPr>
+              <w:pStyle w:val="NoSpacing"/>
+              <w:rPr>
+                <w:rFonts w:ascii="Arial" w:hAnsi="Arial" w:cs="Arial"/>
+              </w:rPr>
+            </w:pPr>
+          </w:p>
+        </w:tc>
+        <w:tc>
+          <w:tcPr>
+            <w:tcW w:w="3969" w:type="dxa"/>
+            <w:gridSpan w:val="2"/>
+            <w:tcBorders>
+              <w:top w:val="single" w:sz="4" w:space="0" w:color="auto"/>
+              <w:bottom w:val="single" w:sz="4" w:space="0" w:color="auto"/>
+            </w:tcBorders>
+            <w:vAlign w:val="bottom"/>
+          </w:tcPr>
+          <w:p>
+            <w:pPr>
+              <w:pStyle w:val="NoSpacing"/>
+              <w:rPr>
+                <w:rFonts w:ascii="Arial" w:hAnsi="Arial" w:cs="Arial"/>
+              </w:rPr>
+            </w:pPr>
+            <w:r>
+              <w:rPr>
+                <w:rFonts w:ascii="Arial" w:hAnsi="Arial" w:eastAsia="Arial" w:cs="Arial"/>
+                <w:sz w:val="22"/>
+                <w:szCs w:val="22"/>
+                <w:lang w:val="de-CH" w:eastAsia="de-CH"/>
+              </w:rPr>
+              <w:t>{{consignor_address_3}}</w:t>
+            </w:r>
+          </w:p>
+        </w:tc>
+      </w:tr>
+      <w:tr>
+        <w:trPr>
+          <w:gridAfter w:val="1"/>
+          <w:wAfter w:w="75" w:type="dxa"/>
+          <w:cantSplit/>
+          <w:trHeight w:val="397"/>
+        </w:trPr>
+        <w:tc>
+          <w:tcPr>
+            <w:tcW w:w="2835" w:type="dxa"/>
+            <w:vAlign w:val="bottom"/>
+          </w:tcPr>
+          <w:p>
+            <w:pPr>
+              <w:pStyle w:val="NoSpacing"/>
+              <w:rPr>
+                <w:rFonts w:ascii="Arial" w:hAnsi="Arial" w:cs="Arial"/>
+              </w:rPr>
+            </w:pPr>
+          </w:p>
+        </w:tc>
+        <w:tc>
+          <w:tcPr>
+            <w:tcW w:w="2268" w:type="dxa"/>
+            <w:vAlign w:val="bottom"/>
+          </w:tcPr>
+          <w:p>
+            <w:pPr>
+              <w:pStyle w:val="NoSpacing"/>
+              <w:rPr>
+                <w:rFonts w:ascii="Arial" w:hAnsi="Arial" w:cs="Arial"/>
+              </w:rPr>
+            </w:pPr>
+          </w:p>
+        </w:tc>
+        <w:tc>
+          <w:tcPr>
+            <w:tcW w:w="3969" w:type="dxa"/>
+            <w:gridSpan w:val="2"/>
+            <w:tcBorders>
+              <w:top w:val="single" w:sz="4" w:space="0" w:color="auto"/>
+              <w:bottom w:val="single" w:sz="4" w:space="0" w:color="auto"/>
+            </w:tcBorders>
+            <w:vAlign w:val="bottom"/>
+          </w:tcPr>
+          <w:p>
+            <w:pPr>
+              <w:pStyle w:val="NoSpacing"/>
+              <w:rPr>
+                <w:rFonts w:ascii="Arial" w:hAnsi="Arial" w:cs="Arial"/>
+              </w:rPr>
+            </w:pPr>
+          </w:p>
+        </w:tc>
+      </w:tr>
+      <w:tr>
+        <w:trPr>
+          <w:gridAfter w:val="1"/>
+          <w:wAfter w:w="75" w:type="dxa"/>
+          <w:cantSplit/>
+          <w:trHeight w:val="397"/>
+        </w:trPr>
+        <w:tc>
+          <w:tcPr>
+            <w:tcW w:w="2835" w:type="dxa"/>
+            <w:vAlign w:val="bottom"/>
+          </w:tcPr>
+          <w:p>
+            <w:pPr>
+              <w:pStyle w:val="NoSpacing"/>
+              <w:rPr>
+                <w:rFonts w:ascii="Arial" w:hAnsi="Arial" w:cs="Arial"/>
+              </w:rPr>
+            </w:pPr>
+          </w:p>
+        </w:tc>
+        <w:tc>
+          <w:tcPr>
+            <w:tcW w:w="2268" w:type="dxa"/>
+            <w:vAlign w:val="bottom"/>
+          </w:tcPr>
+          <w:p>
+            <w:pPr>
+              <w:pStyle w:val="NoSpacing"/>
+              <w:rPr>
+                <w:rFonts w:ascii="Arial" w:hAnsi="Arial" w:cs="Arial"/>
+              </w:rPr>
+            </w:pPr>
+            <w:r>
+              <w:rPr>
+                <w:rFonts w:ascii="Arial" w:hAnsi="Arial" w:eastAsia="Arial" w:cs="Arial"/>
+                <w:sz w:val="22"/>
+                <w:szCs w:val="22"/>
+                <w:lang w:val="de-CH" w:eastAsia="de-CH"/>
+              </w:rPr>
+              <w:t>Telefonnummer</w:t>
+            </w:r>
+          </w:p>
+        </w:tc>
+        <w:tc>
+          <w:tcPr>
+            <w:tcW w:w="3969" w:type="dxa"/>
+            <w:gridSpan w:val="2"/>
+            <w:tcBorders>
+              <w:bottom w:val="single" w:sz="4" w:space="0" w:color="auto"/>
+            </w:tcBorders>
+            <w:vAlign w:val="bottom"/>
+          </w:tcPr>
+          <w:p>
+            <w:pPr>
+              <w:pStyle w:val="NoSpacing"/>
+              <w:rPr>
+                <w:rFonts w:ascii="Arial" w:hAnsi="Arial" w:cs="Arial"/>
+              </w:rPr>
+            </w:pPr>
+            <w:r>
+              <w:rPr>
+                <w:rFonts w:ascii="Arial" w:hAnsi="Arial" w:eastAsia="Arial" w:cs="Arial"/>
+                <w:sz w:val="22"/>
+                <w:szCs w:val="22"/>
+                <w:lang w:val="de-CH" w:eastAsia="de-CH"/>
+              </w:rPr>
+              <w:t>{{consignor_phone}}</w:t>
+            </w:r>
+          </w:p>
+        </w:tc>
+      </w:tr>
+      <w:tr>
+        <w:trPr>
+          <w:gridAfter w:val="1"/>
+          <w:wAfter w:w="75" w:type="dxa"/>
+          <w:cantSplit/>
+          <w:trHeight w:val="397"/>
+        </w:trPr>
+        <w:tc>
+          <w:tcPr>
+            <w:tcW w:w="2835" w:type="dxa"/>
+            <w:vAlign w:val="bottom"/>
+          </w:tcPr>
+          <w:p>
+            <w:pPr>
+              <w:pStyle w:val="NoSpacing"/>
+              <w:rPr>
+                <w:rFonts w:ascii="Arial" w:hAnsi="Arial" w:cs="Arial"/>
+              </w:rPr>
+            </w:pPr>
+          </w:p>
+        </w:tc>
+        <w:tc>
+          <w:tcPr>
+            <w:tcW w:w="2268" w:type="dxa"/>
+            <w:vAlign w:val="bottom"/>
+          </w:tcPr>
+          <w:p>
+            <w:pPr>
+              <w:pStyle w:val="NoSpacing"/>
+              <w:rPr>
+                <w:rFonts w:ascii="Arial" w:hAnsi="Arial" w:cs="Arial"/>
+              </w:rPr>
+            </w:pPr>
+            <w:r>
+              <w:rPr>
+                <w:rFonts w:ascii="Arial" w:hAnsi="Arial" w:eastAsia="Arial" w:cs="Arial"/>
+                <w:sz w:val="22"/>
+                <w:szCs w:val="22"/>
+                <w:lang w:val="de-CH" w:eastAsia="de-CH"/>
+              </w:rPr>
+              <w:t>E-Mail</w:t>
+            </w:r>
+          </w:p>
+        </w:tc>
+        <w:tc>
+          <w:tcPr>
+            <w:tcW w:w="3969" w:type="dxa"/>
+            <w:gridSpan w:val="2"/>
+            <w:tcBorders>
+              <w:top w:val="single" w:sz="4" w:space="0" w:color="auto"/>
+              <w:bottom w:val="single" w:sz="4" w:space="0" w:color="auto"/>
+            </w:tcBorders>
+            <w:vAlign w:val="bottom"/>
+          </w:tcPr>
+          <w:p>
+            <w:pPr>
+              <w:pStyle w:val="NoSpacing"/>
+              <w:rPr>
+                <w:rFonts w:ascii="Arial" w:hAnsi="Arial" w:cs="Arial"/>
+              </w:rPr>
+            </w:pPr>
+            <w:r>
+              <w:rPr>
+                <w:rFonts w:ascii="Arial" w:hAnsi="Arial" w:eastAsia="Arial" w:cs="Arial"/>
+                <w:sz w:val="22"/>
+                <w:szCs w:val="22"/>
+                <w:lang w:val="de-CH" w:eastAsia="de-CH"/>
+              </w:rPr>
+              <w:t>{{consignor_email}}</w:t>
+            </w:r>
+          </w:p>
+        </w:tc>
+      </w:tr>
+      <w:tr>
+        <w:trPr>
+          <w:gridAfter w:val="3"/>
+          <w:wAfter w:w="4044" w:type="dxa"/>
+          <w:cantSplit/>
+        </w:trPr>
+        <w:tc>
+          <w:tcPr>
+            <w:tcW w:w="2835" w:type="dxa"/>
+            <w:vAlign w:val="bottom"/>
+          </w:tcPr>
+          <w:p>
+            <w:pPr>
+              <w:rPr>
+                <w:rFonts w:ascii="Arial" w:hAnsi="Arial" w:cs="Arial"/>
+              </w:rPr>
+            </w:pPr>
+            <w:r>
+              <w:rPr>
+                <w:rFonts w:ascii="Arial" w:hAnsi="Arial" w:eastAsia="Arial" w:cs="Arial"/>
+                <w:sz w:val="22"/>
+                <w:szCs w:val="22"/>
+                <w:lang w:val="de-CH" w:eastAsia="de-CH"/>
+              </w:rPr>
+              <w:t>{{block_paragraf4_end}}</w:t>
+            </w:r>
+          </w:p>
+        </w:tc>
+        <w:tc>
+          <w:tcPr>
+            <w:tcW w:w="2268" w:type="dxa"/>
+            <w:vAlign w:val="bottom"/>
+          </w:tcPr>
+          <w:p>
+            <w:pPr>
+              <w:rPr>
+                <w:rFonts w:ascii="Arial" w:hAnsi="Arial" w:cs="Arial"/>
+              </w:rPr>
+            </w:pPr>
+          </w:p>
+        </w:tc>
+      </w:tr>
+      <w:tr>
+        <w:trPr>
+          <w:gridAfter w:val="3"/>
+          <w:wAfter w:w="4044" w:type="dxa"/>
+          <w:cantSplit/>
+        </w:trPr>
+        <w:tc>
+          <w:tcPr>
+            <w:tcW w:w="2835" w:type="dxa"/>
+            <w:vAlign w:val="bottom"/>
+          </w:tcPr>
+          <w:p>
+            <w:pPr>
+              <w:pStyle w:val="NoSpacing"/>
+              <w:rPr>
+                <w:rFonts w:ascii="Arial" w:hAnsi="Arial" w:cs="Arial"/>
+                <w:lang w:val="de-CH"/>
+              </w:rPr>
+            </w:pPr>
+          </w:p>
+        </w:tc>
+        <w:tc>
+          <w:tcPr>
+            <w:tcW w:w="2268" w:type="dxa"/>
+            <w:vAlign w:val="bottom"/>
+          </w:tcPr>
+          <w:p>
+            <w:pPr>
+              <w:pStyle w:val="NoSpacing"/>
+              <w:rPr>
+                <w:rFonts w:ascii="Arial" w:hAnsi="Arial" w:cs="Arial"/>
+                <w:lang w:val="de-CH"/>
+              </w:rPr>
+            </w:pPr>
+          </w:p>
+        </w:tc>
+      </w:tr>
+      <w:tr>
+        <w:trPr>
+          <w:gridAfter w:val="1"/>
+          <w:wAfter w:w="75" w:type="dxa"/>
+          <w:cantSplit/>
+        </w:trPr>
+        <w:tc>
+          <w:tcPr>
+            <w:tcW w:w="2835" w:type="dxa"/>
+            <w:vAlign w:val="bottom"/>
+          </w:tcPr>
+          <w:p>
+            <w:pPr>
+              <w:pStyle w:val="NoSpacing"/>
+              <w:rPr>
+                <w:rFonts w:ascii="Arial" w:hAnsi="Arial" w:cs="Arial"/>
+                <w:lang w:val="de-CH"/>
+              </w:rPr>
+            </w:pPr>
+            <w:r>
+              <w:rPr>
+                <w:rFonts w:ascii="Arial" w:hAnsi="Arial" w:eastAsia="Arial" w:cs="Arial"/>
+                <w:color w:val="464646"/>
+                <w:sz w:val="22"/>
+                <w:szCs w:val="22"/>
+                <w:lang w:val="de-CH" w:eastAsia="de-CH"/>
+              </w:rPr>
+              <w:t>{{block_paragraf5_start</w:t>
+            </w:r>
+            <w:proofErr w:type="gramStart"/>
+            <w:r>
+              <w:rPr>
+                <w:rFonts w:ascii="Arial" w:hAnsi="Arial" w:eastAsia="Arial" w:cs="Arial"/>
+                <w:color w:val="464646"/>
+                <w:sz w:val="22"/>
+                <w:szCs w:val="22"/>
+                <w:lang w:val="de-CH" w:eastAsia="de-CH"/>
+              </w:rPr>
+              <w:t>}}{</w:t>
+            </w:r>
+            <w:proofErr w:type="gramEnd"/>
+            <w:r>
+              <w:rPr>
+                <w:rFonts w:ascii="Arial" w:hAnsi="Arial" w:eastAsia="Arial" w:cs="Arial"/>
+                <w:color w:val="464646"/>
+                <w:sz w:val="22"/>
+                <w:szCs w:val="22"/>
+                <w:lang w:val="de-CH" w:eastAsia="de-CH"/>
+              </w:rPr>
+              <w:t>{</w:t>
+            </w:r>
+            <w:proofErr w:type="spellStart"/>
+            <w:r>
+              <w:rPr>
+                <w:rFonts w:ascii="Arial" w:hAnsi="Arial" w:eastAsia="Arial" w:cs="Arial"/>
+                <w:color w:val="464646"/>
+                <w:sz w:val="22"/>
+                <w:szCs w:val="22"/>
+                <w:lang w:val="de-CH" w:eastAsia="de-CH"/>
+              </w:rPr>
+              <w:t>check_legal_entity</w:t>
+            </w:r>
+            <w:proofErr w:type="spellEnd"/>
+            <w:r>
+              <w:rPr>
+                <w:rFonts w:ascii="Arial" w:hAnsi="Arial" w:eastAsia="Arial" w:cs="Arial"/>
+                <w:color w:val="464646"/>
+                <w:sz w:val="22"/>
+                <w:szCs w:val="22"/>
+                <w:lang w:val="de-CH" w:eastAsia="de-CH"/>
+              </w:rPr>
+              <w:t>}}</w:t>
+            </w:r>
+          </w:p>
+        </w:tc>
+        <w:tc>
+          <w:tcPr>
+            <w:tcW w:w="6237" w:type="dxa"/>
+            <w:gridSpan w:val="3"/>
+            <w:vAlign w:val="bottom"/>
+          </w:tcPr>
+          <w:p>
+            <w:pPr>
+              <w:pStyle w:val="NoSpacing"/>
+              <w:rPr>
+                <w:rFonts w:ascii="Arial" w:hAnsi="Arial" w:cs="Arial"/>
+              </w:rPr>
+            </w:pPr>
+            <w:r>
+              <w:rPr>
+                <w:rFonts w:ascii="Arial" w:hAnsi="Arial" w:eastAsia="Arial" w:cs="Arial"/>
+                <w:sz w:val="22"/>
+                <w:szCs w:val="22"/>
+                <w:lang w:val="de-CH" w:eastAsia="de-CH"/>
+              </w:rPr>
+              <w:t>Juristische Person oder Personengesellschaft</w:t>
+            </w:r>
+          </w:p>
+        </w:tc>
+      </w:tr>
+      <w:tr>
+        <w:trPr>
+          <w:gridAfter w:val="1"/>
+          <w:wAfter w:w="75" w:type="dxa"/>
+          <w:cantSplit/>
+        </w:trPr>
+        <w:tc>
+          <w:tcPr>
+            <w:tcW w:w="2835" w:type="dxa"/>
+            <w:vAlign w:val="bottom"/>
+          </w:tcPr>
+          <w:p>
+            <w:pPr>
+              <w:rPr>
+                <w:rFonts w:ascii="Arial" w:hAnsi="Arial" w:cs="Arial"/>
+              </w:rPr>
+            </w:pPr>
+            <w:r>
+              <w:rPr>
+                <w:rFonts w:ascii="Arial" w:hAnsi="Arial" w:eastAsia="Arial" w:cs="Arial"/>
+                <w:sz w:val="22"/>
+                <w:szCs w:val="22"/>
+                <w:lang w:val="de-CH" w:eastAsia="de-CH"/>
+              </w:rPr>
+              <w:t>{{block_paragraf5_end}}</w:t>
+            </w:r>
+          </w:p>
+        </w:tc>
+        <w:tc>
+          <w:tcPr>
+            <w:tcW w:w="6237" w:type="dxa"/>
+            <w:gridSpan w:val="3"/>
+            <w:vAlign w:val="bottom"/>
+          </w:tcPr>
+          <w:p>
+            <w:pPr>
+              <w:rPr>
+                <w:rFonts w:ascii="Arial" w:hAnsi="Arial" w:cs="Arial"/>
+              </w:rPr>
+            </w:pPr>
+          </w:p>
+        </w:tc>
+      </w:tr>
+      <w:tr>
+        <w:trPr>
+          <w:cantSplit/>
+          <w:trHeight w:val="397"/>
+        </w:trPr>
+        <w:tc>
+          <w:tcPr>
+            <w:tcW w:w="2835" w:type="dxa"/>
+            <w:vAlign w:val="bottom"/>
+          </w:tcPr>
+          <w:p>
+            <w:pPr>
+              <w:rPr>
+                <w:rFonts w:ascii="Arial" w:hAnsi="Arial" w:cs="Arial"/>
+              </w:rPr>
+            </w:pPr>
+            <w:r>
+              <w:rPr>
+                <w:rFonts w:ascii="Arial" w:hAnsi="Arial" w:eastAsia="Arial" w:cs="Arial"/>
+                <w:sz w:val="22"/>
+                <w:szCs w:val="22"/>
+                <w:lang w:val="de-CH" w:eastAsia="de-CH"/>
+              </w:rPr>
+              <w:t>{{block_paragraf6_start}}</w:t>
+            </w:r>
+          </w:p>
+        </w:tc>
+        <w:tc>
+          <w:tcPr>
+            <w:tcW w:w="2343" w:type="dxa"/>
+            <w:gridSpan w:val="2"/>
+            <w:vAlign w:val="bottom"/>
+          </w:tcPr>
+          <w:p>
+            <w:pPr>
+              <w:rPr>
+                <w:rFonts w:ascii="Arial" w:hAnsi="Arial" w:cs="Arial"/>
+              </w:rPr>
+            </w:pPr>
+          </w:p>
+        </w:tc>
+        <w:tc>
+          <w:tcPr>
+            <w:tcW w:w="3969" w:type="dxa"/>
+            <w:gridSpan w:val="2"/>
+            <w:vMerge w:val="restart"/>
+            <w:vAlign w:val="bottom"/>
+          </w:tcPr>
+          <w:p>
+            <w:pPr>
+              <w:pStyle w:val="NoSpacing"/>
+              <w:rPr>
+                <w:rFonts w:ascii="Arial" w:hAnsi="Arial" w:cs="Arial"/>
+              </w:rPr>
+            </w:pPr>
+          </w:p>
+          <w:p>
+            <w:pPr>
+              <w:pStyle w:val="NoSpacing"/>
+              <w:rPr>
+                <w:rFonts w:ascii="Arial" w:hAnsi="Arial" w:cs="Arial"/>
+              </w:rPr>
+            </w:pPr>
+            <w:r>
+              <w:rPr>
+                <w:rFonts w:ascii="Arial" w:hAnsi="Arial" w:eastAsia="Arial" w:cs="Arial"/>
+                <w:sz w:val="22"/>
+                <w:szCs w:val="22"/>
+                <w:lang w:val="de-CH" w:eastAsia="de-CH"/>
+              </w:rPr>
+              <w:t>{{legal_entity_name}}</w:t>
+            </w:r>
+          </w:p>
+        </w:tc>
+      </w:tr>
+      <w:tr>
+        <w:trPr>
+          <w:cantSplit/>
+          <w:trHeight w:val="397"/>
+        </w:trPr>
+        <w:tc>
+          <w:tcPr>
+            <w:tcW w:w="2835" w:type="dxa"/>
+            <w:vAlign w:val="bottom"/>
+          </w:tcPr>
+          <w:p>
+            <w:pPr>
+              <w:pStyle w:val="NoSpacing"/>
+              <w:rPr>
+                <w:rFonts w:ascii="Arial" w:hAnsi="Arial" w:cs="Arial"/>
+              </w:rPr>
+            </w:pPr>
+          </w:p>
+        </w:tc>
+        <w:tc>
+          <w:tcPr>
+            <w:tcW w:w="2343" w:type="dxa"/>
+            <w:gridSpan w:val="2"/>
+            <w:vAlign w:val="bottom"/>
+          </w:tcPr>
+          <w:p>
+            <w:pPr>
+              <w:pStyle w:val="NoSpacing"/>
+              <w:rPr>
+                <w:rFonts w:ascii="Arial" w:hAnsi="Arial" w:cs="Arial"/>
+              </w:rPr>
+            </w:pPr>
+            <w:r>
+              <w:rPr>
+                <w:rFonts w:ascii="Arial" w:hAnsi="Arial" w:eastAsia="Arial" w:cs="Arial"/>
+                <w:sz w:val="22"/>
+                <w:szCs w:val="22"/>
+                <w:lang w:val="de-CH" w:eastAsia="de-CH"/>
+              </w:rPr>
+              <w:t>Firma</w:t>
             </w:r>
           </w:p>
         </w:tc>
@@ -1025,8 +1928,7 @@
       </w:tr>
       <w:tr>
         <w:trPr>
-          <w:gridAfter w:val="1"/>
-          <w:wAfter w:w="75" w:type="dxa"/>
+          <w:cantSplit/>
           <w:trHeight w:val="397"/>
         </w:trPr>
         <w:tc>
@@ -1045,22 +1947,88 @@
         </w:tc>
         <w:tc>
           <w:tcPr>
-            <w:tcW w:w="2268" w:type="dxa"/>
-            <w:vAlign w:val="bottom"/>
-          </w:tcPr>
-          <w:p>
-            <w:pPr>
-              <w:pStyle w:val="NoSpacing"/>
-              <w:rPr>
-                <w:rFonts w:ascii="Arial" w:hAnsi="Arial" w:cs="Arial"/>
-              </w:rPr>
-            </w:pPr>
-            <w:r>
-              <w:rPr>
-                <w:rFonts w:ascii="Arial" w:hAnsi="Arial" w:cs="Arial"/>
-              </w:rPr>
-              <w:t>Geburtstag</w:t>
-            </w:r>
+            <w:tcW w:w="2343" w:type="dxa"/>
+            <w:gridSpan w:val="2"/>
+            <w:vAlign w:val="bottom"/>
+          </w:tcPr>
+          <w:p>
+            <w:pPr>
+              <w:pStyle w:val="NoSpacing"/>
+              <w:rPr>
+                <w:rFonts w:ascii="Arial" w:hAnsi="Arial" w:cs="Arial"/>
+              </w:rPr>
+            </w:pPr>
+            <w:r>
+              <w:rPr>
+                <w:rFonts w:ascii="Arial" w:hAnsi="Arial" w:eastAsia="Arial" w:cs="Arial"/>
+                <w:sz w:val="22"/>
+                <w:szCs w:val="22"/>
+                <w:lang w:val="de-CH" w:eastAsia="de-CH"/>
+              </w:rPr>
+              <w:t>Domiziladresse</w:t>
+            </w:r>
+          </w:p>
+        </w:tc>
+        <w:tc>
+          <w:tcPr>
+            <w:tcW w:w="3969" w:type="dxa"/>
+            <w:gridSpan w:val="2"/>
+            <w:tcBorders>
+              <w:bottom w:val="single" w:sz="4" w:space="0" w:color="auto"/>
+            </w:tcBorders>
+            <w:vAlign w:val="bottom"/>
+          </w:tcPr>
+          <w:p>
+            <w:pPr>
+              <w:pStyle w:val="NoSpacing"/>
+              <w:rPr>
+                <w:rFonts w:ascii="Arial" w:hAnsi="Arial" w:cs="Arial"/>
+              </w:rPr>
+            </w:pPr>
+            <w:r>
+              <w:rPr>
+                <w:rFonts w:ascii="Arial" w:hAnsi="Arial" w:eastAsia="Arial" w:cs="Arial"/>
+                <w:sz w:val="22"/>
+                <w:szCs w:val="22"/>
+                <w:lang w:val="de-CH" w:eastAsia="de-CH"/>
+              </w:rPr>
+              <w:t>{{legal_entity_address_1}}</w:t>
+            </w:r>
+          </w:p>
+        </w:tc>
+      </w:tr>
+      <w:tr>
+        <w:trPr>
+          <w:cantSplit/>
+          <w:trHeight w:val="397"/>
+        </w:trPr>
+        <w:tc>
+          <w:tcPr>
+            <w:tcW w:w="2835" w:type="dxa"/>
+            <w:vAlign w:val="bottom"/>
+          </w:tcPr>
+          <w:p>
+            <w:pPr>
+              <w:pStyle w:val="NoSpacing"/>
+              <w:rPr>
+                <w:rFonts w:ascii="Arial" w:hAnsi="Arial" w:cs="Arial"/>
+              </w:rPr>
+            </w:pPr>
+          </w:p>
+        </w:tc>
+        <w:tc>
+          <w:tcPr>
+            <w:tcW w:w="2343" w:type="dxa"/>
+            <w:gridSpan w:val="2"/>
+            <w:vAlign w:val="bottom"/>
+          </w:tcPr>
+          <w:p>
+            <w:pPr>
+              <w:pStyle w:val="NoSpacing"/>
+              <w:rPr>
+                <w:rFonts w:ascii="Arial" w:hAnsi="Arial" w:cs="Arial"/>
+              </w:rPr>
+            </w:pPr>
           </w:p>
         </w:tc>
         <w:tc>
@@ -1082,17 +2050,19 @@
             </w:pPr>
             <w:r>
               <w:rPr>
-                <w:rFonts w:ascii="Arial" w:hAnsi="Arial" w:cs="Arial"/>
-              </w:rPr>
-              <w:t>{{consignor_dob}}</w:t>
+                <w:rFonts w:ascii="Arial" w:hAnsi="Arial" w:eastAsia="Arial" w:cs="Arial"/>
+                <w:sz w:val="22"/>
+                <w:szCs w:val="22"/>
+                <w:lang w:val="de-CH" w:eastAsia="de-CH"/>
+              </w:rPr>
+              <w:t>{{legal_entity_address_2}}</w:t>
             </w:r>
           </w:p>
         </w:tc>
       </w:tr>
       <w:tr>
         <w:trPr>
-          <w:gridAfter w:val="1"/>
-          <w:wAfter w:w="75" w:type="dxa"/>
+          <w:cantSplit/>
           <w:trHeight w:val="397"/>
         </w:trPr>
         <w:tc>
@@ -1111,22 +2081,17 @@
         </w:tc>
         <w:tc>
           <w:tcPr>
-            <w:tcW w:w="2268" w:type="dxa"/>
-            <w:vAlign w:val="bottom"/>
-          </w:tcPr>
-          <w:p>
-            <w:pPr>
-              <w:pStyle w:val="NoSpacing"/>
-              <w:rPr>
-                <w:rFonts w:ascii="Arial" w:hAnsi="Arial" w:cs="Arial"/>
-              </w:rPr>
-            </w:pPr>
-            <w:r>
-              <w:rPr>
-                <w:rFonts w:ascii="Arial" w:hAnsi="Arial" w:cs="Arial"/>
-              </w:rPr>
-              <w:t>Staatsangehörigkeit</w:t>
-            </w:r>
+            <w:tcW w:w="2343" w:type="dxa"/>
+            <w:gridSpan w:val="2"/>
+            <w:vAlign w:val="bottom"/>
+          </w:tcPr>
+          <w:p>
+            <w:pPr>
+              <w:pStyle w:val="NoSpacing"/>
+              <w:rPr>
+                <w:rFonts w:ascii="Arial" w:hAnsi="Arial" w:cs="Arial"/>
+              </w:rPr>
+            </w:pPr>
           </w:p>
         </w:tc>
         <w:tc>
@@ -1148,17 +2113,19 @@
             </w:pPr>
             <w:r>
               <w:rPr>
-                <w:rFonts w:ascii="Arial" w:hAnsi="Arial" w:cs="Arial"/>
-              </w:rPr>
-              <w:t>{{consignor_nationality}}</w:t>
+                <w:rFonts w:ascii="Arial" w:hAnsi="Arial" w:eastAsia="Arial" w:cs="Arial"/>
+                <w:sz w:val="22"/>
+                <w:szCs w:val="22"/>
+                <w:lang w:val="de-CH" w:eastAsia="de-CH"/>
+              </w:rPr>
+              <w:t>{{legal_entity_address_3}}</w:t>
             </w:r>
           </w:p>
         </w:tc>
       </w:tr>
       <w:tr>
         <w:trPr>
-          <w:gridAfter w:val="1"/>
-          <w:wAfter w:w="75" w:type="dxa"/>
+          <w:cantSplit/>
           <w:trHeight w:val="397"/>
         </w:trPr>
         <w:tc>
@@ -1177,22 +2144,17 @@
         </w:tc>
         <w:tc>
           <w:tcPr>
-            <w:tcW w:w="2268" w:type="dxa"/>
-            <w:vAlign w:val="bottom"/>
-          </w:tcPr>
-          <w:p>
-            <w:pPr>
-              <w:pStyle w:val="NoSpacing"/>
-              <w:rPr>
-                <w:rFonts w:ascii="Arial" w:hAnsi="Arial" w:cs="Arial"/>
-              </w:rPr>
-            </w:pPr>
-            <w:r>
-              <w:rPr>
-                <w:rFonts w:ascii="Arial" w:hAnsi="Arial" w:cs="Arial"/>
-              </w:rPr>
-              <w:t>Wohnsitzadresse</w:t>
-            </w:r>
+            <w:tcW w:w="2343" w:type="dxa"/>
+            <w:gridSpan w:val="2"/>
+            <w:vAlign w:val="bottom"/>
+          </w:tcPr>
+          <w:p>
+            <w:pPr>
+              <w:pStyle w:val="NoSpacing"/>
+              <w:rPr>
+                <w:rFonts w:ascii="Arial" w:hAnsi="Arial" w:cs="Arial"/>
+              </w:rPr>
+            </w:pPr>
           </w:p>
         </w:tc>
         <w:tc>
@@ -1212,19 +2174,12 @@
                 <w:rFonts w:ascii="Arial" w:hAnsi="Arial" w:cs="Arial"/>
               </w:rPr>
             </w:pPr>
-            <w:r>
-              <w:rPr>
-                <w:rFonts w:ascii="Arial" w:hAnsi="Arial" w:cs="Arial"/>
-              </w:rPr>
-              <w:t>{{consignor_address_1}}</w:t>
-            </w:r>
           </w:p>
         </w:tc>
       </w:tr>
       <w:tr>
         <w:trPr>
-          <w:gridAfter w:val="1"/>
-          <w:wAfter w:w="75" w:type="dxa"/>
+          <w:cantSplit/>
           <w:trHeight w:val="397"/>
         </w:trPr>
         <w:tc>
@@ -1243,75 +2198,26 @@
         </w:tc>
         <w:tc>
           <w:tcPr>
-            <w:tcW w:w="2268" w:type="dxa"/>
-            <w:vAlign w:val="bottom"/>
-          </w:tcPr>
-          <w:p>
-            <w:pPr>
-              <w:pStyle w:val="NoSpacing"/>
-              <w:rPr>
-                <w:rFonts w:ascii="Arial" w:hAnsi="Arial" w:cs="Arial"/>
-              </w:rPr>
-            </w:pPr>
-          </w:p>
-        </w:tc>
-        <w:tc>
-          <w:tcPr>
-            <w:tcW w:w="3969" w:type="dxa"/>
+            <w:tcW w:w="2343" w:type="dxa"/>
             <w:gridSpan w:val="2"/>
-            <w:tcBorders>
-              <w:bottom w:val="single" w:sz="4" w:space="0" w:color="auto"/>
-            </w:tcBorders>
-            <w:vAlign w:val="bottom"/>
-          </w:tcPr>
-          <w:p>
-            <w:pPr>
-              <w:pStyle w:val="NoSpacing"/>
-              <w:rPr>
-                <w:rFonts w:ascii="Arial" w:hAnsi="Arial" w:cs="Arial"/>
-              </w:rPr>
-            </w:pPr>
-            <w:r>
-              <w:rPr>
-                <w:rFonts w:ascii="Arial" w:hAnsi="Arial" w:cs="Arial"/>
-              </w:rPr>
-              <w:t>{{consignor_address_2}}</w:t>
-            </w:r>
-          </w:p>
-        </w:tc>
-      </w:tr>
-      <w:tr>
-        <w:trPr>
-          <w:gridAfter w:val="1"/>
-          <w:wAfter w:w="75" w:type="dxa"/>
-          <w:trHeight w:val="397"/>
-        </w:trPr>
-        <w:tc>
-          <w:tcPr>
-            <w:tcW w:w="2835" w:type="dxa"/>
-            <w:vAlign w:val="bottom"/>
-          </w:tcPr>
-          <w:p>
-            <w:pPr>
-              <w:pStyle w:val="NoSpacing"/>
-              <w:rPr>
-                <w:rFonts w:ascii="Arial" w:hAnsi="Arial" w:cs="Arial"/>
-              </w:rPr>
-            </w:pPr>
-          </w:p>
-        </w:tc>
-        <w:tc>
-          <w:tcPr>
-            <w:tcW w:w="2268" w:type="dxa"/>
-            <w:vAlign w:val="bottom"/>
-          </w:tcPr>
-          <w:p>
-            <w:pPr>
-              <w:pStyle w:val="NoSpacing"/>
-              <w:rPr>
-                <w:rFonts w:ascii="Arial" w:hAnsi="Arial" w:cs="Arial"/>
-              </w:rPr>
-            </w:pPr>
+            <w:vAlign w:val="bottom"/>
+          </w:tcPr>
+          <w:p>
+            <w:pPr>
+              <w:pStyle w:val="NoSpacing"/>
+              <w:rPr>
+                <w:rFonts w:ascii="Arial" w:hAnsi="Arial" w:cs="Arial"/>
+              </w:rPr>
+            </w:pPr>
+            <w:r>
+              <w:rPr>
+                <w:rFonts w:ascii="Arial" w:hAnsi="Arial" w:eastAsia="Arial" w:cs="Arial"/>
+                <w:sz w:val="22"/>
+                <w:szCs w:val="22"/>
+                <w:lang w:val="de-CH" w:eastAsia="de-CH"/>
+              </w:rPr>
+              <w:t>Name des Vertreters</w:t>
+            </w:r>
           </w:p>
         </w:tc>
         <w:tc>
@@ -1333,17 +2239,19 @@
             </w:pPr>
             <w:r>
               <w:rPr>
-                <w:rFonts w:ascii="Arial" w:hAnsi="Arial" w:cs="Arial"/>
-              </w:rPr>
-              <w:t>{{consignor_address_3}}</w:t>
+                <w:rFonts w:ascii="Arial" w:hAnsi="Arial" w:eastAsia="Arial" w:cs="Arial"/>
+                <w:sz w:val="22"/>
+                <w:szCs w:val="22"/>
+                <w:lang w:val="de-CH" w:eastAsia="de-CH"/>
+              </w:rPr>
+              <w:t>{{representative_name}}</w:t>
             </w:r>
           </w:p>
         </w:tc>
       </w:tr>
       <w:tr>
         <w:trPr>
-          <w:gridAfter w:val="1"/>
-          <w:wAfter w:w="75" w:type="dxa"/>
+          <w:cantSplit/>
           <w:trHeight w:val="397"/>
         </w:trPr>
         <w:tc>
@@ -1362,16 +2270,26 @@
         </w:tc>
         <w:tc>
           <w:tcPr>
-            <w:tcW w:w="2268" w:type="dxa"/>
-            <w:vAlign w:val="bottom"/>
-          </w:tcPr>
-          <w:p>
-            <w:pPr>
-              <w:pStyle w:val="NoSpacing"/>
-              <w:rPr>
-                <w:rFonts w:ascii="Arial" w:hAnsi="Arial" w:cs="Arial"/>
-              </w:rPr>
-            </w:pPr>
+            <w:tcW w:w="2343" w:type="dxa"/>
+            <w:gridSpan w:val="2"/>
+            <w:vAlign w:val="bottom"/>
+          </w:tcPr>
+          <w:p>
+            <w:pPr>
+              <w:pStyle w:val="NoSpacing"/>
+              <w:rPr>
+                <w:rFonts w:ascii="Arial" w:hAnsi="Arial" w:cs="Arial"/>
+              </w:rPr>
+            </w:pPr>
+            <w:r>
+              <w:rPr>
+                <w:rFonts w:ascii="Arial" w:hAnsi="Arial" w:eastAsia="Arial" w:cs="Arial"/>
+                <w:sz w:val="22"/>
+                <w:szCs w:val="22"/>
+                <w:lang w:val="de-CH" w:eastAsia="de-CH"/>
+              </w:rPr>
+              <w:t>Telefonnummer</w:t>
+            </w:r>
           </w:p>
         </w:tc>
         <w:tc>
@@ -1391,13 +2309,21 @@
                 <w:rFonts w:ascii="Arial" w:hAnsi="Arial" w:cs="Arial"/>
               </w:rPr>
             </w:pPr>
+            <w:r>
+              <w:rPr>
+                <w:rFonts w:ascii="Arial" w:hAnsi="Arial" w:eastAsia="Arial" w:cs="Arial"/>
+                <w:sz w:val="22"/>
+                <w:szCs w:val="22"/>
+                <w:lang w:val="de-CH" w:eastAsia="de-CH"/>
+              </w:rPr>
+              <w:t>{{representative_phone}}</w:t>
+            </w:r>
           </w:p>
         </w:tc>
       </w:tr>
       <w:tr>
         <w:trPr>
-          <w:gridAfter w:val="1"/>
-          <w:wAfter w:w="75" w:type="dxa"/>
+          <w:cantSplit/>
           <w:trHeight w:val="397"/>
         </w:trPr>
         <w:tc>
@@ -1416,84 +2342,23 @@
         </w:tc>
         <w:tc>
           <w:tcPr>
-            <w:tcW w:w="2268" w:type="dxa"/>
-            <w:vAlign w:val="bottom"/>
-          </w:tcPr>
-          <w:p>
-            <w:pPr>
-              <w:pStyle w:val="NoSpacing"/>
-              <w:rPr>
-                <w:rFonts w:ascii="Arial" w:hAnsi="Arial" w:cs="Arial"/>
-              </w:rPr>
-            </w:pPr>
-            <w:r>
-              <w:rPr>
-                <w:rFonts w:ascii="Arial" w:hAnsi="Arial" w:cs="Arial"/>
-              </w:rPr>
-              <w:t>Telefonnummer</w:t>
-            </w:r>
-          </w:p>
-        </w:tc>
-        <w:tc>
-          <w:tcPr>
-            <w:tcW w:w="3969" w:type="dxa"/>
+            <w:tcW w:w="2343" w:type="dxa"/>
             <w:gridSpan w:val="2"/>
-            <w:tcBorders>
-              <w:bottom w:val="single" w:sz="4" w:space="0" w:color="auto"/>
-            </w:tcBorders>
-            <w:vAlign w:val="bottom"/>
-          </w:tcPr>
-          <w:p>
-            <w:pPr>
-              <w:pStyle w:val="NoSpacing"/>
-              <w:rPr>
-                <w:rFonts w:ascii="Arial" w:hAnsi="Arial" w:cs="Arial"/>
-              </w:rPr>
-            </w:pPr>
-            <w:r>
-              <w:rPr>
-                <w:rFonts w:ascii="Arial" w:hAnsi="Arial" w:cs="Arial"/>
-              </w:rPr>
-              <w:t>{{consignor_phone}}</w:t>
-            </w:r>
-          </w:p>
-        </w:tc>
-      </w:tr>
-      <w:tr>
-        <w:trPr>
-          <w:gridAfter w:val="1"/>
-          <w:wAfter w:w="75" w:type="dxa"/>
-          <w:trHeight w:val="397"/>
-        </w:trPr>
-        <w:tc>
-          <w:tcPr>
-            <w:tcW w:w="2835" w:type="dxa"/>
-            <w:vAlign w:val="bottom"/>
-          </w:tcPr>
-          <w:p>
-            <w:pPr>
-              <w:pStyle w:val="NoSpacing"/>
-              <w:rPr>
-                <w:rFonts w:ascii="Arial" w:hAnsi="Arial" w:cs="Arial"/>
-              </w:rPr>
-            </w:pPr>
-          </w:p>
-        </w:tc>
-        <w:tc>
-          <w:tcPr>
-            <w:tcW w:w="2268" w:type="dxa"/>
-            <w:vAlign w:val="bottom"/>
-          </w:tcPr>
-          <w:p>
-            <w:pPr>
-              <w:pStyle w:val="NoSpacing"/>
-              <w:rPr>
-                <w:rFonts w:ascii="Arial" w:hAnsi="Arial" w:cs="Arial"/>
-              </w:rPr>
-            </w:pPr>
-            <w:r>
-              <w:rPr>
-                <w:rFonts w:ascii="Arial" w:hAnsi="Arial" w:cs="Arial"/>
+            <w:vAlign w:val="bottom"/>
+          </w:tcPr>
+          <w:p>
+            <w:pPr>
+              <w:pStyle w:val="NoSpacing"/>
+              <w:rPr>
+                <w:rFonts w:ascii="Arial" w:hAnsi="Arial" w:cs="Arial"/>
+              </w:rPr>
+            </w:pPr>
+            <w:r>
+              <w:rPr>
+                <w:rFonts w:ascii="Arial" w:hAnsi="Arial" w:eastAsia="Arial" w:cs="Arial"/>
+                <w:sz w:val="22"/>
+                <w:szCs w:val="22"/>
+                <w:lang w:val="de-CH" w:eastAsia="de-CH"/>
               </w:rPr>
               <w:t>E-Mail</w:t>
             </w:r>
@@ -1518,84 +2383,13 @@
             </w:pPr>
             <w:r>
               <w:rPr>
-                <w:rFonts w:ascii="Arial" w:hAnsi="Arial" w:cs="Arial"/>
-              </w:rPr>
-              <w:t>{{consignor_email}}</w:t>
-            </w:r>
-          </w:p>
-        </w:tc>
-      </w:tr>
-      <w:tr>
-        <w:trPr>
-          <w:gridAfter w:val="3"/>
-          <w:wAfter w:w="4044" w:type="dxa"/>
-        </w:trPr>
-        <w:tc>
-          <w:tcPr>
-            <w:tcW w:w="2835" w:type="dxa"/>
-            <w:vAlign w:val="bottom"/>
-          </w:tcPr>
-          <w:p>
-            <w:pPr>
-              <w:rPr>
-                <w:rFonts w:ascii="Arial" w:hAnsi="Arial" w:cs="Arial"/>
-              </w:rPr>
-            </w:pPr>
-            <w:r>
-              <w:rPr>
-                <w:rFonts w:ascii="Arial" w:hAnsi="Arial" w:cs="Arial"/>
-              </w:rPr>
-              <w:t>{{block_paragraf4_end}}</w:t>
-            </w:r>
-          </w:p>
-        </w:tc>
-        <w:tc>
-          <w:tcPr>
-            <w:tcW w:w="2268" w:type="dxa"/>
-            <w:vAlign w:val="bottom"/>
-          </w:tcPr>
-          <w:p>
-            <w:pPr>
-              <w:rPr>
-                <w:rFonts w:ascii="Arial" w:hAnsi="Arial" w:cs="Arial"/>
-              </w:rPr>
-            </w:pPr>
-          </w:p>
-        </w:tc>
-      </w:tr>
-      <w:tr>
-        <w:trPr>
-          <w:gridAfter w:val="3"/>
-          <w:wAfter w:w="4044" w:type="dxa"/>
-        </w:trPr>
-        <w:tc>
-          <w:tcPr>
-            <w:tcW w:w="2835" w:type="dxa"/>
-            <w:vAlign w:val="bottom"/>
-          </w:tcPr>
-          <w:p>
-            <w:pPr>
-              <w:pStyle w:val="NoSpacing"/>
-              <w:rPr>
-                <w:rFonts w:ascii="Arial" w:hAnsi="Arial" w:cs="Arial"/>
-                <w:lang w:val="en-US"/>
-              </w:rPr>
-            </w:pPr>
-          </w:p>
-        </w:tc>
-        <w:tc>
-          <w:tcPr>
-            <w:tcW w:w="2268" w:type="dxa"/>
-            <w:vAlign w:val="bottom"/>
-          </w:tcPr>
-          <w:p>
-            <w:pPr>
-              <w:pStyle w:val="NoSpacing"/>
-              <w:rPr>
-                <w:rFonts w:ascii="Arial" w:hAnsi="Arial" w:cs="Arial"/>
-                <w:lang w:val="en-US"/>
-              </w:rPr>
-            </w:pPr>
+                <w:rFonts w:ascii="Arial" w:hAnsi="Arial" w:eastAsia="Arial" w:cs="Arial"/>
+                <w:sz w:val="22"/>
+                <w:szCs w:val="22"/>
+                <w:lang w:val="de-CH" w:eastAsia="de-CH"/>
+              </w:rPr>
+              <w:t>{{representative_email}}</w:t>
+            </w:r>
           </w:p>
         </w:tc>
       </w:tr>
@@ -1603,6 +2397,7 @@
         <w:trPr>
           <w:gridAfter w:val="1"/>
           <w:wAfter w:w="75" w:type="dxa"/>
+          <w:cantSplit/>
         </w:trPr>
         <w:tc>
           <w:tcPr>
@@ -1611,677 +2406,16 @@
           </w:tcPr>
           <w:p>
             <w:pPr>
-              <w:pStyle w:val="NoSpacing"/>
-              <w:rPr>
-                <w:rFonts w:ascii="Arial" w:hAnsi="Arial" w:cs="Arial"/>
-                <w:lang w:val="en-US"/>
-              </w:rPr>
-            </w:pPr>
-            <w:r>
-              <w:rPr>
-                <w:rFonts w:ascii="Arial" w:hAnsi="Arial" w:cs="Arial"/>
-                <w:color w:val="464646"/>
-                <w:lang w:val="en-US"/>
-              </w:rPr>
-              <w:t>{{block_paragraf5_start}}{{</w:t>
-            </w:r>
-            <w:proofErr w:type="spellStart"/>
-            <w:r>
-              <w:rPr>
-                <w:rFonts w:ascii="Arial" w:hAnsi="Arial" w:cs="Arial"/>
-                <w:color w:val="464646"/>
-                <w:lang w:val="en-US"/>
-              </w:rPr>
-              <w:t>check_legal_entity</w:t>
-            </w:r>
-            <w:proofErr w:type="spellEnd"/>
-            <w:r>
-              <w:rPr>
-                <w:rFonts w:ascii="Arial" w:hAnsi="Arial" w:cs="Arial"/>
-                <w:color w:val="464646"/>
-                <w:lang w:val="en-US"/>
-              </w:rPr>
-              <w:t>}}</w:t>
-            </w:r>
-          </w:p>
-        </w:tc>
-        <w:tc>
-          <w:tcPr>
-            <w:tcW w:w="6237" w:type="dxa"/>
-            <w:gridSpan w:val="3"/>
-            <w:vAlign w:val="bottom"/>
-          </w:tcPr>
-          <w:p>
-            <w:pPr>
-              <w:pStyle w:val="NoSpacing"/>
-              <w:rPr>
-                <w:rFonts w:ascii="Arial" w:hAnsi="Arial" w:cs="Arial"/>
-              </w:rPr>
-            </w:pPr>
-            <w:r>
-              <w:rPr>
-                <w:rFonts w:ascii="Arial" w:hAnsi="Arial" w:cs="Arial"/>
-              </w:rPr>
-              <w:t>Juristische Person, Personengesellschaften</w:t>
-            </w:r>
-          </w:p>
-        </w:tc>
-      </w:tr>
-      <w:tr>
-        <w:trPr>
-          <w:gridAfter w:val="1"/>
-          <w:wAfter w:w="75" w:type="dxa"/>
-        </w:trPr>
-        <w:tc>
-          <w:tcPr>
-            <w:tcW w:w="2835" w:type="dxa"/>
-            <w:vAlign w:val="bottom"/>
-          </w:tcPr>
-          <w:p>
-            <w:pPr>
-              <w:rPr>
-                <w:rFonts w:ascii="Arial" w:hAnsi="Arial" w:cs="Arial"/>
-              </w:rPr>
-            </w:pPr>
-            <w:r>
-              <w:rPr>
-                <w:rFonts w:ascii="Arial" w:hAnsi="Arial" w:cs="Arial"/>
-              </w:rPr>
-              <w:t>{{block_paragraf5_end}}</w:t>
-            </w:r>
-          </w:p>
-        </w:tc>
-        <w:tc>
-          <w:tcPr>
-            <w:tcW w:w="6237" w:type="dxa"/>
-            <w:gridSpan w:val="3"/>
-            <w:vAlign w:val="bottom"/>
-          </w:tcPr>
-          <w:p>
-            <w:pPr>
-              <w:rPr>
-                <w:rFonts w:ascii="Arial" w:hAnsi="Arial" w:cs="Arial"/>
-              </w:rPr>
-            </w:pPr>
-          </w:p>
-        </w:tc>
-      </w:tr>
-      <w:tr>
-        <w:trPr>
-          <w:trHeight w:val="397"/>
-        </w:trPr>
-        <w:tc>
-          <w:tcPr>
-            <w:tcW w:w="2835" w:type="dxa"/>
-            <w:vAlign w:val="bottom"/>
-          </w:tcPr>
-          <w:p>
-            <w:pPr>
-              <w:rPr>
-                <w:rFonts w:ascii="Arial" w:hAnsi="Arial" w:cs="Arial"/>
-              </w:rPr>
-            </w:pPr>
-            <w:r>
-              <w:rPr>
-                <w:rFonts w:ascii="Arial" w:hAnsi="Arial" w:cs="Arial"/>
-              </w:rPr>
-              <w:t>{{block_paragraf6_start}}</w:t>
-            </w:r>
-          </w:p>
-        </w:tc>
-        <w:tc>
-          <w:tcPr>
-            <w:tcW w:w="2343" w:type="dxa"/>
-            <w:gridSpan w:val="2"/>
-            <w:vAlign w:val="bottom"/>
-          </w:tcPr>
-          <w:p>
-            <w:pPr>
-              <w:rPr>
-                <w:rFonts w:ascii="Arial" w:hAnsi="Arial" w:cs="Arial"/>
-              </w:rPr>
-            </w:pPr>
-          </w:p>
-        </w:tc>
-        <w:tc>
-          <w:tcPr>
-            <w:tcW w:w="3969" w:type="dxa"/>
-            <w:gridSpan w:val="2"/>
-            <w:vMerge w:val="restart"/>
-            <w:vAlign w:val="bottom"/>
-          </w:tcPr>
-          <w:p>
-            <w:pPr>
-              <w:pStyle w:val="NoSpacing"/>
-              <w:rPr>
-                <w:rFonts w:ascii="Arial" w:hAnsi="Arial" w:cs="Arial"/>
-              </w:rPr>
-            </w:pPr>
-          </w:p>
-          <w:p>
-            <w:pPr>
-              <w:pStyle w:val="NoSpacing"/>
-              <w:rPr>
-                <w:rFonts w:ascii="Arial" w:hAnsi="Arial" w:cs="Arial"/>
-              </w:rPr>
-            </w:pPr>
-            <w:r>
-              <w:rPr>
-                <w:rFonts w:ascii="Arial" w:hAnsi="Arial" w:cs="Arial"/>
-              </w:rPr>
-              <w:t>{{legal_entity_name}}</w:t>
-            </w:r>
-          </w:p>
-        </w:tc>
-      </w:tr>
-      <w:tr>
-        <w:trPr>
-          <w:trHeight w:val="397"/>
-        </w:trPr>
-        <w:tc>
-          <w:tcPr>
-            <w:tcW w:w="2835" w:type="dxa"/>
-            <w:vAlign w:val="bottom"/>
-          </w:tcPr>
-          <w:p>
-            <w:pPr>
-              <w:pStyle w:val="NoSpacing"/>
-              <w:rPr>
-                <w:rFonts w:ascii="Arial" w:hAnsi="Arial" w:cs="Arial"/>
-              </w:rPr>
-            </w:pPr>
-          </w:p>
-        </w:tc>
-        <w:tc>
-          <w:tcPr>
-            <w:tcW w:w="2343" w:type="dxa"/>
-            <w:gridSpan w:val="2"/>
-            <w:vAlign w:val="bottom"/>
-          </w:tcPr>
-          <w:p>
-            <w:pPr>
-              <w:pStyle w:val="NoSpacing"/>
-              <w:rPr>
-                <w:rFonts w:ascii="Arial" w:hAnsi="Arial" w:cs="Arial"/>
-              </w:rPr>
-            </w:pPr>
-            <w:r>
-              <w:rPr>
-                <w:rFonts w:ascii="Arial" w:hAnsi="Arial" w:cs="Arial"/>
-              </w:rPr>
-              <w:t>Firma</w:t>
-            </w:r>
-          </w:p>
-        </w:tc>
-        <w:tc>
-          <w:tcPr>
-            <w:tcW w:w="3969" w:type="dxa"/>
-            <w:gridSpan w:val="2"/>
-            <w:vMerge/>
-            <w:tcBorders>
-              <w:bottom w:val="single" w:sz="4" w:space="0" w:color="auto"/>
-            </w:tcBorders>
-            <w:vAlign w:val="bottom"/>
-          </w:tcPr>
-          <w:p>
-            <w:pPr>
-              <w:pStyle w:val="NoSpacing"/>
-              <w:rPr>
-                <w:rFonts w:ascii="Arial" w:hAnsi="Arial" w:cs="Arial"/>
-              </w:rPr>
-            </w:pPr>
-          </w:p>
-        </w:tc>
-      </w:tr>
-      <w:tr>
-        <w:trPr>
-          <w:trHeight w:val="397"/>
-        </w:trPr>
-        <w:tc>
-          <w:tcPr>
-            <w:tcW w:w="2835" w:type="dxa"/>
-            <w:vAlign w:val="bottom"/>
-          </w:tcPr>
-          <w:p>
-            <w:pPr>
-              <w:pStyle w:val="NoSpacing"/>
-              <w:rPr>
-                <w:rFonts w:ascii="Arial" w:hAnsi="Arial" w:cs="Arial"/>
-              </w:rPr>
-            </w:pPr>
-          </w:p>
-        </w:tc>
-        <w:tc>
-          <w:tcPr>
-            <w:tcW w:w="2343" w:type="dxa"/>
-            <w:gridSpan w:val="2"/>
-            <w:vAlign w:val="bottom"/>
-          </w:tcPr>
-          <w:p>
-            <w:pPr>
-              <w:pStyle w:val="NoSpacing"/>
-              <w:rPr>
-                <w:rFonts w:ascii="Arial" w:hAnsi="Arial" w:cs="Arial"/>
-              </w:rPr>
-            </w:pPr>
-            <w:r>
-              <w:rPr>
-                <w:rFonts w:ascii="Arial" w:hAnsi="Arial" w:cs="Arial"/>
-              </w:rPr>
-              <w:t>Domiziladresse</w:t>
-            </w:r>
-          </w:p>
-        </w:tc>
-        <w:tc>
-          <w:tcPr>
-            <w:tcW w:w="3969" w:type="dxa"/>
-            <w:gridSpan w:val="2"/>
-            <w:tcBorders>
-              <w:bottom w:val="single" w:sz="4" w:space="0" w:color="auto"/>
-            </w:tcBorders>
-            <w:vAlign w:val="bottom"/>
-          </w:tcPr>
-          <w:p>
-            <w:pPr>
-              <w:pStyle w:val="NoSpacing"/>
-              <w:rPr>
-                <w:rFonts w:ascii="Arial" w:hAnsi="Arial" w:cs="Arial"/>
-              </w:rPr>
-            </w:pPr>
-            <w:r>
-              <w:rPr>
-                <w:rFonts w:ascii="Arial" w:hAnsi="Arial" w:cs="Arial"/>
-              </w:rPr>
-              <w:t>{{legal_entity_address_1}}</w:t>
-            </w:r>
-          </w:p>
-        </w:tc>
-      </w:tr>
-      <w:tr>
-        <w:trPr>
-          <w:trHeight w:val="397"/>
-        </w:trPr>
-        <w:tc>
-          <w:tcPr>
-            <w:tcW w:w="2835" w:type="dxa"/>
-            <w:vAlign w:val="bottom"/>
-          </w:tcPr>
-          <w:p>
-            <w:pPr>
-              <w:pStyle w:val="NoSpacing"/>
-              <w:rPr>
-                <w:rFonts w:ascii="Arial" w:hAnsi="Arial" w:cs="Arial"/>
-              </w:rPr>
-            </w:pPr>
-          </w:p>
-        </w:tc>
-        <w:tc>
-          <w:tcPr>
-            <w:tcW w:w="2343" w:type="dxa"/>
-            <w:gridSpan w:val="2"/>
-            <w:vAlign w:val="bottom"/>
-          </w:tcPr>
-          <w:p>
-            <w:pPr>
-              <w:pStyle w:val="NoSpacing"/>
-              <w:rPr>
-                <w:rFonts w:ascii="Arial" w:hAnsi="Arial" w:cs="Arial"/>
-              </w:rPr>
-            </w:pPr>
-          </w:p>
-        </w:tc>
-        <w:tc>
-          <w:tcPr>
-            <w:tcW w:w="3969" w:type="dxa"/>
-            <w:gridSpan w:val="2"/>
-            <w:tcBorders>
-              <w:top w:val="single" w:sz="4" w:space="0" w:color="auto"/>
-              <w:bottom w:val="single" w:sz="4" w:space="0" w:color="auto"/>
-            </w:tcBorders>
-            <w:vAlign w:val="bottom"/>
-          </w:tcPr>
-          <w:p>
-            <w:pPr>
-              <w:pStyle w:val="NoSpacing"/>
-              <w:rPr>
-                <w:rFonts w:ascii="Arial" w:hAnsi="Arial" w:cs="Arial"/>
-              </w:rPr>
-            </w:pPr>
-            <w:r>
-              <w:rPr>
-                <w:rFonts w:ascii="Arial" w:hAnsi="Arial" w:cs="Arial"/>
-              </w:rPr>
-              <w:t>{{legal_entity_address_2}}</w:t>
-            </w:r>
-          </w:p>
-        </w:tc>
-      </w:tr>
-      <w:tr>
-        <w:trPr>
-          <w:trHeight w:val="397"/>
-        </w:trPr>
-        <w:tc>
-          <w:tcPr>
-            <w:tcW w:w="2835" w:type="dxa"/>
-            <w:vAlign w:val="bottom"/>
-          </w:tcPr>
-          <w:p>
-            <w:pPr>
-              <w:pStyle w:val="NoSpacing"/>
-              <w:rPr>
-                <w:rFonts w:ascii="Arial" w:hAnsi="Arial" w:cs="Arial"/>
-              </w:rPr>
-            </w:pPr>
-          </w:p>
-        </w:tc>
-        <w:tc>
-          <w:tcPr>
-            <w:tcW w:w="2343" w:type="dxa"/>
-            <w:gridSpan w:val="2"/>
-            <w:vAlign w:val="bottom"/>
-          </w:tcPr>
-          <w:p>
-            <w:pPr>
-              <w:pStyle w:val="NoSpacing"/>
-              <w:rPr>
-                <w:rFonts w:ascii="Arial" w:hAnsi="Arial" w:cs="Arial"/>
-              </w:rPr>
-            </w:pPr>
-          </w:p>
-        </w:tc>
-        <w:tc>
-          <w:tcPr>
-            <w:tcW w:w="3969" w:type="dxa"/>
-            <w:gridSpan w:val="2"/>
-            <w:tcBorders>
-              <w:top w:val="single" w:sz="4" w:space="0" w:color="auto"/>
-              <w:bottom w:val="single" w:sz="4" w:space="0" w:color="auto"/>
-            </w:tcBorders>
-            <w:vAlign w:val="bottom"/>
-          </w:tcPr>
-          <w:p>
-            <w:pPr>
-              <w:pStyle w:val="NoSpacing"/>
-              <w:rPr>
-                <w:rFonts w:ascii="Arial" w:hAnsi="Arial" w:cs="Arial"/>
-              </w:rPr>
-            </w:pPr>
-            <w:r>
-              <w:rPr>
-                <w:rFonts w:ascii="Arial" w:hAnsi="Arial" w:cs="Arial"/>
-              </w:rPr>
-              <w:t>{{legal_entity_address_3}}</w:t>
-            </w:r>
-          </w:p>
-        </w:tc>
-      </w:tr>
-      <w:tr>
-        <w:trPr>
-          <w:trHeight w:val="397"/>
-        </w:trPr>
-        <w:tc>
-          <w:tcPr>
-            <w:tcW w:w="2835" w:type="dxa"/>
-            <w:vAlign w:val="bottom"/>
-          </w:tcPr>
-          <w:p>
-            <w:pPr>
-              <w:pStyle w:val="NoSpacing"/>
-              <w:rPr>
-                <w:rFonts w:ascii="Arial" w:hAnsi="Arial" w:cs="Arial"/>
-              </w:rPr>
-            </w:pPr>
-          </w:p>
-        </w:tc>
-        <w:tc>
-          <w:tcPr>
-            <w:tcW w:w="2343" w:type="dxa"/>
-            <w:gridSpan w:val="2"/>
-            <w:vAlign w:val="bottom"/>
-          </w:tcPr>
-          <w:p>
-            <w:pPr>
-              <w:pStyle w:val="NoSpacing"/>
-              <w:rPr>
-                <w:rFonts w:ascii="Arial" w:hAnsi="Arial" w:cs="Arial"/>
-              </w:rPr>
-            </w:pPr>
-          </w:p>
-        </w:tc>
-        <w:tc>
-          <w:tcPr>
-            <w:tcW w:w="3969" w:type="dxa"/>
-            <w:gridSpan w:val="2"/>
-            <w:tcBorders>
-              <w:top w:val="single" w:sz="4" w:space="0" w:color="auto"/>
-              <w:bottom w:val="single" w:sz="4" w:space="0" w:color="auto"/>
-            </w:tcBorders>
-            <w:vAlign w:val="bottom"/>
-          </w:tcPr>
-          <w:p>
-            <w:pPr>
-              <w:pStyle w:val="NoSpacing"/>
-              <w:rPr>
-                <w:rFonts w:ascii="Arial" w:hAnsi="Arial" w:cs="Arial"/>
-              </w:rPr>
-            </w:pPr>
-          </w:p>
-        </w:tc>
-      </w:tr>
-      <w:tr>
-        <w:trPr>
-          <w:trHeight w:val="397"/>
-        </w:trPr>
-        <w:tc>
-          <w:tcPr>
-            <w:tcW w:w="2835" w:type="dxa"/>
-            <w:vAlign w:val="bottom"/>
-          </w:tcPr>
-          <w:p>
-            <w:pPr>
-              <w:pStyle w:val="NoSpacing"/>
-              <w:rPr>
-                <w:rFonts w:ascii="Arial" w:hAnsi="Arial" w:cs="Arial"/>
-              </w:rPr>
-            </w:pPr>
-          </w:p>
-        </w:tc>
-        <w:tc>
-          <w:tcPr>
-            <w:tcW w:w="2343" w:type="dxa"/>
-            <w:gridSpan w:val="2"/>
-            <w:vAlign w:val="bottom"/>
-          </w:tcPr>
-          <w:p>
-            <w:pPr>
-              <w:pStyle w:val="NoSpacing"/>
-              <w:rPr>
-                <w:rFonts w:ascii="Arial" w:hAnsi="Arial" w:cs="Arial"/>
-              </w:rPr>
-            </w:pPr>
-            <w:r>
-              <w:rPr>
-                <w:rFonts w:ascii="Arial" w:hAnsi="Arial" w:cs="Arial"/>
-              </w:rPr>
-              <w:t>Name des Vertreters</w:t>
-            </w:r>
-          </w:p>
-        </w:tc>
-        <w:tc>
-          <w:tcPr>
-            <w:tcW w:w="3969" w:type="dxa"/>
-            <w:gridSpan w:val="2"/>
-            <w:tcBorders>
-              <w:top w:val="single" w:sz="4" w:space="0" w:color="auto"/>
-              <w:bottom w:val="single" w:sz="4" w:space="0" w:color="auto"/>
-            </w:tcBorders>
-            <w:vAlign w:val="bottom"/>
-          </w:tcPr>
-          <w:p>
-            <w:pPr>
-              <w:pStyle w:val="NoSpacing"/>
-              <w:rPr>
-                <w:rFonts w:ascii="Arial" w:hAnsi="Arial" w:cs="Arial"/>
-              </w:rPr>
-            </w:pPr>
-            <w:r>
-              <w:rPr>
-                <w:rFonts w:ascii="Arial" w:hAnsi="Arial" w:cs="Arial"/>
-              </w:rPr>
-              <w:t>{{representative_name}}</w:t>
-            </w:r>
-          </w:p>
-        </w:tc>
-      </w:tr>
-      <w:tr>
-        <w:trPr>
-          <w:trHeight w:val="397"/>
-        </w:trPr>
-        <w:tc>
-          <w:tcPr>
-            <w:tcW w:w="2835" w:type="dxa"/>
-            <w:vAlign w:val="bottom"/>
-          </w:tcPr>
-          <w:p>
-            <w:pPr>
-              <w:pStyle w:val="NoSpacing"/>
-              <w:rPr>
-                <w:rFonts w:ascii="Arial" w:hAnsi="Arial" w:cs="Arial"/>
-              </w:rPr>
-            </w:pPr>
-          </w:p>
-        </w:tc>
-        <w:tc>
-          <w:tcPr>
-            <w:tcW w:w="2343" w:type="dxa"/>
-            <w:gridSpan w:val="2"/>
-            <w:vAlign w:val="bottom"/>
-          </w:tcPr>
-          <w:p>
-            <w:pPr>
-              <w:pStyle w:val="NoSpacing"/>
-              <w:rPr>
-                <w:rFonts w:ascii="Arial" w:hAnsi="Arial" w:cs="Arial"/>
-              </w:rPr>
-            </w:pPr>
-            <w:r>
-              <w:rPr>
-                <w:rFonts w:ascii="Arial" w:hAnsi="Arial" w:cs="Arial"/>
-              </w:rPr>
-              <w:t>Telefonnummer</w:t>
-            </w:r>
-          </w:p>
-        </w:tc>
-        <w:tc>
-          <w:tcPr>
-            <w:tcW w:w="3969" w:type="dxa"/>
-            <w:gridSpan w:val="2"/>
-            <w:tcBorders>
-              <w:top w:val="single" w:sz="4" w:space="0" w:color="auto"/>
-              <w:bottom w:val="single" w:sz="4" w:space="0" w:color="auto"/>
-            </w:tcBorders>
-            <w:vAlign w:val="bottom"/>
-          </w:tcPr>
-          <w:p>
-            <w:pPr>
-              <w:pStyle w:val="NoSpacing"/>
-              <w:rPr>
-                <w:rFonts w:ascii="Arial" w:hAnsi="Arial" w:cs="Arial"/>
-              </w:rPr>
-            </w:pPr>
-            <w:r>
-              <w:rPr>
-                <w:rFonts w:ascii="Arial" w:hAnsi="Arial" w:cs="Arial"/>
-              </w:rPr>
-              <w:t>{{representative_phone}}</w:t>
-            </w:r>
-          </w:p>
-        </w:tc>
-      </w:tr>
-      <w:tr>
-        <w:trPr>
-          <w:trHeight w:val="397"/>
-        </w:trPr>
-        <w:tc>
-          <w:tcPr>
-            <w:tcW w:w="2835" w:type="dxa"/>
-            <w:vAlign w:val="bottom"/>
-          </w:tcPr>
-          <w:p>
-            <w:pPr>
-              <w:pStyle w:val="NoSpacing"/>
-              <w:rPr>
-                <w:rFonts w:ascii="Arial" w:hAnsi="Arial" w:cs="Arial"/>
-              </w:rPr>
-            </w:pPr>
-          </w:p>
-        </w:tc>
-        <w:tc>
-          <w:tcPr>
-            <w:tcW w:w="2343" w:type="dxa"/>
-            <w:gridSpan w:val="2"/>
-            <w:vAlign w:val="bottom"/>
-          </w:tcPr>
-          <w:p>
-            <w:pPr>
-              <w:pStyle w:val="NoSpacing"/>
-              <w:rPr>
-                <w:rFonts w:ascii="Arial" w:hAnsi="Arial" w:cs="Arial"/>
-              </w:rPr>
-            </w:pPr>
-            <w:r>
-              <w:rPr>
-                <w:rFonts w:ascii="Arial" w:hAnsi="Arial" w:cs="Arial"/>
-              </w:rPr>
-              <w:t>E-Mail</w:t>
-            </w:r>
-          </w:p>
-        </w:tc>
-        <w:tc>
-          <w:tcPr>
-            <w:tcW w:w="3969" w:type="dxa"/>
-            <w:gridSpan w:val="2"/>
-            <w:tcBorders>
-              <w:top w:val="single" w:sz="4" w:space="0" w:color="auto"/>
-              <w:bottom w:val="single" w:sz="4" w:space="0" w:color="auto"/>
-            </w:tcBorders>
-            <w:vAlign w:val="bottom"/>
-          </w:tcPr>
-          <w:p>
-            <w:pPr>
-              <w:pStyle w:val="NoSpacing"/>
-              <w:rPr>
-                <w:rFonts w:ascii="Arial" w:hAnsi="Arial" w:cs="Arial"/>
-              </w:rPr>
-            </w:pPr>
-            <w:r>
-              <w:rPr>
-                <w:rFonts w:ascii="Arial" w:hAnsi="Arial" w:cs="Arial"/>
-              </w:rPr>
-              <w:t>{{representative_email}}</w:t>
-            </w:r>
-          </w:p>
-        </w:tc>
-      </w:tr>
-      <w:tr>
-        <w:trPr>
-          <w:gridAfter w:val="1"/>
-          <w:wAfter w:w="75" w:type="dxa"/>
-        </w:trPr>
-        <w:tc>
-          <w:tcPr>
-            <w:tcW w:w="2835" w:type="dxa"/>
-            <w:vAlign w:val="bottom"/>
-          </w:tcPr>
-          <w:p>
-            <w:pPr>
-              <w:rPr>
-                <w:rFonts w:ascii="Arial" w:hAnsi="Arial" w:cs="Arial"/>
-              </w:rPr>
-            </w:pPr>
-            <w:r>
-              <w:rPr>
-                <w:rFonts w:ascii="Arial" w:hAnsi="Arial" w:cs="Arial"/>
+              <w:rPr>
+                <w:rFonts w:ascii="Arial" w:hAnsi="Arial" w:cs="Arial"/>
+              </w:rPr>
+            </w:pPr>
+            <w:r>
+              <w:rPr>
+                <w:rFonts w:ascii="Arial" w:hAnsi="Arial" w:eastAsia="Arial" w:cs="Arial"/>
+                <w:sz w:val="22"/>
+                <w:szCs w:val="22"/>
+                <w:lang w:val="de-CH" w:eastAsia="de-CH"/>
               </w:rPr>
               <w:t>{{block_paragraf6_end}}</w:t>
             </w:r>
@@ -2340,19 +2474,6 @@
           <w:rFonts w:ascii="Arial" w:hAnsi="Arial" w:cs="Arial"/>
         </w:rPr>
       </w:pPr>
-      <w:r>
-        <w:rPr>
-          <w:rFonts w:ascii="Arial" w:hAnsi="Arial" w:cs="Arial"/>
-        </w:rPr>
-      </w:r>
-    </w:p>
-    <w:p>
-      <w:pPr>
-        <w:spacing w:after="160" w:line="278" w:lineRule="auto"/>
-        <w:rPr>
-          <w:rFonts w:ascii="Arial" w:hAnsi="Arial" w:cs="Arial"/>
-        </w:rPr>
-      </w:pPr>
     </w:p>
     <w:p>
       <w:pPr>
@@ -2377,6 +2498,8 @@
     </w:p>
     <w:p>
       <w:pPr>
+        <w:keepNext/>
+        <w:keepLines/>
         <w:tabs>
           <w:tab w:val="left" w:pos="5387"/>
         </w:tabs>
@@ -2390,14 +2513,17 @@
       </w:pPr>
       <w:r>
         <w:rPr>
-          <w:rFonts w:ascii="Arial" w:hAnsi="Arial" w:cs="Arial"/>
-        </w:rPr>
-        <w:t>Die nachfolgend aufgeführte Person bestätigt, dass (i) die zuvor als Auftraggeber aufgeführte(n) Person(en) (wirtschaftliche/r) Eigentümer des eingelieferten Auktionsguts ist/sind respektive Kontrollinhaber ist im Falle einer juristischen Person als Eigentümerin und (ii) erklärt, mit Vollmacht und unter Einhaltung der Anweisungen sowie unter Wahrung der Interessen des Auftraggebers (wirtschaftlicher Eigentümer) zu handeln sowie korrekte Angaben über den (wirtschaftlichen) Eigentümer gemacht zu haben:</w:t>
+          <w:rFonts w:ascii="Arial" w:hAnsi="Arial" w:eastAsia="Arial" w:cs="Arial"/>
+          <w:lang w:val="de-CH" w:eastAsia="de-CH"/>
+        </w:rPr>
+        <w:t>Die nachfolgend aufgeführte Person bestätigt, dass (i) die zuvor als Auftraggeber aufgeführte Person oder Gesellschaft am eingelieferten Auktionsgut (wirtschaftlich) berechtigt beziehungsweise, bei einer juristischen Person oder Personengesellschaft als Eigentümerin, Kontrollinhaberin ist und (ii) die nachfolgend aufgeführte Person bevollmächtigt ist, unter Einhaltung der Anweisungen und unter Wahrung der Interessen des Auftraggebers zu handeln, und korrekte Angaben über die wirtschaftlich berechtigte Person gemacht hat:</w:t>
       </w:r>
     </w:p>
     <w:p>
       <w:pPr>
         <w:pStyle w:val="NoSpacing"/>
+        <w:keepNext/>
+        <w:keepLines/>
         <w:rPr>
           <w:rFonts w:ascii="Arial" w:hAnsi="Arial" w:cs="Arial"/>
         </w:rPr>
@@ -2423,6 +2549,9 @@
         <w:gridCol w:w="3969"/>
       </w:tblGrid>
       <w:tr>
+        <w:trPr>
+          <w:cantSplit/>
+        </w:trPr>
         <w:tc>
           <w:tcPr>
             <w:tcW w:w="2638" w:type="dxa"/>
@@ -2451,9 +2580,12 @@
             </w:pPr>
             <w:r>
               <w:rPr>
-                <w:rFonts w:ascii="Arial" w:hAnsi="Arial" w:cs="Arial"/>
-              </w:rPr>
-              <w:t>Vorname, Nachname</w:t>
+                <w:rFonts w:ascii="Arial" w:hAnsi="Arial" w:eastAsia="Arial" w:cs="Arial"/>
+                <w:sz w:val="22"/>
+                <w:szCs w:val="22"/>
+                <w:lang w:val="de-CH" w:eastAsia="de-CH"/>
+              </w:rPr>
+              <w:t>Vorname, Name</w:t>
             </w:r>
           </w:p>
         </w:tc>
@@ -2474,7 +2606,10 @@
             </w:pPr>
             <w:r>
               <w:rPr>
-                <w:rFonts w:ascii="Arial" w:hAnsi="Arial" w:cs="Arial"/>
+                <w:rFonts w:ascii="Arial" w:hAnsi="Arial" w:eastAsia="Arial" w:cs="Arial"/>
+                <w:sz w:val="22"/>
+                <w:szCs w:val="22"/>
+                <w:lang w:val="de-CH" w:eastAsia="de-CH"/>
               </w:rPr>
               <w:t>{{owner_full_name}}</w:t>
             </w:r>
@@ -2483,6 +2618,7 @@
       </w:tr>
       <w:tr>
         <w:trPr>
+          <w:cantSplit/>
           <w:trHeight w:val="397"/>
         </w:trPr>
         <w:tc>
@@ -2498,7 +2634,10 @@
             </w:pPr>
             <w:r>
               <w:rPr>
-                <w:rFonts w:ascii="Arial" w:hAnsi="Arial" w:cs="Arial"/>
+                <w:rFonts w:ascii="Arial" w:hAnsi="Arial" w:eastAsia="Arial" w:cs="Arial"/>
+                <w:sz w:val="22"/>
+                <w:szCs w:val="22"/>
+                <w:lang w:val="de-CH" w:eastAsia="de-CH"/>
               </w:rPr>
               <w:t>{{block_paragraf8_start}}</w:t>
             </w:r>
@@ -2534,6 +2673,7 @@
       </w:tr>
       <w:tr>
         <w:trPr>
+          <w:cantSplit/>
           <w:trHeight w:val="397"/>
         </w:trPr>
         <w:tc>
@@ -2562,7 +2702,10 @@
             </w:pPr>
             <w:r>
               <w:rPr>
-                <w:rFonts w:ascii="Arial" w:hAnsi="Arial" w:cs="Arial"/>
+                <w:rFonts w:ascii="Arial" w:hAnsi="Arial" w:eastAsia="Arial" w:cs="Arial"/>
+                <w:sz w:val="22"/>
+                <w:szCs w:val="22"/>
+                <w:lang w:val="de-CH" w:eastAsia="de-CH"/>
               </w:rPr>
               <w:t>Firma</w:t>
             </w:r>
@@ -2583,6 +2726,12 @@
           </w:p>
           <w:p>
             <w:r>
+              <w:rPr>
+                <w:rFonts w:ascii="Arial" w:hAnsi="Arial" w:eastAsia="Arial" w:cs="Arial"/>
+                <w:sz w:val="22"/>
+                <w:szCs w:val="22"/>
+                <w:lang w:val="de-CH" w:eastAsia="de-CH"/>
+              </w:rPr>
               <w:t>{{representative_company}}</w:t>
             </w:r>
           </w:p>
@@ -2590,6 +2739,7 @@
       </w:tr>
       <w:tr>
         <w:trPr>
+          <w:cantSplit/>
           <w:trHeight w:val="397"/>
         </w:trPr>
         <w:tc>
@@ -2605,7 +2755,10 @@
             </w:pPr>
             <w:r>
               <w:rPr>
-                <w:rFonts w:ascii="Arial" w:hAnsi="Arial" w:cs="Arial"/>
+                <w:rFonts w:ascii="Arial" w:hAnsi="Arial" w:eastAsia="Arial" w:cs="Arial"/>
+                <w:sz w:val="22"/>
+                <w:szCs w:val="22"/>
+                <w:lang w:val="de-CH" w:eastAsia="de-CH"/>
               </w:rPr>
               <w:t>{{block_paragraf8_end}}</w:t>
             </w:r>
@@ -2642,6 +2795,7 @@
       </w:tr>
       <w:tr>
         <w:trPr>
+          <w:cantSplit/>
           <w:trHeight w:val="397"/>
         </w:trPr>
         <w:tc>
@@ -2672,7 +2826,10 @@
             </w:pPr>
             <w:r>
               <w:rPr>
-                <w:rFonts w:ascii="Arial" w:hAnsi="Arial" w:cs="Arial"/>
+                <w:rFonts w:ascii="Arial" w:hAnsi="Arial" w:eastAsia="Arial" w:cs="Arial"/>
+                <w:sz w:val="22"/>
+                <w:szCs w:val="22"/>
+                <w:lang w:val="de-CH" w:eastAsia="de-CH"/>
               </w:rPr>
               <w:t>Geburtstag</w:t>
             </w:r>
@@ -2696,6 +2853,12 @@
           </w:p>
           <w:p>
             <w:r>
+              <w:rPr>
+                <w:rFonts w:ascii="Arial" w:hAnsi="Arial" w:eastAsia="Arial" w:cs="Arial"/>
+                <w:sz w:val="22"/>
+                <w:szCs w:val="22"/>
+                <w:lang w:val="de-CH" w:eastAsia="de-CH"/>
+              </w:rPr>
               <w:t>{{owner_dob}}</w:t>
             </w:r>
           </w:p>
@@ -2703,6 +2866,7 @@
       </w:tr>
       <w:tr>
         <w:trPr>
+          <w:cantSplit/>
           <w:trHeight w:val="397"/>
         </w:trPr>
         <w:tc>
@@ -2733,9 +2897,12 @@
             </w:pPr>
             <w:r>
               <w:rPr>
-                <w:rFonts w:ascii="Arial" w:hAnsi="Arial" w:cs="Arial"/>
-              </w:rPr>
-              <w:t>Staatsangehörigkeit</w:t>
+                <w:rFonts w:ascii="Arial" w:hAnsi="Arial" w:eastAsia="Arial" w:cs="Arial"/>
+                <w:sz w:val="22"/>
+                <w:szCs w:val="22"/>
+                <w:lang w:val="de-CH" w:eastAsia="de-CH"/>
+              </w:rPr>
+              <w:t>Adresse</w:t>
             </w:r>
           </w:p>
         </w:tc>
@@ -2757,15 +2924,19 @@
             </w:pPr>
             <w:r>
               <w:rPr>
-                <w:rFonts w:ascii="Arial" w:hAnsi="Arial" w:cs="Arial"/>
-              </w:rPr>
-              <w:t>{{owner_nationality}}</w:t>
+                <w:rFonts w:ascii="Arial" w:hAnsi="Arial" w:eastAsia="Arial" w:cs="Arial"/>
+                <w:sz w:val="22"/>
+                <w:szCs w:val="22"/>
+                <w:lang w:val="de-CH" w:eastAsia="de-CH"/>
+              </w:rPr>
+              <w:t>{{owner_address_1}}</w:t>
             </w:r>
           </w:p>
         </w:tc>
       </w:tr>
       <w:tr>
         <w:trPr>
+          <w:cantSplit/>
           <w:trHeight w:val="397"/>
         </w:trPr>
         <w:tc>
@@ -2794,12 +2965,6 @@
                 <w:rFonts w:ascii="Arial" w:hAnsi="Arial" w:cs="Arial"/>
               </w:rPr>
             </w:pPr>
-            <w:r>
-              <w:rPr>
-                <w:rFonts w:ascii="Arial" w:hAnsi="Arial" w:cs="Arial"/>
-              </w:rPr>
-              <w:t>Wohnsitzadresse</w:t>
-            </w:r>
           </w:p>
         </w:tc>
         <w:tc>
@@ -2820,15 +2985,19 @@
             </w:pPr>
             <w:r>
               <w:rPr>
-                <w:rFonts w:ascii="Arial" w:hAnsi="Arial" w:cs="Arial"/>
-              </w:rPr>
-              <w:t>{{owner_address_1}}</w:t>
+                <w:rFonts w:ascii="Arial" w:hAnsi="Arial" w:eastAsia="Arial" w:cs="Arial"/>
+                <w:sz w:val="22"/>
+                <w:szCs w:val="22"/>
+                <w:lang w:val="de-CH" w:eastAsia="de-CH"/>
+              </w:rPr>
+              <w:t>{{owner_address_2}}</w:t>
             </w:r>
           </w:p>
         </w:tc>
       </w:tr>
       <w:tr>
         <w:trPr>
+          <w:cantSplit/>
           <w:trHeight w:val="397"/>
         </w:trPr>
         <w:tc>
@@ -2877,15 +3046,19 @@
             </w:pPr>
             <w:r>
               <w:rPr>
-                <w:rFonts w:ascii="Arial" w:hAnsi="Arial" w:cs="Arial"/>
-              </w:rPr>
-              <w:t>{{owner_address_2}}</w:t>
+                <w:rFonts w:ascii="Arial" w:hAnsi="Arial" w:eastAsia="Arial" w:cs="Arial"/>
+                <w:sz w:val="22"/>
+                <w:szCs w:val="22"/>
+                <w:lang w:val="de-CH" w:eastAsia="de-CH"/>
+              </w:rPr>
+              <w:t>{{owner_address_3}}</w:t>
             </w:r>
           </w:p>
         </w:tc>
       </w:tr>
       <w:tr>
         <w:trPr>
+          <w:cantSplit/>
           <w:trHeight w:val="397"/>
         </w:trPr>
         <w:tc>
@@ -2932,17 +3105,12 @@
                 <w:rFonts w:ascii="Arial" w:hAnsi="Arial" w:cs="Arial"/>
               </w:rPr>
             </w:pPr>
-            <w:r>
-              <w:rPr>
-                <w:rFonts w:ascii="Arial" w:hAnsi="Arial" w:cs="Arial"/>
-              </w:rPr>
-              <w:t>{{owner_address_3}}</w:t>
-            </w:r>
           </w:p>
         </w:tc>
       </w:tr>
       <w:tr>
         <w:trPr>
+          <w:cantSplit/>
           <w:trHeight w:val="397"/>
         </w:trPr>
         <w:tc>
@@ -2971,6 +3139,15 @@
                 <w:rFonts w:ascii="Arial" w:hAnsi="Arial" w:cs="Arial"/>
               </w:rPr>
             </w:pPr>
+            <w:r>
+              <w:rPr>
+                <w:rFonts w:ascii="Arial" w:hAnsi="Arial" w:eastAsia="Arial" w:cs="Arial"/>
+                <w:sz w:val="22"/>
+                <w:szCs w:val="22"/>
+                <w:lang w:val="de-CH" w:eastAsia="de-CH"/>
+              </w:rPr>
+              <w:t>Telefonnummer</w:t>
+            </w:r>
           </w:p>
         </w:tc>
         <w:tc>
@@ -2989,11 +3166,21 @@
                 <w:rFonts w:ascii="Arial" w:hAnsi="Arial" w:cs="Arial"/>
               </w:rPr>
             </w:pPr>
+            <w:r>
+              <w:rPr>
+                <w:rFonts w:ascii="Arial" w:hAnsi="Arial" w:eastAsia="Arial" w:cs="Arial"/>
+                <w:sz w:val="22"/>
+                <w:szCs w:val="22"/>
+                <w:lang w:val="de-CH" w:eastAsia="de-CH"/>
+              </w:rPr>
+              <w:t>{{owner_phone}}</w:t>
+            </w:r>
           </w:p>
         </w:tc>
       </w:tr>
       <w:tr>
         <w:trPr>
+          <w:cantSplit/>
           <w:trHeight w:val="397"/>
         </w:trPr>
         <w:tc>
@@ -3024,9 +3211,12 @@
             </w:pPr>
             <w:r>
               <w:rPr>
-                <w:rFonts w:ascii="Arial" w:hAnsi="Arial" w:cs="Arial"/>
-              </w:rPr>
-              <w:t>Telefonnummer</w:t>
+                <w:rFonts w:ascii="Arial" w:hAnsi="Arial" w:eastAsia="Arial" w:cs="Arial"/>
+                <w:sz w:val="22"/>
+                <w:szCs w:val="22"/>
+                <w:lang w:val="de-CH" w:eastAsia="de-CH"/>
+              </w:rPr>
+              <w:t>E-Mail</w:t>
             </w:r>
           </w:p>
         </w:tc>
@@ -3048,78 +3238,19 @@
             </w:pPr>
             <w:r>
               <w:rPr>
-                <w:rFonts w:ascii="Arial" w:hAnsi="Arial" w:cs="Arial"/>
-              </w:rPr>
-              <w:t>{{owner_phone}}</w:t>
+                <w:rFonts w:ascii="Arial" w:hAnsi="Arial" w:eastAsia="Arial" w:cs="Arial"/>
+                <w:sz w:val="22"/>
+                <w:szCs w:val="22"/>
+                <w:lang w:val="de-CH" w:eastAsia="de-CH"/>
+              </w:rPr>
+              <w:t>{{owner_email}}</w:t>
             </w:r>
           </w:p>
         </w:tc>
       </w:tr>
       <w:tr>
         <w:trPr>
-          <w:trHeight w:val="397"/>
-        </w:trPr>
-        <w:tc>
-          <w:tcPr>
-            <w:tcW w:w="2638" w:type="dxa"/>
-            <w:vAlign w:val="bottom"/>
-          </w:tcPr>
-          <w:p>
-            <w:pPr>
-              <w:pStyle w:val="NoSpacing"/>
-              <w:rPr>
-                <w:rFonts w:ascii="Arial" w:hAnsi="Arial" w:cs="Arial"/>
-              </w:rPr>
-            </w:pPr>
-          </w:p>
-        </w:tc>
-        <w:tc>
-          <w:tcPr>
-            <w:tcW w:w="2465" w:type="dxa"/>
-            <w:vAlign w:val="bottom"/>
-          </w:tcPr>
-          <w:p>
-            <w:pPr>
-              <w:pStyle w:val="NoSpacing"/>
-              <w:rPr>
-                <w:rFonts w:ascii="Arial" w:hAnsi="Arial" w:cs="Arial"/>
-              </w:rPr>
-            </w:pPr>
-            <w:r>
-              <w:rPr>
-                <w:rFonts w:ascii="Arial" w:hAnsi="Arial" w:cs="Arial"/>
-              </w:rPr>
-              <w:t>E-Mail</w:t>
-            </w:r>
-          </w:p>
-        </w:tc>
-        <w:tc>
-          <w:tcPr>
-            <w:tcW w:w="3969" w:type="dxa"/>
-            <w:tcBorders>
-              <w:top w:val="single" w:sz="4" w:space="0" w:color="auto"/>
-              <w:bottom w:val="single" w:sz="4" w:space="0" w:color="auto"/>
-            </w:tcBorders>
-            <w:vAlign w:val="bottom"/>
-          </w:tcPr>
-          <w:p>
-            <w:pPr>
-              <w:spacing w:after="0"/>
-              <w:rPr>
-                <w:rFonts w:ascii="Arial" w:hAnsi="Arial" w:cs="Arial"/>
-              </w:rPr>
-            </w:pPr>
-            <w:r>
-              <w:rPr>
-                <w:rFonts w:ascii="Arial" w:hAnsi="Arial" w:cs="Arial"/>
-              </w:rPr>
-              <w:t>{{owner_email}}</w:t>
-            </w:r>
-          </w:p>
-        </w:tc>
-      </w:tr>
-      <w:tr>
-        <w:trPr>
+          <w:cantSplit/>
           <w:trHeight w:val="208"/>
         </w:trPr>
         <w:tc>
@@ -3190,19 +3321,6 @@
     </w:p>
     <w:p>
       <w:pPr>
-        <w:spacing w:after="160" w:line="278" w:lineRule="auto"/>
-        <w:rPr>
-          <w:rFonts w:ascii="Arial" w:hAnsi="Arial" w:cs="Arial"/>
-        </w:rPr>
-      </w:pPr>
-      <w:r>
-        <w:rPr>
-          <w:rFonts w:ascii="Arial" w:hAnsi="Arial" w:cs="Arial"/>
-        </w:rPr>
-      </w:r>
-    </w:p>
-    <w:p>
-      <w:pPr>
         <w:tabs>
           <w:tab w:val="left" w:pos="5387"/>
         </w:tabs>
@@ -3217,6 +3335,8 @@
     </w:p>
     <w:p>
       <w:pPr>
+        <w:keepNext/>
+        <w:keepLines/>
         <w:autoSpaceDE w:val="0"/>
         <w:autoSpaceDN w:val="0"/>
         <w:adjustRightInd w:val="0"/>
@@ -3254,6 +3374,8 @@
     </w:p>
     <w:p>
       <w:pPr>
+        <w:keepNext/>
+        <w:keepLines/>
         <w:autoSpaceDE w:val="0"/>
         <w:autoSpaceDN w:val="0"/>
         <w:adjustRightInd w:val="0"/>
@@ -3308,17 +3430,22 @@
         <w:gridCol w:w="2780"/>
       </w:tblGrid>
       <w:tr>
+        <w:trPr>
+          <w:cantSplit/>
+        </w:trPr>
         <w:tc>
           <w:tcPr>
             <w:tcW w:w="3676" w:type="dxa"/>
           </w:tcPr>
           <w:p>
             <w:pPr>
+              <w:keepNext/>
+              <w:keepLines/>
               <w:rPr>
                 <w:rFonts w:ascii="Arial" w:hAnsi="Arial" w:cs="Arial"/>
                 <w:color w:val="000000" w:themeColor="text1"/>
                 <w:szCs w:val="32"/>
-                <w:lang w:val="en-US"/>
+                <w:lang w:val="de-CH"/>
               </w:rPr>
             </w:pPr>
             <w:r>
@@ -3326,7 +3453,7 @@
                 <w:rFonts w:ascii="Arial" w:hAnsi="Arial" w:cs="Arial"/>
                 <w:color w:val="000000" w:themeColor="text1"/>
                 <w:szCs w:val="32"/>
-                <w:lang w:val="en-US"/>
+                <w:lang w:val="de-CH"/>
               </w:rPr>
               <w:t>{{</w:t>
             </w:r>
@@ -3336,7 +3463,7 @@
                 <w:rFonts w:ascii="Arial" w:hAnsi="Arial" w:cs="Arial"/>
                 <w:color w:val="000000" w:themeColor="text1"/>
                 <w:szCs w:val="32"/>
-                <w:lang w:val="en-US"/>
+                <w:lang w:val="de-CH"/>
               </w:rPr>
               <w:t>check_payment_bank_transfer</w:t>
             </w:r>
@@ -3346,7 +3473,7 @@
                 <w:rFonts w:ascii="Arial" w:hAnsi="Arial" w:cs="Arial"/>
                 <w:color w:val="000000" w:themeColor="text1"/>
                 <w:szCs w:val="32"/>
-                <w:lang w:val="en-US"/>
+                <w:lang w:val="de-CH"/>
               </w:rPr>
               <w:t xml:space="preserve">}} </w:t>
             </w:r>
@@ -3356,7 +3483,7 @@
                 <w:rFonts w:ascii="Arial" w:hAnsi="Arial" w:cs="Arial"/>
                 <w:color w:val="000000" w:themeColor="text1"/>
                 <w:szCs w:val="32"/>
-                <w:lang w:val="en-US"/>
+                <w:lang w:val="de-CH"/>
               </w:rPr>
               <w:t>Banküberweisung</w:t>
             </w:r>
@@ -3369,11 +3496,13 @@
           </w:tcPr>
           <w:p>
             <w:pPr>
+              <w:keepNext/>
+              <w:keepLines/>
               <w:rPr>
                 <w:rFonts w:ascii="Arial" w:hAnsi="Arial" w:cs="Arial"/>
                 <w:color w:val="000000" w:themeColor="text1"/>
                 <w:szCs w:val="32"/>
-                <w:lang w:val="en-US"/>
+                <w:lang w:val="de-CH"/>
               </w:rPr>
             </w:pPr>
             <w:r>
@@ -3381,7 +3510,7 @@
                 <w:rFonts w:ascii="Arial" w:hAnsi="Arial" w:cs="Arial"/>
                 <w:color w:val="000000" w:themeColor="text1"/>
                 <w:szCs w:val="32"/>
-                <w:lang w:val="en-US"/>
+                <w:lang w:val="de-CH"/>
               </w:rPr>
               <w:t>{{</w:t>
             </w:r>
@@ -3391,7 +3520,7 @@
                 <w:rFonts w:ascii="Arial" w:hAnsi="Arial" w:cs="Arial"/>
                 <w:color w:val="000000" w:themeColor="text1"/>
                 <w:szCs w:val="32"/>
-                <w:lang w:val="en-US"/>
+                <w:lang w:val="de-CH"/>
               </w:rPr>
               <w:t>check_payment_wise</w:t>
             </w:r>
@@ -3401,7 +3530,7 @@
                 <w:rFonts w:ascii="Arial" w:hAnsi="Arial" w:cs="Arial"/>
                 <w:color w:val="000000" w:themeColor="text1"/>
                 <w:szCs w:val="32"/>
-                <w:lang w:val="en-US"/>
+                <w:lang w:val="de-CH"/>
               </w:rPr>
               <w:t>}} WISE</w:t>
             </w:r>
@@ -3413,11 +3542,13 @@
           </w:tcPr>
           <w:p>
             <w:pPr>
+              <w:keepNext/>
+              <w:keepLines/>
               <w:rPr>
                 <w:rFonts w:ascii="Arial" w:hAnsi="Arial" w:cs="Arial"/>
                 <w:color w:val="000000" w:themeColor="text1"/>
                 <w:szCs w:val="32"/>
-                <w:lang w:val="en-US"/>
+                <w:lang w:val="de-CH"/>
               </w:rPr>
             </w:pPr>
             <w:r>
@@ -3425,7 +3556,7 @@
                 <w:rFonts w:ascii="Arial" w:hAnsi="Arial" w:cs="Arial"/>
                 <w:color w:val="000000" w:themeColor="text1"/>
                 <w:szCs w:val="32"/>
-                <w:lang w:val="en-US"/>
+                <w:lang w:val="de-CH"/>
               </w:rPr>
               <w:t>{{</w:t>
             </w:r>
@@ -3435,7 +3566,7 @@
                 <w:rFonts w:ascii="Arial" w:hAnsi="Arial" w:cs="Arial"/>
                 <w:color w:val="000000" w:themeColor="text1"/>
                 <w:szCs w:val="32"/>
-                <w:lang w:val="en-US"/>
+                <w:lang w:val="de-CH"/>
               </w:rPr>
               <w:t>check_payment_cash</w:t>
             </w:r>
@@ -3445,7 +3576,7 @@
                 <w:rFonts w:ascii="Arial" w:hAnsi="Arial" w:cs="Arial"/>
                 <w:color w:val="000000" w:themeColor="text1"/>
                 <w:szCs w:val="32"/>
-                <w:lang w:val="en-US"/>
+                <w:lang w:val="de-CH"/>
               </w:rPr>
               <w:t>}} Bar</w:t>
             </w:r>
@@ -3453,6 +3584,9 @@
         </w:tc>
       </w:tr>
       <w:tr>
+        <w:trPr>
+          <w:cantSplit/>
+        </w:trPr>
         <w:tc>
           <w:tcPr>
             <w:tcW w:w="9067" w:type="dxa"/>
@@ -3460,11 +3594,12 @@
           </w:tcPr>
           <w:p>
             <w:pPr>
+              <w:keepLines/>
               <w:rPr>
                 <w:rFonts w:ascii="Arial" w:hAnsi="Arial" w:cs="Arial"/>
                 <w:color w:val="000000" w:themeColor="text1"/>
                 <w:szCs w:val="32"/>
-                <w:lang w:val="en-US"/>
+                <w:lang w:val="de-CH"/>
               </w:rPr>
             </w:pPr>
             <w:r>
@@ -3472,7 +3607,7 @@
                 <w:rFonts w:ascii="Arial" w:hAnsi="Arial" w:cs="Arial"/>
                 <w:color w:val="000000" w:themeColor="text1"/>
                 <w:szCs w:val="32"/>
-                <w:lang w:val="en-US"/>
+                <w:lang w:val="de-CH"/>
               </w:rPr>
               <w:t>{{</w:t>
             </w:r>
@@ -3482,7 +3617,7 @@
                 <w:rFonts w:ascii="Arial" w:hAnsi="Arial" w:cs="Arial"/>
                 <w:color w:val="000000" w:themeColor="text1"/>
                 <w:szCs w:val="32"/>
-                <w:lang w:val="en-US"/>
+                <w:lang w:val="de-CH"/>
               </w:rPr>
               <w:t>check_payment_pending</w:t>
             </w:r>
@@ -3492,7 +3627,7 @@
                 <w:rFonts w:ascii="Arial" w:hAnsi="Arial" w:cs="Arial"/>
                 <w:color w:val="000000" w:themeColor="text1"/>
                 <w:szCs w:val="32"/>
-                <w:lang w:val="en-US"/>
+                <w:lang w:val="de-CH"/>
               </w:rPr>
               <w:t xml:space="preserve">}} </w:t>
             </w:r>
@@ -3502,7 +3637,7 @@
                 <w:rFonts w:ascii="Arial" w:hAnsi="Arial" w:cs="Arial"/>
                 <w:color w:val="000000" w:themeColor="text1"/>
                 <w:szCs w:val="32"/>
-                <w:lang w:val="en-US"/>
+                <w:lang w:val="de-CH"/>
               </w:rPr>
               <w:t>wird</w:t>
             </w:r>
@@ -3512,7 +3647,7 @@
                 <w:rFonts w:ascii="Arial" w:hAnsi="Arial" w:cs="Arial"/>
                 <w:color w:val="000000" w:themeColor="text1"/>
                 <w:szCs w:val="32"/>
-                <w:lang w:val="en-US"/>
+                <w:lang w:val="de-CH"/>
               </w:rPr>
               <w:t xml:space="preserve"> </w:t>
             </w:r>
@@ -3522,7 +3657,7 @@
                 <w:rFonts w:ascii="Arial" w:hAnsi="Arial" w:cs="Arial"/>
                 <w:color w:val="000000" w:themeColor="text1"/>
                 <w:szCs w:val="32"/>
-                <w:lang w:val="en-US"/>
+                <w:lang w:val="de-CH"/>
               </w:rPr>
               <w:t>noch</w:t>
             </w:r>
@@ -3532,7 +3667,7 @@
                 <w:rFonts w:ascii="Arial" w:hAnsi="Arial" w:cs="Arial"/>
                 <w:color w:val="000000" w:themeColor="text1"/>
                 <w:szCs w:val="32"/>
-                <w:lang w:val="en-US"/>
+                <w:lang w:val="de-CH"/>
               </w:rPr>
               <w:t xml:space="preserve"> </w:t>
             </w:r>
@@ -3542,7 +3677,7 @@
                 <w:rFonts w:ascii="Arial" w:hAnsi="Arial" w:cs="Arial"/>
                 <w:color w:val="000000" w:themeColor="text1"/>
                 <w:szCs w:val="32"/>
-                <w:lang w:val="en-US"/>
+                <w:lang w:val="de-CH"/>
               </w:rPr>
               <w:t>mitgeteilt</w:t>
             </w:r>
@@ -3552,7 +3687,7 @@
                 <w:rFonts w:ascii="Arial" w:hAnsi="Arial" w:cs="Arial"/>
                 <w:color w:val="000000" w:themeColor="text1"/>
                 <w:szCs w:val="32"/>
-                <w:lang w:val="en-US"/>
+                <w:lang w:val="de-CH"/>
               </w:rPr>
               <w:t xml:space="preserve"> (per E</w:t>
             </w:r>
@@ -3561,7 +3696,7 @@
                 <w:rFonts w:ascii="Arial" w:hAnsi="Arial" w:cs="Arial"/>
                 <w:color w:val="000000" w:themeColor="text1"/>
                 <w:szCs w:val="32"/>
-                <w:lang w:val="en-US"/>
+                <w:lang w:val="de-CH"/>
               </w:rPr>
               <w:t>-M</w:t>
             </w:r>
@@ -3570,7 +3705,7 @@
                 <w:rFonts w:ascii="Arial" w:hAnsi="Arial" w:cs="Arial"/>
                 <w:color w:val="000000" w:themeColor="text1"/>
                 <w:szCs w:val="32"/>
-                <w:lang w:val="en-US"/>
+                <w:lang w:val="de-CH"/>
               </w:rPr>
               <w:t xml:space="preserve">ail </w:t>
             </w:r>
@@ -3580,7 +3715,7 @@
                 <w:rFonts w:ascii="Arial" w:hAnsi="Arial" w:cs="Arial"/>
                 <w:color w:val="000000" w:themeColor="text1"/>
                 <w:szCs w:val="32"/>
-                <w:lang w:val="en-US"/>
+                <w:lang w:val="de-CH"/>
               </w:rPr>
               <w:t>an</w:t>
             </w:r>
@@ -3590,7 +3725,7 @@
                 <w:rFonts w:ascii="Arial" w:hAnsi="Arial" w:cs="Arial"/>
                 <w:color w:val="000000" w:themeColor="text1"/>
                 <w:szCs w:val="32"/>
-                <w:lang w:val="en-US"/>
+                <w:lang w:val="de-CH"/>
               </w:rPr>
               <w:t xml:space="preserve"> info@leunumismatik.com)</w:t>
             </w:r>
@@ -3604,12 +3739,14 @@
           <w:rFonts w:ascii="Arial" w:hAnsi="Arial" w:cs="Arial"/>
           <w:sz w:val="20"/>
           <w:szCs w:val="20"/>
-          <w:lang w:val="en-US"/>
-        </w:rPr>
-      </w:pPr>
-    </w:p>
-    <w:p>
-      <w:pPr>
+          <w:lang w:val="de-CH"/>
+        </w:rPr>
+      </w:pPr>
+    </w:p>
+    <w:p>
+      <w:pPr>
+        <w:keepNext/>
+        <w:keepLines/>
         <w:autoSpaceDE w:val="0"/>
         <w:autoSpaceDN w:val="0"/>
         <w:adjustRightInd w:val="0"/>
@@ -3647,6 +3784,8 @@
     </w:p>
     <w:p>
       <w:pPr>
+        <w:keepNext/>
+        <w:keepLines/>
         <w:autoSpaceDE w:val="0"/>
         <w:autoSpaceDN w:val="0"/>
         <w:adjustRightInd w:val="0"/>
@@ -3681,6 +3820,7 @@
       </w:tblGrid>
       <w:tr>
         <w:trPr>
+          <w:cantSplit/>
           <w:trHeight w:val="397"/>
         </w:trPr>
         <w:tc>
@@ -3691,6 +3831,8 @@
           <w:p>
             <w:pPr>
               <w:pStyle w:val="NoSpacing"/>
+              <w:keepNext/>
+              <w:keepLines/>
               <w:rPr>
                 <w:rFonts w:ascii="Arial" w:hAnsi="Arial" w:cs="Arial"/>
               </w:rPr>
@@ -3714,6 +3856,8 @@
           <w:p>
             <w:pPr>
               <w:pStyle w:val="NoSpacing"/>
+              <w:keepNext/>
+              <w:keepLines/>
               <w:rPr>
                 <w:rFonts w:ascii="Arial" w:hAnsi="Arial" w:cs="Arial"/>
               </w:rPr>
@@ -3729,6 +3873,7 @@
       </w:tr>
       <w:tr>
         <w:trPr>
+          <w:cantSplit/>
           <w:trHeight w:val="397"/>
         </w:trPr>
         <w:tc>
@@ -3739,6 +3884,8 @@
           <w:p>
             <w:pPr>
               <w:pStyle w:val="NoSpacing"/>
+              <w:keepNext/>
+              <w:keepLines/>
               <w:rPr>
                 <w:rFonts w:ascii="Arial" w:hAnsi="Arial" w:cs="Arial"/>
               </w:rPr>
@@ -3763,6 +3910,8 @@
           <w:p>
             <w:pPr>
               <w:pStyle w:val="NoSpacing"/>
+              <w:keepNext/>
+              <w:keepLines/>
               <w:rPr>
                 <w:rFonts w:ascii="Arial" w:hAnsi="Arial" w:cs="Arial"/>
               </w:rPr>
@@ -3778,6 +3927,7 @@
       </w:tr>
       <w:tr>
         <w:trPr>
+          <w:cantSplit/>
           <w:trHeight w:val="397"/>
         </w:trPr>
         <w:tc>
@@ -3788,6 +3938,8 @@
           <w:p>
             <w:pPr>
               <w:pStyle w:val="NoSpacing"/>
+              <w:keepNext/>
+              <w:keepLines/>
               <w:rPr>
                 <w:rFonts w:ascii="Arial" w:hAnsi="Arial" w:cs="Arial"/>
               </w:rPr>
@@ -3806,6 +3958,8 @@
           <w:p>
             <w:pPr>
               <w:pStyle w:val="NoSpacing"/>
+              <w:keepNext/>
+              <w:keepLines/>
               <w:rPr>
                 <w:rFonts w:ascii="Arial" w:hAnsi="Arial" w:cs="Arial"/>
               </w:rPr>
@@ -3821,6 +3975,7 @@
       </w:tr>
       <w:tr>
         <w:trPr>
+          <w:cantSplit/>
           <w:trHeight w:val="397"/>
         </w:trPr>
         <w:tc>
@@ -3831,6 +3986,8 @@
           <w:p>
             <w:pPr>
               <w:pStyle w:val="NoSpacing"/>
+              <w:keepNext/>
+              <w:keepLines/>
               <w:rPr>
                 <w:rFonts w:ascii="Arial" w:hAnsi="Arial" w:cs="Arial"/>
               </w:rPr>
@@ -3849,6 +4006,8 @@
           <w:p>
             <w:pPr>
               <w:pStyle w:val="NoSpacing"/>
+              <w:keepNext/>
+              <w:keepLines/>
               <w:rPr>
                 <w:rFonts w:ascii="Arial" w:hAnsi="Arial" w:cs="Arial"/>
               </w:rPr>
@@ -3864,6 +4023,7 @@
       </w:tr>
       <w:tr>
         <w:trPr>
+          <w:cantSplit/>
           <w:trHeight w:val="397"/>
         </w:trPr>
         <w:tc>
@@ -3874,6 +4034,8 @@
           <w:p>
             <w:pPr>
               <w:pStyle w:val="NoSpacing"/>
+              <w:keepNext/>
+              <w:keepLines/>
               <w:rPr>
                 <w:rFonts w:ascii="Arial" w:hAnsi="Arial" w:cs="Arial"/>
               </w:rPr>
@@ -3892,6 +4054,8 @@
           <w:p>
             <w:pPr>
               <w:pStyle w:val="NoSpacing"/>
+              <w:keepNext/>
+              <w:keepLines/>
               <w:rPr>
                 <w:rFonts w:ascii="Arial" w:hAnsi="Arial" w:cs="Arial"/>
               </w:rPr>
@@ -3901,6 +4065,7 @@
       </w:tr>
       <w:tr>
         <w:trPr>
+          <w:cantSplit/>
           <w:trHeight w:val="397"/>
         </w:trPr>
         <w:tc>
@@ -3911,6 +4076,8 @@
           <w:p>
             <w:pPr>
               <w:pStyle w:val="NoSpacing"/>
+              <w:keepNext/>
+              <w:keepLines/>
               <w:rPr>
                 <w:rFonts w:ascii="Arial" w:hAnsi="Arial" w:cs="Arial"/>
               </w:rPr>
@@ -3935,6 +4102,8 @@
           <w:p>
             <w:pPr>
               <w:pStyle w:val="NoSpacing"/>
+              <w:keepNext/>
+              <w:keepLines/>
               <w:rPr>
                 <w:rFonts w:ascii="Arial" w:hAnsi="Arial" w:cs="Arial"/>
               </w:rPr>
@@ -3950,6 +4119,7 @@
       </w:tr>
       <w:tr>
         <w:trPr>
+          <w:cantSplit/>
           <w:trHeight w:val="397"/>
         </w:trPr>
         <w:tc>
@@ -3960,6 +4130,8 @@
           <w:p>
             <w:pPr>
               <w:pStyle w:val="NoSpacing"/>
+              <w:keepNext/>
+              <w:keepLines/>
               <w:rPr>
                 <w:rFonts w:ascii="Arial" w:hAnsi="Arial" w:cs="Arial"/>
               </w:rPr>
@@ -3984,6 +4156,8 @@
           <w:p>
             <w:pPr>
               <w:pStyle w:val="NoSpacing"/>
+              <w:keepNext/>
+              <w:keepLines/>
               <w:rPr>
                 <w:rFonts w:ascii="Arial" w:hAnsi="Arial" w:cs="Arial"/>
               </w:rPr>
@@ -3999,6 +4173,7 @@
       </w:tr>
       <w:tr>
         <w:trPr>
+          <w:cantSplit/>
           <w:trHeight w:val="397"/>
         </w:trPr>
         <w:tc>
@@ -4009,6 +4184,8 @@
           <w:p>
             <w:pPr>
               <w:pStyle w:val="NoSpacing"/>
+              <w:keepNext/>
+              <w:keepLines/>
               <w:rPr>
                 <w:rFonts w:ascii="Arial" w:hAnsi="Arial" w:cs="Arial"/>
               </w:rPr>
@@ -4033,6 +4210,8 @@
           <w:p>
             <w:pPr>
               <w:pStyle w:val="NoSpacing"/>
+              <w:keepNext/>
+              <w:keepLines/>
               <w:rPr>
                 <w:rFonts w:ascii="Arial" w:hAnsi="Arial" w:cs="Arial"/>
               </w:rPr>
@@ -4048,6 +4227,7 @@
       </w:tr>
       <w:tr>
         <w:trPr>
+          <w:cantSplit/>
           <w:trHeight w:val="397"/>
         </w:trPr>
         <w:tc>
@@ -4058,6 +4238,8 @@
           <w:p>
             <w:pPr>
               <w:pStyle w:val="NoSpacing"/>
+              <w:keepNext/>
+              <w:keepLines/>
               <w:rPr>
                 <w:rFonts w:ascii="Arial" w:hAnsi="Arial" w:cs="Arial"/>
               </w:rPr>
@@ -4082,6 +4264,8 @@
           <w:p>
             <w:pPr>
               <w:pStyle w:val="NoSpacing"/>
+              <w:keepNext/>
+              <w:keepLines/>
               <w:rPr>
                 <w:rFonts w:ascii="Arial" w:hAnsi="Arial" w:cs="Arial"/>
               </w:rPr>
@@ -4097,6 +4281,7 @@
       </w:tr>
       <w:tr>
         <w:trPr>
+          <w:cantSplit/>
           <w:trHeight w:val="397"/>
         </w:trPr>
         <w:tc>
@@ -4107,6 +4292,8 @@
           <w:p>
             <w:pPr>
               <w:pStyle w:val="NoSpacing"/>
+              <w:keepNext/>
+              <w:keepLines/>
               <w:rPr>
                 <w:rFonts w:ascii="Arial" w:hAnsi="Arial" w:cs="Arial"/>
               </w:rPr>
@@ -4131,6 +4318,8 @@
           <w:p>
             <w:pPr>
               <w:pStyle w:val="NoSpacing"/>
+              <w:keepNext/>
+              <w:keepLines/>
               <w:rPr>
                 <w:rFonts w:ascii="Arial" w:hAnsi="Arial" w:cs="Arial"/>
               </w:rPr>
@@ -4146,6 +4335,7 @@
       </w:tr>
       <w:tr>
         <w:trPr>
+          <w:cantSplit/>
           <w:trHeight w:val="397"/>
         </w:trPr>
         <w:tc>
@@ -4156,6 +4346,8 @@
           <w:p>
             <w:pPr>
               <w:pStyle w:val="NoSpacing"/>
+              <w:keepNext/>
+              <w:keepLines/>
               <w:rPr>
                 <w:rFonts w:ascii="Arial" w:hAnsi="Arial" w:cs="Arial"/>
               </w:rPr>
@@ -4180,6 +4372,8 @@
           <w:p>
             <w:pPr>
               <w:pStyle w:val="NoSpacing"/>
+              <w:keepNext/>
+              <w:keepLines/>
               <w:rPr>
                 <w:rFonts w:ascii="Arial" w:hAnsi="Arial" w:cs="Arial"/>
               </w:rPr>
@@ -4195,6 +4389,7 @@
       </w:tr>
       <w:tr>
         <w:trPr>
+          <w:cantSplit/>
           <w:trHeight w:val="397"/>
         </w:trPr>
         <w:tc>
@@ -4205,6 +4400,8 @@
           <w:p>
             <w:pPr>
               <w:pStyle w:val="NoSpacing"/>
+              <w:keepNext/>
+              <w:keepLines/>
               <w:rPr>
                 <w:rFonts w:ascii="Arial" w:hAnsi="Arial" w:cs="Arial"/>
               </w:rPr>
@@ -4229,6 +4426,8 @@
           <w:p>
             <w:pPr>
               <w:pStyle w:val="NoSpacing"/>
+              <w:keepNext/>
+              <w:keepLines/>
               <w:rPr>
                 <w:rFonts w:ascii="Arial" w:hAnsi="Arial" w:cs="Arial"/>
               </w:rPr>
@@ -4244,6 +4443,7 @@
       </w:tr>
       <w:tr>
         <w:trPr>
+          <w:cantSplit/>
           <w:trHeight w:val="397"/>
         </w:trPr>
         <w:tc>
@@ -4254,6 +4454,8 @@
           <w:p>
             <w:pPr>
               <w:pStyle w:val="NoSpacing"/>
+              <w:keepNext/>
+              <w:keepLines/>
               <w:rPr>
                 <w:rFonts w:ascii="Arial" w:hAnsi="Arial" w:cs="Arial"/>
               </w:rPr>
@@ -4272,6 +4474,8 @@
           <w:p>
             <w:pPr>
               <w:pStyle w:val="NoSpacing"/>
+              <w:keepNext/>
+              <w:keepLines/>
               <w:rPr>
                 <w:rFonts w:ascii="Arial" w:hAnsi="Arial" w:cs="Arial"/>
               </w:rPr>
@@ -4287,6 +4491,7 @@
       </w:tr>
       <w:tr>
         <w:trPr>
+          <w:cantSplit/>
           <w:trHeight w:val="397"/>
         </w:trPr>
         <w:tc>
@@ -4297,6 +4502,8 @@
           <w:p>
             <w:pPr>
               <w:pStyle w:val="NoSpacing"/>
+              <w:keepNext/>
+              <w:keepLines/>
               <w:rPr>
                 <w:rFonts w:ascii="Arial" w:hAnsi="Arial" w:cs="Arial"/>
               </w:rPr>
@@ -4315,6 +4522,8 @@
           <w:p>
             <w:pPr>
               <w:pStyle w:val="NoSpacing"/>
+              <w:keepNext/>
+              <w:keepLines/>
               <w:rPr>
                 <w:rFonts w:ascii="Arial" w:hAnsi="Arial" w:cs="Arial"/>
               </w:rPr>
@@ -4329,6 +4538,9 @@
         </w:tc>
       </w:tr>
       <w:tr>
+        <w:trPr>
+          <w:cantSplit/>
+        </w:trPr>
         <w:tc>
           <w:tcPr>
             <w:tcW w:w="3261" w:type="dxa"/>
@@ -4337,6 +4549,7 @@
           <w:p>
             <w:pPr>
               <w:pStyle w:val="NoSpacing"/>
+              <w:keepLines/>
               <w:rPr>
                 <w:rFonts w:ascii="Arial" w:hAnsi="Arial" w:cs="Arial"/>
               </w:rPr>
@@ -4355,6 +4568,7 @@
           <w:p>
             <w:pPr>
               <w:pStyle w:val="NoSpacing"/>
+              <w:keepLines/>
               <w:rPr>
                 <w:rFonts w:ascii="Arial" w:hAnsi="Arial" w:cs="Arial"/>
               </w:rPr>
@@ -4423,23 +4637,6 @@
     </w:p>
     <w:p>
       <w:pPr>
-        <w:spacing w:after="160" w:line="278" w:lineRule="auto"/>
-        <w:rPr>
-          <w:rFonts w:ascii="Arial" w:hAnsi="Arial" w:cs="Arial"/>
-          <w:sz w:val="20"/>
-          <w:szCs w:val="20"/>
-        </w:rPr>
-      </w:pPr>
-      <w:r>
-        <w:rPr>
-          <w:rFonts w:ascii="Arial" w:hAnsi="Arial" w:cs="Arial"/>
-          <w:sz w:val="20"/>
-          <w:szCs w:val="20"/>
-        </w:rPr>
-      </w:r>
-    </w:p>
-    <w:p>
-      <w:pPr>
         <w:tabs>
           <w:tab w:val="left" w:pos="709"/>
         </w:tabs>
@@ -4455,6 +4652,7 @@
         <w:rPr>
           <w:rFonts w:ascii="Arial" w:hAnsi="Arial" w:cs="Arial"/>
         </w:rPr>
+        <w:lastRenderedPageBreak/>
         <w:t>Die vorliegende Vereinbarung stellt einen Kommissionsvertrag im Sinne von Art. 425 ff. OR dar und gelangt zur Anwendung, wenn der Auftraggeber der Leu Numismatik AG (</w:t>
       </w:r>
       <w:bookmarkStart w:id="0" w:name="_Hlk157178170"/>
@@ -4754,48 +4952,10 @@
       </w:pPr>
       <w:r>
         <w:rPr>
-          <w:rFonts w:ascii="Arial" w:hAnsi="Arial" w:cs="Arial"/>
-        </w:rPr>
-        <w:t xml:space="preserve">Der Auftraggeber erklärt, dass das Auktionsgut rechtmässig erworben und versteuert worden ist, und bestätigt sodann, dessen rechtmässiger Eigentümer zu sein und darüber ohne Einschränkungen verfügungsberechtigt zu sein im Sinne des Bundesgesetzes über den internationalen Kulturgütertransfer vom 20. Juni 2003 (KGTG) sowie der dazu gehörenden Verordnung über den internationalen Kulturgütertransfer vom 13. April 2005 (KGTV) (Art. 16 KGTG i.V.m. Art. 18 KGTV). Hierfür lässt der Auftraggeber der Auftragnehmerin eine </w:t>
-      </w:r>
-      <w:r>
-        <w:rPr>
-          <w:rFonts w:ascii="Arial" w:hAnsi="Arial" w:cs="Arial"/>
-          <w:u w:val="single"/>
-        </w:rPr>
-        <w:t>Kopie des amtlichen Identifikationsdokumentes</w:t>
-      </w:r>
-      <w:r>
-        <w:rPr>
-          <w:rFonts w:ascii="Arial" w:hAnsi="Arial" w:cs="Arial"/>
-        </w:rPr>
-        <w:t xml:space="preserve"> und eine </w:t>
-      </w:r>
-      <w:r>
-        <w:rPr>
-          <w:rFonts w:ascii="Arial" w:hAnsi="Arial" w:cs="Arial"/>
-          <w:u w:val="single"/>
-        </w:rPr>
-        <w:t>schriftliche Erklärung über dessen Verfügungsberechtigung</w:t>
-      </w:r>
-      <w:r>
-        <w:rPr>
-          <w:rFonts w:ascii="Arial" w:hAnsi="Arial" w:cs="Arial"/>
-        </w:rPr>
-        <w:t xml:space="preserve"> über das Kulturgut zukommen. Bei einer juristischen Person ist zusätzlich ein </w:t>
-      </w:r>
-      <w:r>
-        <w:rPr>
-          <w:rFonts w:ascii="Arial" w:hAnsi="Arial" w:cs="Arial"/>
-          <w:u w:val="single"/>
-        </w:rPr>
-        <w:t>Handelsregisterauszug</w:t>
-      </w:r>
-      <w:r>
-        <w:rPr>
-          <w:rFonts w:ascii="Arial" w:hAnsi="Arial" w:cs="Arial"/>
-        </w:rPr>
-        <w:t xml:space="preserve"> oder ein diesem vergleichbares ausländisches Dokument vorzulegen.</w:t>
+          <w:rFonts w:ascii="Arial" w:hAnsi="Arial" w:eastAsia="Arial" w:cs="Arial"/>
+          <w:lang w:val="de-CH" w:eastAsia="de-CH"/>
+        </w:rPr>
+        <w:t>Der Auftraggeber erklärt, dass das Auktionsgut rechtmässig erworben und versteuert worden ist, und bestätigt, dessen rechtmässiger Eigentümer und im Sinne des Bundesgesetzes über den internationalen Kulturgütertransfer vom 20. Juni 2003 (KGTG) sowie der dazugehörenden Verordnung über den internationalen Kulturgütertransfer vom 13. April 2005 (KGTV) ohne Einschränkungen verfügungsberechtigt zu sein (Art. 16 KGTG i.V.m. Art. 18 KGTV). Der Auftragnehmerin ist eine Kopie des amtlichen Identifikationsdokuments des Auftraggebers oder, wenn der Auftraggeber eine juristische Person oder Personengesellschaft ist, der für ihn handelnden bevollmächtigten Person sowie eine schriftliche Erklärung über die Verfügungsberechtigung am Kulturgut vorzulegen. Bei einer juristischen Person oder Personengesellschaft ist zusätzlich ein Handelsregisterauszug oder ein vergleichbares ausländisches Dokument vorzulegen.</w:t>
       </w:r>
     </w:p>
     <w:p>
@@ -4814,15 +4974,10 @@
       </w:pPr>
       <w:r>
         <w:rPr>
-          <w:rFonts w:ascii="Arial" w:hAnsi="Arial" w:cs="Arial"/>
-        </w:rPr>
-        <w:tab/>
-      </w:r>
-      <w:r>
-        <w:rPr>
-          <w:rFonts w:ascii="Arial" w:hAnsi="Arial" w:cs="Arial"/>
-        </w:rPr>
-        <w:t>Ist der Auftraggeber nicht der Eigentümer des Auktionsguts, so erklärt er berechtigt zu sein, im Namen des verfügungsberechtigten Eigentümers zu handeln. Auf Verlangen der Auftragnehmerin ist der Auftraggeber verpflichtet, einen entsprechenden Nachweis vorzulegen (bspw. eine Originalvollmacht des verfügungsberechtigten Eigentümers).</w:t>
+          <w:rFonts w:ascii="Arial" w:hAnsi="Arial" w:eastAsia="Arial" w:cs="Arial"/>
+          <w:lang w:val="de-CH" w:eastAsia="de-CH"/>
+        </w:rPr>
+        <w:t>Werden die Auktionsgüter durch eine bevollmächtigte Person oder durch eine im Namen des Auftraggebers handelnde juristische Person oder Personengesellschaft eingeliefert, bestätigt diese Person oder Gesellschaft, im Namen des verfügungsberechtigten Auftraggebers handeln zu dürfen. Auf Verlangen der Auftragnehmerin hat die bevollmächtigte Person oder Gesellschaft einen entsprechenden Nachweis vorzulegen, beispielsweise eine Originalvollmacht des verfügungsberechtigten Auftraggebers.</w:t>
       </w:r>
     </w:p>
     <w:p>
@@ -4942,22 +5097,10 @@
       </w:pPr>
       <w:r>
         <w:rPr>
-          <w:rFonts w:ascii="Arial" w:hAnsi="Arial" w:cs="Arial"/>
-        </w:rPr>
-        <w:t xml:space="preserve">Der Auftraggeber bestätigt, von der Auftragnehmerin </w:t>
-      </w:r>
-      <w:r>
-        <w:rPr>
-          <w:rFonts w:ascii="Arial" w:hAnsi="Arial" w:cs="Arial"/>
-          <w:u w:val="single"/>
-        </w:rPr>
-        <w:t>das Informationsblatt über bestehende Ein- und Ausfuhrregelungen</w:t>
-      </w:r>
-      <w:r>
-        <w:rPr>
-          <w:rFonts w:ascii="Arial" w:hAnsi="Arial" w:cs="Arial"/>
-        </w:rPr>
-        <w:t xml:space="preserve"> erhalten zu haben, dieses zur Kenntnis genommen zu haben und somit in schriftlicher Form über bestehende Ein- und Ausfuhrregelungen von Vertragsstaaten unterrichtet worden zu sein. </w:t>
+          <w:rFonts w:ascii="Arial" w:hAnsi="Arial" w:eastAsia="Arial" w:cs="Arial"/>
+          <w:lang w:val="de-CH" w:eastAsia="de-CH"/>
+        </w:rPr>
+        <w:t>Der Auftraggeber bestätigt, das Informationsblatt der Auftragnehmerin über bestehende Ein- und Ausfuhrregelungen erhalten und dessen Inhalt zur Kenntnis genommen zu haben.</w:t>
       </w:r>
     </w:p>
     <w:p>
@@ -4995,9 +5138,10 @@
       </w:pPr>
       <w:r>
         <w:rPr>
-          <w:rFonts w:ascii="Arial" w:hAnsi="Arial" w:cs="Arial"/>
-        </w:rPr>
-        <w:t>Bei einer Einlieferung in der Schweiz bestätigt der Auftraggeber, das Auktionsgut bei der Einfuhr am Schweizer Zoll gem. Art. 4a KGTG i.V.m. Art. 25 KGTV spezifisch als solches angemeldet zu haben. Der Auftraggeber nimmt zur Kenntnis, dass die Folgen der fehlenden oder falschen Anmeldung von Kulturgut am Zoll sowie die rechtswidrige Ein-, Durch- oder Ausfuhr gem. Art. 24 KGTG strafbar ist. Der Auftraggeber bestätigt zudem, das Auktionsgut ordnungsgemäss und entsprechend den gesetzlichen Vorschriften des Ursprungslandes exportiert zu haben.</w:t>
+          <w:rFonts w:ascii="Arial" w:hAnsi="Arial" w:eastAsia="Arial" w:cs="Arial"/>
+          <w:lang w:val="de-CH" w:eastAsia="de-CH"/>
+        </w:rPr>
+        <w:t>Bei einer Einlieferung in der Schweiz bestätigt der Auftraggeber, das Auktionsgut bei der Einfuhr am Schweizer Zoll gemäss Art. 4a KGTG i.V.m. Art. 25 KGTV spezifisch als solches angemeldet zu haben. Der Auftraggeber nimmt zur Kenntnis, dass eine fehlende oder falsche Anmeldung von Kulturgut am Zoll sowie eine rechtswidrige Ein-, Durch- oder Ausfuhr gemäss Art. 24 KGTG strafbar sind. Der Auftraggeber bestätigt zudem, das Auktionsgut ordnungsgemäss und entsprechend den gesetzlichen Vorschriften des Ursprungslandes exportiert zu haben.</w:t>
       </w:r>
     </w:p>
     <w:p>
@@ -5059,7 +5203,10 @@
         <w:r>
           <w:rPr>
             <w:rStyle w:val="Hyperlink"/>
-            <w:rFonts w:ascii="Arial" w:hAnsi="Arial" w:cs="Arial"/>
+            <w:rFonts w:ascii="Arial" w:hAnsi="Arial" w:eastAsia="Arial" w:cs="Arial"/>
+            <w:color w:val="0000FF"/>
+            <w:u w:val="single"/>
+            <w:lang w:val="de-CH" w:eastAsia="de-CH"/>
           </w:rPr>
           <w:t>https://leunumismatik.com/de/imprint</w:t>
         </w:r>
@@ -5399,34 +5546,8 @@
         <w:rPr>
           <w:rFonts w:ascii="Arial" w:hAnsi="Arial" w:cs="Arial"/>
         </w:rPr>
+        <w:lastRenderedPageBreak/>
         <w:t xml:space="preserve">Auktionsgut, das unverkauft bleibt, wird in der nachfolgenden Auktion angeboten. Bleibt das Auktionsgut erneut unverkauft, kann es auf Anfrage des Auftragsgebers retourniert werden. Auktionsgüter, die in der Schweiz eingeliefert wurden, können zur Abholung bereitgestellt oder auf dem Postweg retourniert werden. </w:t>
-      </w:r>
-    </w:p>
-    <w:p>
-      <w:pPr>
-        <w:tabs>
-          <w:tab w:val="left" w:pos="709"/>
-        </w:tabs>
-        <w:autoSpaceDE w:val="0"/>
-        <w:autoSpaceDN w:val="0"/>
-        <w:adjustRightInd w:val="0"/>
-        <w:spacing w:before="120" w:after="0" w:line="240" w:lineRule="atLeast"/>
-        <w:ind w:left="708"/>
-        <w:rPr>
-          <w:rFonts w:ascii="Arial" w:hAnsi="Arial" w:cs="Arial"/>
-        </w:rPr>
-      </w:pPr>
-      <w:r>
-        <w:rPr>
-          <w:rFonts w:ascii="Arial" w:hAnsi="Arial" w:cs="Arial"/>
-        </w:rPr>
-        <w:tab/>
-      </w:r>
-      <w:r>
-        <w:rPr>
-          <w:rFonts w:ascii="Arial" w:hAnsi="Arial" w:cs="Arial"/>
-        </w:rPr>
-        <w:t>Auktionsgüter, die im Ausland eingeliefert wurden, werden ausschliesslich auf dem Postweg retourniert.</w:t>
       </w:r>
     </w:p>
     <w:p>
@@ -5464,33 +5585,10 @@
       </w:pPr>
       <w:r>
         <w:rPr>
-          <w:rFonts w:ascii="Arial" w:hAnsi="Arial" w:cs="Arial"/>
-        </w:rPr>
-        <w:t>Die vorliegende Vereinbarung kann von beiden Parteien jederzeit mit sofortiger Wirkung gekündigt werden. Die Kündigung muss schriftlich und mit eingeschriebenem Brief erfolgen. Kündigt der Auftraggeber den Auftrag vor der Versteigerung ganz oder teilweise, so hat er die Auftragnehmerin wie folgt zu entschädigen (</w:t>
-      </w:r>
-      <w:r>
-        <w:rPr>
-          <w:rFonts w:ascii="Arial" w:hAnsi="Arial" w:cs="Arial"/>
-        </w:rPr>
-        <w:t>entscheidend</w:t>
-      </w:r>
-      <w:r>
-        <w:rPr>
-          <w:rFonts w:ascii="Arial" w:hAnsi="Arial" w:cs="Arial"/>
-        </w:rPr>
-        <w:t xml:space="preserve"> </w:t>
-      </w:r>
-      <w:r>
-        <w:rPr>
-          <w:rFonts w:ascii="Arial" w:hAnsi="Arial" w:cs="Arial"/>
-        </w:rPr>
-        <w:t>ist</w:t>
-      </w:r>
-      <w:r>
-        <w:rPr>
-          <w:rFonts w:ascii="Arial" w:hAnsi="Arial" w:cs="Arial"/>
-        </w:rPr>
-        <w:t xml:space="preserve"> das Datum des Eingangs der Kündigung bei der Auftragnehmerin):</w:t>
+          <w:rFonts w:ascii="Arial" w:hAnsi="Arial" w:eastAsia="Arial" w:cs="Arial"/>
+          <w:lang w:val="de-CH" w:eastAsia="de-CH"/>
+        </w:rPr>
+        <w:t>Beide Parteien können die vorliegende Vereinbarung jederzeit mit sofortiger Wirkung durch schriftliche Mitteilung per eingeschriebenem Brief kündigen. Kündigt der Auftraggeber den Auftrag vor der Versteigerung ganz oder teilweise, so hat der Auftraggeber die Auftragnehmerin wie folgt zu entschädigen (entscheidend ist das Datum des Eingangs der Kündigung bei der Auftragnehmerin):</w:t>
       </w:r>
     </w:p>
     <w:p>
@@ -5691,7 +5789,10 @@
         <w:r>
           <w:rPr>
             <w:rStyle w:val="Hyperlink"/>
-            <w:rFonts w:ascii="Arial" w:hAnsi="Arial" w:cs="Arial"/>
+            <w:rFonts w:ascii="Arial" w:hAnsi="Arial" w:eastAsia="Arial" w:cs="Arial"/>
+            <w:color w:val="0000FF"/>
+            <w:u w:val="single"/>
+            <w:lang w:val="de-CH" w:eastAsia="de-CH"/>
           </w:rPr>
           <w:t>https://leunumismatik.com/de/terms</w:t>
         </w:r>
@@ -5790,48 +5891,6 @@
           <w:rFonts w:ascii="Arial" w:hAnsi="Arial" w:cs="Arial"/>
         </w:rPr>
       </w:pPr>
-    </w:p>
-    <w:p>
-      <w:pPr>
-        <w:pStyle w:val="ListParagraph"/>
-        <w:tabs>
-          <w:tab w:val="left" w:pos="709"/>
-        </w:tabs>
-        <w:autoSpaceDE w:val="0"/>
-        <w:autoSpaceDN w:val="0"/>
-        <w:adjustRightInd w:val="0"/>
-        <w:spacing w:before="120" w:after="0" w:line="240" w:lineRule="atLeast"/>
-        <w:rPr>
-          <w:rFonts w:ascii="Arial" w:hAnsi="Arial" w:cs="Arial"/>
-          <w:i/>
-          <w:iCs/>
-        </w:rPr>
-      </w:pPr>
-      <w:r>
-        <w:rPr>
-          <w:rFonts w:ascii="Arial" w:hAnsi="Arial" w:cs="Arial"/>
-          <w:i/>
-          <w:iCs/>
-        </w:rPr>
-        <w:t>Unterschriften auf der nächsten Seite.</w:t>
-      </w:r>
-    </w:p>
-    <w:p>
-      <w:pPr>
-        <w:spacing w:after="160" w:line="278" w:lineRule="auto"/>
-        <w:rPr>
-          <w:rFonts w:ascii="Arial" w:hAnsi="Arial" w:cs="Arial"/>
-          <w:sz w:val="21"/>
-          <w:szCs w:val="21"/>
-        </w:rPr>
-      </w:pPr>
-      <w:r>
-        <w:rPr>
-          <w:rFonts w:ascii="Arial" w:hAnsi="Arial" w:cs="Arial"/>
-          <w:sz w:val="21"/>
-          <w:szCs w:val="21"/>
-        </w:rPr>
-      </w:r>
     </w:p>
     <w:p>
       <w:pPr>
@@ -5875,6 +5934,7 @@
         <w:trPr>
           <w:gridAfter w:val="1"/>
           <w:wAfter w:w="150" w:type="dxa"/>
+          <w:cantSplit/>
           <w:trHeight w:val="701"/>
         </w:trPr>
         <w:tc>
@@ -5884,6 +5944,8 @@
           </w:tcPr>
           <w:p>
             <w:pPr>
+              <w:keepNext/>
+              <w:keepLines/>
               <w:spacing w:after="0"/>
               <w:rPr>
                 <w:rFonts w:ascii="Arial" w:hAnsi="Arial" w:cs="Arial"/>
@@ -5908,6 +5970,8 @@
           </w:tcPr>
           <w:p>
             <w:pPr>
+              <w:keepNext/>
+              <w:keepLines/>
               <w:spacing w:after="0"/>
               <w:rPr>
                 <w:rFonts w:ascii="Arial" w:hAnsi="Arial" w:cs="Arial"/>
@@ -5926,6 +5990,8 @@
           </w:tcPr>
           <w:p>
             <w:pPr>
+              <w:keepNext/>
+              <w:keepLines/>
               <w:spacing w:after="0"/>
               <w:rPr>
                 <w:rFonts w:ascii="Arial" w:hAnsi="Arial" w:cs="Arial"/>
@@ -5945,6 +6011,9 @@
         </w:tc>
       </w:tr>
       <w:tr>
+        <w:trPr>
+          <w:cantSplit/>
+        </w:trPr>
         <w:tc>
           <w:tcPr>
             <w:tcW w:w="1701" w:type="dxa"/>
@@ -5952,6 +6021,8 @@
           </w:tcPr>
           <w:p>
             <w:pPr>
+              <w:keepNext/>
+              <w:keepLines/>
               <w:spacing w:after="0"/>
               <w:rPr>
                 <w:rFonts w:ascii="Arial" w:hAnsi="Arial" w:cs="Arial"/>
@@ -5975,16 +6046,18 @@
           </w:tcPr>
           <w:p>
             <w:pPr>
+              <w:keepNext/>
+              <w:keepLines/>
               <w:spacing w:after="0"/>
               <w:rPr>
                 <w:rFonts w:ascii="Arial" w:hAnsi="Arial" w:cs="Arial"/>
-                <w:lang w:val="en-US"/>
-              </w:rPr>
-            </w:pPr>
-            <w:r>
-              <w:rPr>
-                <w:rFonts w:ascii="Arial" w:hAnsi="Arial" w:cs="Arial"/>
-                <w:lang w:val="en-US"/>
+                <w:lang w:val="de-CH"/>
+              </w:rPr>
+            </w:pPr>
+            <w:r>
+              <w:rPr>
+                <w:rFonts w:ascii="Arial" w:hAnsi="Arial" w:cs="Arial"/>
+                <w:lang w:val="de-CH"/>
               </w:rPr>
               <w:t>{{</w:t>
             </w:r>
@@ -5992,7 +6065,7 @@
             <w:r>
               <w:rPr>
                 <w:rFonts w:ascii="Arial" w:hAnsi="Arial" w:cs="Arial"/>
-                <w:lang w:val="en-US"/>
+                <w:lang w:val="de-CH"/>
               </w:rPr>
               <w:t>consignor_place_date</w:t>
             </w:r>
@@ -6000,7 +6073,7 @@
             <w:r>
               <w:rPr>
                 <w:rFonts w:ascii="Arial" w:hAnsi="Arial" w:cs="Arial"/>
-                <w:lang w:val="en-US"/>
+                <w:lang w:val="de-CH"/>
               </w:rPr>
               <w:t>}}</w:t>
             </w:r>
@@ -6013,10 +6086,12 @@
           </w:tcPr>
           <w:p>
             <w:pPr>
+              <w:keepNext/>
+              <w:keepLines/>
               <w:spacing w:after="0"/>
               <w:rPr>
                 <w:rFonts w:ascii="Arial" w:hAnsi="Arial" w:cs="Arial"/>
-                <w:lang w:val="en-US"/>
+                <w:lang w:val="de-CH"/>
               </w:rPr>
             </w:pPr>
           </w:p>
@@ -6028,6 +6103,8 @@
           </w:tcPr>
           <w:p>
             <w:pPr>
+              <w:keepNext/>
+              <w:keepLines/>
               <w:spacing w:after="0"/>
               <w:rPr>
                 <w:rFonts w:ascii="Arial" w:hAnsi="Arial" w:cs="Arial"/>
@@ -6051,6 +6128,8 @@
           </w:tcPr>
           <w:p>
             <w:pPr>
+              <w:keepNext/>
+              <w:keepLines/>
               <w:spacing w:after="0"/>
               <w:rPr>
                 <w:rFonts w:ascii="Arial" w:hAnsi="Arial" w:cs="Arial"/>
@@ -6067,6 +6146,7 @@
       </w:tr>
       <w:tr>
         <w:trPr>
+          <w:cantSplit/>
           <w:trHeight w:val="737"/>
         </w:trPr>
         <w:tc>
@@ -6078,6 +6158,8 @@
           </w:tcPr>
           <w:p>
             <w:pPr>
+              <w:keepNext/>
+              <w:keepLines/>
               <w:spacing w:after="0"/>
               <w:rPr>
                 <w:rFonts w:ascii="Arial" w:hAnsi="Arial" w:cs="Arial"/>
@@ -6095,34 +6177,40 @@
           </w:tcPr>
           <w:p>
             <w:pPr>
+              <w:keepNext/>
+              <w:keepLines/>
               <w:spacing w:after="0"/>
               <w:rPr>
                 <w:rFonts w:ascii="Arial" w:hAnsi="Arial" w:cs="Arial"/>
-                <w:lang w:val="en-US"/>
-              </w:rPr>
-            </w:pPr>
-          </w:p>
-          <w:p>
-            <w:pPr>
+                <w:lang w:val="de-CH"/>
+              </w:rPr>
+            </w:pPr>
+          </w:p>
+          <w:p>
+            <w:pPr>
+              <w:keepNext/>
+              <w:keepLines/>
               <w:spacing w:after="0"/>
               <w:rPr>
                 <w:rFonts w:ascii="Arial" w:hAnsi="Arial" w:cs="Arial"/>
-                <w:lang w:val="en-US"/>
-              </w:rPr>
-            </w:pPr>
-          </w:p>
-          <w:p>
-            <w:pPr>
+                <w:lang w:val="de-CH"/>
+              </w:rPr>
+            </w:pPr>
+          </w:p>
+          <w:p>
+            <w:pPr>
+              <w:keepNext/>
+              <w:keepLines/>
               <w:spacing w:after="0"/>
               <w:rPr>
                 <w:rFonts w:ascii="Arial" w:hAnsi="Arial" w:cs="Arial"/>
-                <w:lang w:val="en-US"/>
-              </w:rPr>
-            </w:pPr>
-            <w:r>
-              <w:rPr>
-                <w:rFonts w:ascii="Arial" w:hAnsi="Arial" w:cs="Arial"/>
-                <w:lang w:val="en-US"/>
+                <w:lang w:val="de-CH"/>
+              </w:rPr>
+            </w:pPr>
+            <w:r>
+              <w:rPr>
+                <w:rFonts w:ascii="Arial" w:hAnsi="Arial" w:cs="Arial"/>
+                <w:lang w:val="de-CH"/>
               </w:rPr>
               <w:t>{{</w:t>
             </w:r>
@@ -6130,23 +6218,32 @@
             <w:r>
               <w:rPr>
                 <w:rFonts w:ascii="Arial" w:hAnsi="Arial" w:cs="Arial"/>
-                <w:lang w:val="en-US"/>
+                <w:lang w:val="de-CH"/>
               </w:rPr>
               <w:t>consignor_signature_prefix</w:t>
             </w:r>
             <w:proofErr w:type="spellEnd"/>
-            <w:r>
-              <w:rPr>
-                <w:rFonts w:ascii="Arial" w:hAnsi="Arial" w:cs="Arial"/>
-                <w:lang w:val="en-US"/>
-              </w:rPr>
-              <w:t>}}{{</w:t>
+            <w:proofErr w:type="gramStart"/>
+            <w:r>
+              <w:rPr>
+                <w:rFonts w:ascii="Arial" w:hAnsi="Arial" w:cs="Arial"/>
+                <w:lang w:val="de-CH"/>
+              </w:rPr>
+              <w:t>}}{</w:t>
+            </w:r>
+            <w:proofErr w:type="gramEnd"/>
+            <w:r>
+              <w:rPr>
+                <w:rFonts w:ascii="Arial" w:hAnsi="Arial" w:cs="Arial"/>
+                <w:lang w:val="de-CH"/>
+              </w:rPr>
+              <w:t>{</w:t>
             </w:r>
             <w:proofErr w:type="spellStart"/>
             <w:r>
               <w:rPr>
                 <w:rFonts w:ascii="Arial" w:hAnsi="Arial" w:cs="Arial"/>
-                <w:lang w:val="en-US"/>
+                <w:lang w:val="de-CH"/>
               </w:rPr>
               <w:t>consignor_signature_image</w:t>
             </w:r>
@@ -6154,7 +6251,7 @@
             <w:r>
               <w:rPr>
                 <w:rFonts w:ascii="Arial" w:hAnsi="Arial" w:cs="Arial"/>
-                <w:lang w:val="en-US"/>
+                <w:lang w:val="de-CH"/>
               </w:rPr>
               <w:t>}}</w:t>
             </w:r>
@@ -6167,10 +6264,12 @@
           </w:tcPr>
           <w:p>
             <w:pPr>
+              <w:keepNext/>
+              <w:keepLines/>
               <w:spacing w:after="0"/>
               <w:rPr>
                 <w:rFonts w:ascii="Arial" w:hAnsi="Arial" w:cs="Arial"/>
-                <w:lang w:val="en-US"/>
+                <w:lang w:val="de-CH"/>
               </w:rPr>
             </w:pPr>
           </w:p>
@@ -6184,10 +6283,12 @@
           </w:tcPr>
           <w:p>
             <w:pPr>
+              <w:keepNext/>
+              <w:keepLines/>
               <w:spacing w:after="0"/>
               <w:rPr>
                 <w:rFonts w:ascii="Arial" w:hAnsi="Arial" w:cs="Arial"/>
-                <w:lang w:val="en-US"/>
+                <w:lang w:val="de-CH"/>
               </w:rPr>
             </w:pPr>
           </w:p>
@@ -6202,24 +6303,30 @@
           </w:tcPr>
           <w:p>
             <w:pPr>
+              <w:keepNext/>
+              <w:keepLines/>
               <w:spacing w:after="0"/>
               <w:rPr>
                 <w:rFonts w:ascii="Arial" w:hAnsi="Arial" w:cs="Arial"/>
-                <w:lang w:val="en-US"/>
-              </w:rPr>
-            </w:pPr>
-          </w:p>
-          <w:p>
-            <w:pPr>
+                <w:lang w:val="de-CH"/>
+              </w:rPr>
+            </w:pPr>
+          </w:p>
+          <w:p>
+            <w:pPr>
+              <w:keepNext/>
+              <w:keepLines/>
               <w:spacing w:after="0"/>
               <w:rPr>
                 <w:rFonts w:ascii="Arial" w:hAnsi="Arial" w:cs="Arial"/>
-                <w:lang w:val="en-US"/>
-              </w:rPr>
-            </w:pPr>
-          </w:p>
-          <w:p>
-            <w:pPr>
+                <w:lang w:val="de-CH"/>
+              </w:rPr>
+            </w:pPr>
+          </w:p>
+          <w:p>
+            <w:pPr>
+              <w:keepNext/>
+              <w:keepLines/>
               <w:spacing w:after="0"/>
               <w:rPr>
                 <w:rFonts w:ascii="Arial" w:hAnsi="Arial" w:cs="Arial"/>
@@ -6238,6 +6345,7 @@
         <w:trPr>
           <w:gridAfter w:val="2"/>
           <w:wAfter w:w="590" w:type="dxa"/>
+          <w:cantSplit/>
         </w:trPr>
         <w:tc>
           <w:tcPr>
@@ -6249,16 +6357,17 @@
           </w:tcPr>
           <w:p>
             <w:pPr>
+              <w:keepLines/>
               <w:spacing w:before="60" w:after="0"/>
               <w:rPr>
                 <w:rFonts w:ascii="Arial" w:hAnsi="Arial" w:cs="Arial"/>
-                <w:lang w:val="en-US"/>
-              </w:rPr>
-            </w:pPr>
-            <w:r>
-              <w:rPr>
-                <w:rFonts w:ascii="Arial" w:hAnsi="Arial" w:cs="Arial"/>
-                <w:lang w:val="en-US"/>
+                <w:lang w:val="de-CH"/>
+              </w:rPr>
+            </w:pPr>
+            <w:r>
+              <w:rPr>
+                <w:rFonts w:ascii="Arial" w:hAnsi="Arial" w:cs="Arial"/>
+                <w:lang w:val="de-CH"/>
               </w:rPr>
               <w:t>{{</w:t>
             </w:r>
@@ -6266,7 +6375,7 @@
             <w:r>
               <w:rPr>
                 <w:rFonts w:ascii="Arial" w:hAnsi="Arial" w:cs="Arial"/>
-                <w:lang w:val="en-US"/>
+                <w:lang w:val="de-CH"/>
               </w:rPr>
               <w:t>consignor_signature_name</w:t>
             </w:r>
@@ -6274,7 +6383,7 @@
             <w:r>
               <w:rPr>
                 <w:rFonts w:ascii="Arial" w:hAnsi="Arial" w:cs="Arial"/>
-                <w:lang w:val="en-US"/>
+                <w:lang w:val="de-CH"/>
               </w:rPr>
               <w:t>}}</w:t>
             </w:r>
@@ -6286,10 +6395,11 @@
           </w:tcPr>
           <w:p>
             <w:pPr>
+              <w:keepLines/>
               <w:spacing w:before="60" w:after="0"/>
               <w:rPr>
                 <w:rFonts w:ascii="Arial" w:hAnsi="Arial" w:cs="Arial"/>
-                <w:lang w:val="en-US"/>
+                <w:lang w:val="de-CH"/>
               </w:rPr>
             </w:pPr>
           </w:p>
@@ -6301,6 +6411,7 @@
           </w:tcPr>
           <w:p>
             <w:pPr>
+              <w:keepLines/>
               <w:spacing w:before="60" w:after="0"/>
               <w:rPr>
                 <w:rFonts w:ascii="Arial" w:hAnsi="Arial" w:cs="Arial"/>
@@ -6336,6 +6447,8 @@
     </w:p>
     <w:p>
       <w:pPr>
+        <w:keepNext/>
+        <w:keepLines/>
         <w:autoSpaceDE w:val="0"/>
         <w:autoSpaceDN w:val="0"/>
         <w:adjustRightInd w:val="0"/>
@@ -6364,6 +6477,8 @@
     </w:p>
     <w:p>
       <w:pPr>
+        <w:keepNext/>
+        <w:keepLines/>
         <w:autoSpaceDE w:val="0"/>
         <w:autoSpaceDN w:val="0"/>
         <w:adjustRightInd w:val="0"/>
@@ -6398,12 +6513,17 @@
         <w:gridCol w:w="6962"/>
       </w:tblGrid>
       <w:tr>
+        <w:trPr>
+          <w:cantSplit/>
+        </w:trPr>
         <w:tc>
           <w:tcPr>
             <w:tcW w:w="846" w:type="dxa"/>
           </w:tcPr>
           <w:p>
             <w:pPr>
+              <w:keepNext/>
+              <w:keepLines/>
               <w:rPr>
                 <w:rFonts w:ascii="Arial" w:hAnsi="Arial" w:cs="Arial"/>
               </w:rPr>
@@ -6422,6 +6542,8 @@
           </w:tcPr>
           <w:p>
             <w:pPr>
+              <w:keepNext/>
+              <w:keepLines/>
               <w:rPr>
                 <w:rFonts w:ascii="Arial" w:hAnsi="Arial" w:cs="Arial"/>
               </w:rPr>
@@ -6430,12 +6552,17 @@
         </w:tc>
       </w:tr>
       <w:tr>
+        <w:trPr>
+          <w:cantSplit/>
+        </w:trPr>
         <w:tc>
           <w:tcPr>
             <w:tcW w:w="846" w:type="dxa"/>
           </w:tcPr>
           <w:p>
             <w:pPr>
+              <w:keepNext/>
+              <w:keepLines/>
               <w:rPr>
                 <w:rFonts w:ascii="Arial" w:hAnsi="Arial" w:cs="Arial"/>
                 <w:sz w:val="20"/>
@@ -6458,26 +6585,34 @@
           </w:tcPr>
           <w:p>
             <w:pPr>
-              <w:rPr>
-                <w:rFonts w:ascii="Arial" w:hAnsi="Arial" w:cs="Arial"/>
-              </w:rPr>
-            </w:pPr>
-            <w:r>
-              <w:rPr>
-                <w:rFonts w:ascii="Arial" w:hAnsi="Arial" w:cs="Arial"/>
-              </w:rPr>
-              <w:t>Kopie eines amtlichen Identifikationsdokuments des Auftraggebers</w:t>
+              <w:keepNext/>
+              <w:keepLines/>
+              <w:rPr>
+                <w:rFonts w:ascii="Arial" w:hAnsi="Arial" w:cs="Arial"/>
+              </w:rPr>
+            </w:pPr>
+            <w:r>
+              <w:rPr>
+                <w:rFonts w:ascii="Arial" w:hAnsi="Arial" w:eastAsia="Arial" w:cs="Arial"/>
+                <w:lang w:val="de-CH" w:eastAsia="de-CH"/>
+              </w:rPr>
+              <w:t>Kopie eines amtlichen Identifikationsdokuments des Auftraggebers oder gegebenenfalls der für ihn handelnden bevollmächtigten Person</w:t>
             </w:r>
           </w:p>
         </w:tc>
       </w:tr>
       <w:tr>
+        <w:trPr>
+          <w:cantSplit/>
+        </w:trPr>
         <w:tc>
           <w:tcPr>
             <w:tcW w:w="846" w:type="dxa"/>
           </w:tcPr>
           <w:p>
             <w:pPr>
+              <w:keepNext/>
+              <w:keepLines/>
               <w:rPr>
                 <w:rFonts w:ascii="Arial" w:hAnsi="Arial" w:cs="Arial"/>
               </w:rPr>
@@ -6496,6 +6631,8 @@
           </w:tcPr>
           <w:p>
             <w:pPr>
+              <w:keepNext/>
+              <w:keepLines/>
               <w:rPr>
                 <w:rFonts w:ascii="Arial" w:hAnsi="Arial" w:cs="Arial"/>
               </w:rPr>
@@ -6504,12 +6641,17 @@
         </w:tc>
       </w:tr>
       <w:tr>
+        <w:trPr>
+          <w:cantSplit/>
+        </w:trPr>
         <w:tc>
           <w:tcPr>
             <w:tcW w:w="846" w:type="dxa"/>
           </w:tcPr>
           <w:p>
             <w:pPr>
+              <w:keepNext/>
+              <w:keepLines/>
               <w:rPr>
                 <w:rFonts w:ascii="Arial" w:hAnsi="Arial" w:cs="Arial"/>
               </w:rPr>
@@ -6528,6 +6670,8 @@
           </w:tcPr>
           <w:p>
             <w:pPr>
+              <w:keepNext/>
+              <w:keepLines/>
               <w:rPr>
                 <w:rFonts w:ascii="Arial" w:hAnsi="Arial" w:cs="Arial"/>
               </w:rPr>
@@ -6536,12 +6680,17 @@
         </w:tc>
       </w:tr>
       <w:tr>
+        <w:trPr>
+          <w:cantSplit/>
+        </w:trPr>
         <w:tc>
           <w:tcPr>
             <w:tcW w:w="846" w:type="dxa"/>
           </w:tcPr>
           <w:p>
             <w:pPr>
+              <w:keepNext/>
+              <w:keepLines/>
               <w:rPr>
                 <w:rFonts w:ascii="Arial" w:hAnsi="Arial" w:cs="Arial"/>
                 <w:sz w:val="20"/>
@@ -6564,6 +6713,8 @@
           </w:tcPr>
           <w:p>
             <w:pPr>
+              <w:keepNext/>
+              <w:keepLines/>
               <w:rPr>
                 <w:rFonts w:ascii="Arial" w:hAnsi="Arial" w:cs="Arial"/>
               </w:rPr>
@@ -6578,12 +6729,17 @@
         </w:tc>
       </w:tr>
       <w:tr>
+        <w:trPr>
+          <w:cantSplit/>
+        </w:trPr>
         <w:tc>
           <w:tcPr>
             <w:tcW w:w="846" w:type="dxa"/>
           </w:tcPr>
           <w:p>
             <w:pPr>
+              <w:keepNext/>
+              <w:keepLines/>
               <w:rPr>
                 <w:rFonts w:ascii="Arial" w:hAnsi="Arial" w:cs="Arial"/>
               </w:rPr>
@@ -6602,6 +6758,8 @@
           </w:tcPr>
           <w:p>
             <w:pPr>
+              <w:keepNext/>
+              <w:keepLines/>
               <w:rPr>
                 <w:rFonts w:ascii="Arial" w:hAnsi="Arial" w:cs="Arial"/>
               </w:rPr>
@@ -6610,12 +6768,17 @@
         </w:tc>
       </w:tr>
       <w:tr>
+        <w:trPr>
+          <w:cantSplit/>
+        </w:trPr>
         <w:tc>
           <w:tcPr>
             <w:tcW w:w="846" w:type="dxa"/>
           </w:tcPr>
           <w:p>
             <w:pPr>
+              <w:keepNext/>
+              <w:keepLines/>
               <w:rPr>
                 <w:rFonts w:ascii="Arial" w:hAnsi="Arial" w:cs="Arial"/>
               </w:rPr>
@@ -6635,6 +6798,8 @@
           </w:tcPr>
           <w:p>
             <w:pPr>
+              <w:keepNext/>
+              <w:keepLines/>
               <w:rPr>
                 <w:rFonts w:ascii="Arial" w:hAnsi="Arial" w:cs="Arial"/>
               </w:rPr>
@@ -6643,6 +6808,9 @@
         </w:tc>
       </w:tr>
       <w:tr>
+        <w:trPr>
+          <w:cantSplit/>
+        </w:trPr>
         <w:tc>
           <w:tcPr>
             <w:tcW w:w="846" w:type="dxa"/>
@@ -6650,6 +6818,8 @@
           <w:p>
             <w:pPr>
               <w:pStyle w:val="NoSpacing"/>
+              <w:keepNext/>
+              <w:keepLines/>
               <w:rPr>
                 <w:rFonts w:ascii="Arial" w:hAnsi="Arial" w:cs="Arial"/>
               </w:rPr>
@@ -6672,6 +6842,8 @@
           <w:p>
             <w:pPr>
               <w:pStyle w:val="NoSpacing"/>
+              <w:keepNext/>
+              <w:keepLines/>
               <w:rPr>
                 <w:rFonts w:ascii="Arial" w:hAnsi="Arial" w:cs="Arial"/>
               </w:rPr>
@@ -6686,6 +6858,9 @@
         </w:tc>
       </w:tr>
       <w:tr>
+        <w:trPr>
+          <w:cantSplit/>
+        </w:trPr>
         <w:tc>
           <w:tcPr>
             <w:tcW w:w="846" w:type="dxa"/>
@@ -6693,6 +6868,8 @@
           <w:p>
             <w:pPr>
               <w:pStyle w:val="NoSpacing"/>
+              <w:keepNext/>
+              <w:keepLines/>
               <w:rPr>
                 <w:rFonts w:ascii="Arial" w:hAnsi="Arial" w:cs="Arial"/>
               </w:rPr>
@@ -6707,6 +6884,8 @@
           <w:p>
             <w:pPr>
               <w:pStyle w:val="NoSpacing"/>
+              <w:keepNext/>
+              <w:keepLines/>
               <w:rPr>
                 <w:rFonts w:ascii="Arial" w:hAnsi="Arial" w:cs="Arial"/>
               </w:rPr>
@@ -6715,12 +6894,17 @@
         </w:tc>
       </w:tr>
       <w:tr>
+        <w:trPr>
+          <w:cantSplit/>
+        </w:trPr>
         <w:tc>
           <w:tcPr>
             <w:tcW w:w="846" w:type="dxa"/>
           </w:tcPr>
           <w:p>
             <w:pPr>
+              <w:keepNext/>
+              <w:keepLines/>
               <w:rPr>
                 <w:rFonts w:ascii="Arial" w:hAnsi="Arial" w:cs="Arial"/>
               </w:rPr>
@@ -6740,6 +6924,8 @@
           </w:tcPr>
           <w:p>
             <w:pPr>
+              <w:keepNext/>
+              <w:keepLines/>
               <w:rPr>
                 <w:rFonts w:ascii="Arial" w:hAnsi="Arial" w:cs="Arial"/>
               </w:rPr>
@@ -6748,12 +6934,17 @@
         </w:tc>
       </w:tr>
       <w:tr>
+        <w:trPr>
+          <w:cantSplit/>
+        </w:trPr>
         <w:tc>
           <w:tcPr>
             <w:tcW w:w="846" w:type="dxa"/>
           </w:tcPr>
           <w:p>
             <w:pPr>
+              <w:keepNext/>
+              <w:keepLines/>
               <w:rPr>
                 <w:rFonts w:ascii="Arial" w:hAnsi="Arial" w:cs="Arial"/>
               </w:rPr>
@@ -6773,6 +6964,8 @@
           </w:tcPr>
           <w:p>
             <w:pPr>
+              <w:keepNext/>
+              <w:keepLines/>
               <w:rPr>
                 <w:rFonts w:ascii="Arial" w:hAnsi="Arial" w:cs="Arial"/>
               </w:rPr>
@@ -6781,6 +6974,9 @@
         </w:tc>
       </w:tr>
       <w:tr>
+        <w:trPr>
+          <w:cantSplit/>
+        </w:trPr>
         <w:tc>
           <w:tcPr>
             <w:tcW w:w="846" w:type="dxa"/>
@@ -6788,6 +6984,8 @@
           <w:p>
             <w:pPr>
               <w:pStyle w:val="NoSpacing"/>
+              <w:keepNext/>
+              <w:keepLines/>
               <w:rPr>
                 <w:rFonts w:ascii="Arial" w:hAnsi="Arial" w:cs="Arial"/>
               </w:rPr>
@@ -6810,6 +7008,8 @@
           <w:p>
             <w:pPr>
               <w:pStyle w:val="NoSpacing"/>
+              <w:keepNext/>
+              <w:keepLines/>
               <w:rPr>
                 <w:rFonts w:ascii="Arial" w:hAnsi="Arial" w:cs="Arial"/>
               </w:rPr>
@@ -6824,12 +7024,17 @@
         </w:tc>
       </w:tr>
       <w:tr>
+        <w:trPr>
+          <w:cantSplit/>
+        </w:trPr>
         <w:tc>
           <w:tcPr>
             <w:tcW w:w="846" w:type="dxa"/>
           </w:tcPr>
           <w:p>
             <w:pPr>
+              <w:keepNext/>
+              <w:keepLines/>
               <w:rPr>
                 <w:rFonts w:ascii="Arial" w:hAnsi="Arial" w:cs="Arial"/>
                 <w:sz w:val="20"/>
@@ -6844,6 +7049,8 @@
           </w:tcPr>
           <w:p>
             <w:pPr>
+              <w:keepNext/>
+              <w:keepLines/>
               <w:rPr>
                 <w:rFonts w:ascii="Arial" w:hAnsi="Arial" w:cs="Arial"/>
               </w:rPr>
@@ -6852,12 +7059,17 @@
         </w:tc>
       </w:tr>
       <w:tr>
+        <w:trPr>
+          <w:cantSplit/>
+        </w:trPr>
         <w:tc>
           <w:tcPr>
             <w:tcW w:w="846" w:type="dxa"/>
           </w:tcPr>
           <w:p>
             <w:pPr>
+              <w:keepNext/>
+              <w:keepLines/>
               <w:rPr>
                 <w:rFonts w:ascii="Arial" w:hAnsi="Arial" w:cs="Arial"/>
               </w:rPr>
@@ -6876,6 +7088,8 @@
           </w:tcPr>
           <w:p>
             <w:pPr>
+              <w:keepNext/>
+              <w:keepLines/>
               <w:rPr>
                 <w:rFonts w:ascii="Arial" w:hAnsi="Arial" w:cs="Arial"/>
               </w:rPr>
@@ -6884,12 +7098,17 @@
         </w:tc>
       </w:tr>
       <w:tr>
+        <w:trPr>
+          <w:cantSplit/>
+        </w:trPr>
         <w:tc>
           <w:tcPr>
             <w:tcW w:w="846" w:type="dxa"/>
           </w:tcPr>
           <w:p>
             <w:pPr>
+              <w:keepNext/>
+              <w:keepLines/>
               <w:rPr>
                 <w:rFonts w:ascii="Arial" w:hAnsi="Arial" w:cs="Arial"/>
                 <w:sz w:val="20"/>
@@ -6912,6 +7131,8 @@
           </w:tcPr>
           <w:p>
             <w:pPr>
+              <w:keepNext/>
+              <w:keepLines/>
               <w:rPr>
                 <w:rFonts w:ascii="Arial" w:hAnsi="Arial" w:cs="Arial"/>
               </w:rPr>
@@ -6940,12 +7161,17 @@
         </w:tc>
       </w:tr>
       <w:tr>
+        <w:trPr>
+          <w:cantSplit/>
+        </w:trPr>
         <w:tc>
           <w:tcPr>
             <w:tcW w:w="846" w:type="dxa"/>
           </w:tcPr>
           <w:p>
             <w:pPr>
+              <w:keepNext/>
+              <w:keepLines/>
               <w:rPr>
                 <w:rFonts w:ascii="Arial" w:hAnsi="Arial" w:cs="Arial"/>
                 <w:sz w:val="20"/>
@@ -6968,6 +7194,8 @@
           </w:tcPr>
           <w:p>
             <w:pPr>
+              <w:keepNext/>
+              <w:keepLines/>
               <w:rPr>
                 <w:rFonts w:ascii="Arial" w:hAnsi="Arial" w:cs="Arial"/>
               </w:rPr>
@@ -7006,12 +7234,17 @@
         </w:tc>
       </w:tr>
       <w:tr>
+        <w:trPr>
+          <w:cantSplit/>
+        </w:trPr>
         <w:tc>
           <w:tcPr>
             <w:tcW w:w="846" w:type="dxa"/>
           </w:tcPr>
           <w:p>
             <w:pPr>
+              <w:keepNext/>
+              <w:keepLines/>
               <w:rPr>
                 <w:rFonts w:ascii="Arial" w:hAnsi="Arial" w:cs="Arial"/>
                 <w:sz w:val="20"/>
@@ -7034,6 +7267,8 @@
           </w:tcPr>
           <w:p>
             <w:pPr>
+              <w:keepNext/>
+              <w:keepLines/>
               <w:rPr>
                 <w:rFonts w:ascii="Arial" w:hAnsi="Arial" w:cs="Arial"/>
               </w:rPr>
@@ -7056,12 +7291,16 @@
         </w:tc>
       </w:tr>
       <w:tr>
+        <w:trPr>
+          <w:cantSplit/>
+        </w:trPr>
         <w:tc>
           <w:tcPr>
             <w:tcW w:w="846" w:type="dxa"/>
           </w:tcPr>
           <w:p>
             <w:pPr>
+              <w:keepLines/>
               <w:rPr>
                 <w:rFonts w:ascii="Arial" w:hAnsi="Arial" w:cs="Arial"/>
                 <w:sz w:val="20"/>
@@ -7076,6 +7315,7 @@
           </w:tcPr>
           <w:p>
             <w:pPr>
+              <w:keepLines/>
               <w:rPr>
                 <w:rFonts w:ascii="Arial" w:hAnsi="Arial" w:cs="Arial"/>
                 <w:sz w:val="20"/>
@@ -7091,19 +7331,7 @@
       <w:pPr>
         <w:rPr>
           <w:rFonts w:ascii="Arial" w:hAnsi="Arial" w:cs="Arial"/>
-        </w:rPr>
-      </w:pPr>
-      <w:r>
-        <w:rPr>
-          <w:rFonts w:ascii="Arial" w:hAnsi="Arial" w:cs="Arial"/>
-        </w:rPr>
-      </w:r>
-    </w:p>
-    <w:p>
-      <w:pPr>
-        <w:rPr>
-          <w:rFonts w:ascii="Arial" w:hAnsi="Arial" w:cs="Arial"/>
-          <w:lang w:val="en-US"/>
+          <w:lang w:val="de-CH"/>
         </w:rPr>
       </w:pPr>
       <w:r>
@@ -7112,8 +7340,9 @@
           <w:i/>
           <w:color w:val="787878"/>
           <w:sz w:val="14"/>
-          <w:lang w:val="en-US"/>
-        </w:rPr>
+          <w:lang w:val="de-CH"/>
+        </w:rPr>
+        <w:lastRenderedPageBreak/>
         <w:t>{{</w:t>
       </w:r>
       <w:proofErr w:type="spellStart"/>
@@ -7123,7 +7352,7 @@
           <w:i/>
           <w:color w:val="787878"/>
           <w:sz w:val="14"/>
-          <w:lang w:val="en-US"/>
+          <w:lang w:val="de-CH"/>
         </w:rPr>
         <w:t>block_attach_id_natural_start</w:t>
       </w:r>
@@ -7134,13 +7363,16 @@
           <w:i/>
           <w:color w:val="787878"/>
           <w:sz w:val="14"/>
-          <w:lang w:val="en-US"/>
+          <w:lang w:val="de-CH"/>
         </w:rPr>
         <w:t>}}</w:t>
       </w:r>
     </w:p>
     <w:p>
       <w:pPr>
+        <w:keepNext/>
+        <w:keepLines/>
+        <w:pageBreakBefore/>
         <w:rPr>
           <w:rFonts w:ascii="Arial" w:hAnsi="Arial" w:cs="Arial"/>
           <w:b/>
@@ -7151,169 +7383,187 @@
       </w:pPr>
       <w:r>
         <w:rPr>
+          <w:rFonts w:ascii="Arial" w:hAnsi="Arial" w:eastAsia="Arial" w:cs="Arial"/>
+          <w:b/>
+          <w:sz w:val="24"/>
+          <w:szCs w:val="24"/>
+          <w:u w:val="single"/>
+          <w:lang w:val="de-CH" w:eastAsia="de-CH"/>
+        </w:rPr>
+        <w:t>Kopie eines amtlichen Identifikationsdokuments des Auftraggebers oder gegebenenfalls der für ihn handelnden bevollmächtigten Person</w:t>
+      </w:r>
+    </w:p>
+    <w:p>
+      <w:pPr>
+        <w:keepNext/>
+        <w:keepLines/>
+        <w:rPr>
+          <w:rFonts w:ascii="Arial" w:hAnsi="Arial" w:cs="Arial"/>
+          <w:sz w:val="28"/>
+          <w:szCs w:val="28"/>
+          <w:u w:val="single"/>
+        </w:rPr>
+      </w:pPr>
+    </w:p>
+    <w:p>
+      <w:pPr>
+        <w:keepLines/>
+        <w:rPr>
+          <w:rFonts w:ascii="Arial" w:hAnsi="Arial" w:cs="Arial"/>
+          <w:lang w:val="de-CH"/>
+        </w:rPr>
+      </w:pPr>
+      <w:r>
+        <w:rPr>
+          <w:rFonts w:ascii="Arial" w:hAnsi="Arial" w:cs="Arial"/>
+          <w:i/>
+          <w:color w:val="5A5A5A"/>
+          <w:sz w:val="18"/>
+          <w:lang w:val="de-CH"/>
+        </w:rPr>
+        <w:t>{{</w:t>
+      </w:r>
+      <w:proofErr w:type="spellStart"/>
+      <w:r>
+        <w:rPr>
+          <w:rFonts w:ascii="Arial" w:hAnsi="Arial" w:cs="Arial"/>
+          <w:i/>
+          <w:color w:val="5A5A5A"/>
+          <w:sz w:val="18"/>
+          <w:lang w:val="de-CH"/>
+        </w:rPr>
+        <w:t>attachment_id_natural_images</w:t>
+      </w:r>
+      <w:proofErr w:type="spellEnd"/>
+      <w:r>
+        <w:rPr>
+          <w:rFonts w:ascii="Arial" w:hAnsi="Arial" w:cs="Arial"/>
+          <w:i/>
+          <w:color w:val="5A5A5A"/>
+          <w:sz w:val="18"/>
+          <w:lang w:val="de-CH"/>
+        </w:rPr>
+        <w:t>}}</w:t>
+      </w:r>
+    </w:p>
+    <w:p>
+      <w:pPr>
+        <w:rPr>
+          <w:rFonts w:ascii="Arial" w:hAnsi="Arial" w:cs="Arial"/>
+          <w:lang w:val="de-CH"/>
+        </w:rPr>
+      </w:pPr>
+    </w:p>
+    <w:p>
+      <w:pPr>
+        <w:rPr>
+          <w:rFonts w:ascii="Arial" w:hAnsi="Arial" w:cs="Arial"/>
+          <w:lang w:val="de-CH"/>
+        </w:rPr>
+      </w:pPr>
+      <w:r>
+        <w:rPr>
+          <w:rFonts w:ascii="Arial" w:hAnsi="Arial" w:cs="Arial"/>
+          <w:i/>
+          <w:color w:val="787878"/>
+          <w:sz w:val="14"/>
+          <w:lang w:val="de-CH"/>
+        </w:rPr>
+        <w:t>{{</w:t>
+      </w:r>
+      <w:proofErr w:type="spellStart"/>
+      <w:r>
+        <w:rPr>
+          <w:rFonts w:ascii="Arial" w:hAnsi="Arial" w:cs="Arial"/>
+          <w:i/>
+          <w:color w:val="787878"/>
+          <w:sz w:val="14"/>
+          <w:lang w:val="de-CH"/>
+        </w:rPr>
+        <w:t>block_attach_id_natural_end</w:t>
+      </w:r>
+      <w:proofErr w:type="spellEnd"/>
+      <w:r>
+        <w:rPr>
+          <w:rFonts w:ascii="Arial" w:hAnsi="Arial" w:cs="Arial"/>
+          <w:i/>
+          <w:color w:val="787878"/>
+          <w:sz w:val="14"/>
+          <w:lang w:val="de-CH"/>
+        </w:rPr>
+        <w:t>}}</w:t>
+      </w:r>
+    </w:p>
+    <w:p>
+      <w:pPr>
+        <w:rPr>
+          <w:rFonts w:ascii="Arial" w:hAnsi="Arial" w:cs="Arial"/>
+          <w:lang w:val="de-CH"/>
+        </w:rPr>
+      </w:pPr>
+      <w:r>
+        <w:rPr>
+          <w:rFonts w:ascii="Arial" w:hAnsi="Arial" w:cs="Arial"/>
+          <w:i/>
+          <w:color w:val="787878"/>
+          <w:sz w:val="14"/>
+          <w:lang w:val="de-CH"/>
+        </w:rPr>
+        <w:lastRenderedPageBreak/>
+        <w:t>{{</w:t>
+      </w:r>
+      <w:proofErr w:type="spellStart"/>
+      <w:r>
+        <w:rPr>
+          <w:rFonts w:ascii="Arial" w:hAnsi="Arial" w:cs="Arial"/>
+          <w:i/>
+          <w:color w:val="787878"/>
+          <w:sz w:val="14"/>
+          <w:lang w:val="de-CH"/>
+        </w:rPr>
+        <w:t>block_attach_commercial_register_start</w:t>
+      </w:r>
+      <w:proofErr w:type="spellEnd"/>
+      <w:r>
+        <w:rPr>
+          <w:rFonts w:ascii="Arial" w:hAnsi="Arial" w:cs="Arial"/>
+          <w:i/>
+          <w:color w:val="787878"/>
+          <w:sz w:val="14"/>
+          <w:lang w:val="de-CH"/>
+        </w:rPr>
+        <w:t>}}</w:t>
+      </w:r>
+    </w:p>
+    <w:p>
+      <w:pPr>
+        <w:keepNext/>
+        <w:keepLines/>
+        <w:pageBreakBefore/>
+        <w:rPr>
           <w:rFonts w:ascii="Arial" w:hAnsi="Arial" w:cs="Arial"/>
           <w:b/>
           <w:sz w:val="24"/>
           <w:szCs w:val="28"/>
           <w:u w:val="single"/>
         </w:rPr>
-        <w:t>Kopie eines amtlichen Identifikationsdokuments des Auftraggebers</w:t>
-      </w:r>
-    </w:p>
-    <w:p>
-      <w:pPr>
-        <w:rPr>
-          <w:rFonts w:ascii="Arial" w:hAnsi="Arial" w:cs="Arial"/>
-          <w:sz w:val="28"/>
-          <w:szCs w:val="28"/>
+      </w:pPr>
+      <w:r>
+        <w:rPr>
+          <w:rFonts w:ascii="Arial" w:hAnsi="Arial" w:eastAsia="Arial" w:cs="Arial"/>
+          <w:b/>
+          <w:sz w:val="24"/>
+          <w:szCs w:val="24"/>
           <w:u w:val="single"/>
-        </w:rPr>
-      </w:pPr>
-    </w:p>
-    <w:p>
-      <w:pPr>
-        <w:rPr>
-          <w:rFonts w:ascii="Arial" w:hAnsi="Arial" w:cs="Arial"/>
-          <w:lang w:val="en-US"/>
-        </w:rPr>
-      </w:pPr>
-      <w:r>
-        <w:rPr>
-          <w:rFonts w:ascii="Arial" w:hAnsi="Arial" w:cs="Arial"/>
-          <w:i/>
-          <w:color w:val="5A5A5A"/>
-          <w:sz w:val="18"/>
-          <w:lang w:val="en-US"/>
-        </w:rPr>
-        <w:t>{{</w:t>
-      </w:r>
-      <w:proofErr w:type="spellStart"/>
-      <w:r>
-        <w:rPr>
-          <w:rFonts w:ascii="Arial" w:hAnsi="Arial" w:cs="Arial"/>
-          <w:i/>
-          <w:color w:val="5A5A5A"/>
-          <w:sz w:val="18"/>
-          <w:lang w:val="en-US"/>
-        </w:rPr>
-        <w:t>attachment_id_natural_images</w:t>
-      </w:r>
-      <w:proofErr w:type="spellEnd"/>
-      <w:r>
-        <w:rPr>
-          <w:rFonts w:ascii="Arial" w:hAnsi="Arial" w:cs="Arial"/>
-          <w:i/>
-          <w:color w:val="5A5A5A"/>
-          <w:sz w:val="18"/>
-          <w:lang w:val="en-US"/>
-        </w:rPr>
-        <w:t>}}</w:t>
-      </w:r>
-    </w:p>
-    <w:p>
-      <w:pPr>
-        <w:rPr>
-          <w:rFonts w:ascii="Arial" w:hAnsi="Arial" w:cs="Arial"/>
-          <w:lang w:val="en-US"/>
-        </w:rPr>
-      </w:pPr>
-    </w:p>
-    <w:p>
-      <w:pPr>
-        <w:rPr>
-          <w:rFonts w:ascii="Arial" w:hAnsi="Arial" w:cs="Arial"/>
-          <w:lang w:val="en-US"/>
-        </w:rPr>
-      </w:pPr>
-      <w:r>
-        <w:rPr>
-          <w:rFonts w:ascii="Arial" w:hAnsi="Arial" w:cs="Arial"/>
-          <w:i/>
-          <w:color w:val="787878"/>
-          <w:sz w:val="14"/>
-          <w:lang w:val="en-US"/>
-        </w:rPr>
-        <w:t>{{</w:t>
-      </w:r>
-      <w:proofErr w:type="spellStart"/>
-      <w:r>
-        <w:rPr>
-          <w:rFonts w:ascii="Arial" w:hAnsi="Arial" w:cs="Arial"/>
-          <w:i/>
-          <w:color w:val="787878"/>
-          <w:sz w:val="14"/>
-          <w:lang w:val="en-US"/>
-        </w:rPr>
-        <w:t>block_attach_id_natural_end</w:t>
-      </w:r>
-      <w:proofErr w:type="spellEnd"/>
-      <w:r>
-        <w:rPr>
-          <w:rFonts w:ascii="Arial" w:hAnsi="Arial" w:cs="Arial"/>
-          <w:i/>
-          <w:color w:val="787878"/>
-          <w:sz w:val="14"/>
-          <w:lang w:val="en-US"/>
-        </w:rPr>
-        <w:t>}}</w:t>
-      </w:r>
-    </w:p>
-    <w:p>
-      <w:pPr>
-        <w:rPr>
-          <w:rFonts w:ascii="Arial" w:hAnsi="Arial" w:cs="Arial"/>
-          <w:lang w:val="en-US"/>
-        </w:rPr>
-      </w:pPr>
-      <w:r>
-        <w:rPr>
-          <w:rFonts w:ascii="Arial" w:hAnsi="Arial" w:cs="Arial"/>
-          <w:lang w:val="en-US"/>
-        </w:rPr>
-      </w:r>
-    </w:p>
-    <w:p>
-      <w:pPr>
-        <w:rPr>
-          <w:rFonts w:ascii="Arial" w:hAnsi="Arial" w:cs="Arial"/>
-          <w:lang w:val="en-US"/>
-        </w:rPr>
-      </w:pPr>
-      <w:r>
-        <w:rPr>
-          <w:rFonts w:ascii="Arial" w:hAnsi="Arial" w:cs="Arial"/>
-          <w:i/>
-          <w:color w:val="787878"/>
-          <w:sz w:val="14"/>
-          <w:lang w:val="en-US"/>
-        </w:rPr>
-        <w:t>{{</w:t>
-      </w:r>
-      <w:proofErr w:type="spellStart"/>
-      <w:r>
-        <w:rPr>
-          <w:rFonts w:ascii="Arial" w:hAnsi="Arial" w:cs="Arial"/>
-          <w:i/>
-          <w:color w:val="787878"/>
-          <w:sz w:val="14"/>
-          <w:lang w:val="en-US"/>
-        </w:rPr>
-        <w:t>block_attach_commercial_register_start</w:t>
-      </w:r>
-      <w:proofErr w:type="spellEnd"/>
-      <w:r>
-        <w:rPr>
-          <w:rFonts w:ascii="Arial" w:hAnsi="Arial" w:cs="Arial"/>
-          <w:i/>
-          <w:color w:val="787878"/>
-          <w:sz w:val="14"/>
-          <w:lang w:val="en-US"/>
-        </w:rPr>
-        <w:t>}}</w:t>
-      </w:r>
-    </w:p>
-    <w:p>
-      <w:pPr>
+          <w:lang w:val="de-CH" w:eastAsia="de-CH"/>
+        </w:rPr>
+        <w:t>Handelsregisterauszug (oder vergleichbares ausländisches Dokument) des Auftraggebers, sofern dieser eine juristische Person, Personengesellschaft oder ein Einzelunternehmen ist</w:t>
+      </w:r>
+    </w:p>
+    <w:p>
+      <w:pPr>
+        <w:keepNext/>
+        <w:keepLines/>
         <w:rPr>
           <w:rFonts w:ascii="Arial" w:hAnsi="Arial" w:cs="Arial"/>
           <w:b/>
@@ -7322,7 +7572,120 @@
           <w:u w:val="single"/>
         </w:rPr>
       </w:pPr>
-      <w:r>
+    </w:p>
+    <w:p>
+      <w:pPr>
+        <w:keepLines/>
+        <w:rPr>
+          <w:rFonts w:ascii="Arial" w:hAnsi="Arial" w:cs="Arial"/>
+          <w:lang w:val="de-CH"/>
+        </w:rPr>
+      </w:pPr>
+      <w:r>
+        <w:rPr>
+          <w:rFonts w:ascii="Arial" w:hAnsi="Arial" w:cs="Arial"/>
+          <w:i/>
+          <w:color w:val="5A5A5A"/>
+          <w:sz w:val="18"/>
+          <w:lang w:val="de-CH"/>
+        </w:rPr>
+        <w:t>{{attachment_commercial_register_images}}</w:t>
+      </w:r>
+    </w:p>
+    <w:p>
+      <w:pPr>
+        <w:rPr>
+          <w:rFonts w:ascii="Arial" w:hAnsi="Arial" w:cs="Arial"/>
+          <w:lang w:val="de-CH"/>
+        </w:rPr>
+      </w:pPr>
+    </w:p>
+    <w:p>
+      <w:pPr>
+        <w:rPr>
+          <w:rFonts w:ascii="Arial" w:hAnsi="Arial" w:cs="Arial"/>
+          <w:lang w:val="de-CH"/>
+        </w:rPr>
+      </w:pPr>
+      <w:r>
+        <w:rPr>
+          <w:rFonts w:ascii="Arial" w:hAnsi="Arial" w:cs="Arial"/>
+          <w:i/>
+          <w:color w:val="787878"/>
+          <w:sz w:val="14"/>
+          <w:lang w:val="de-CH"/>
+        </w:rPr>
+        <w:t>{{</w:t>
+      </w:r>
+      <w:proofErr w:type="spellStart"/>
+      <w:r>
+        <w:rPr>
+          <w:rFonts w:ascii="Arial" w:hAnsi="Arial" w:cs="Arial"/>
+          <w:i/>
+          <w:color w:val="787878"/>
+          <w:sz w:val="14"/>
+          <w:lang w:val="de-CH"/>
+        </w:rPr>
+        <w:t>block_attach_commercial_register_end</w:t>
+      </w:r>
+      <w:proofErr w:type="spellEnd"/>
+      <w:r>
+        <w:rPr>
+          <w:rFonts w:ascii="Arial" w:hAnsi="Arial" w:cs="Arial"/>
+          <w:i/>
+          <w:color w:val="787878"/>
+          <w:sz w:val="14"/>
+          <w:lang w:val="de-CH"/>
+        </w:rPr>
+        <w:t>}}</w:t>
+      </w:r>
+    </w:p>
+    <w:p>
+      <w:pPr>
+        <w:rPr>
+          <w:rFonts w:ascii="Arial" w:hAnsi="Arial" w:cs="Arial"/>
+          <w:lang w:val="de-CH"/>
+        </w:rPr>
+      </w:pPr>
+      <w:r>
+        <w:rPr>
+          <w:rFonts w:ascii="Arial" w:hAnsi="Arial" w:cs="Arial"/>
+          <w:i/>
+          <w:color w:val="787878"/>
+          <w:sz w:val="14"/>
+          <w:lang w:val="de-CH"/>
+        </w:rPr>
+        <w:lastRenderedPageBreak/>
+        <w:t>{{</w:t>
+      </w:r>
+      <w:proofErr w:type="spellStart"/>
+      <w:r>
+        <w:rPr>
+          <w:rFonts w:ascii="Arial" w:hAnsi="Arial" w:cs="Arial"/>
+          <w:i/>
+          <w:color w:val="787878"/>
+          <w:sz w:val="14"/>
+          <w:lang w:val="de-CH"/>
+        </w:rPr>
+        <w:t>block_attach_id_representative_start</w:t>
+      </w:r>
+      <w:proofErr w:type="spellEnd"/>
+      <w:r>
+        <w:rPr>
+          <w:rFonts w:ascii="Arial" w:hAnsi="Arial" w:cs="Arial"/>
+          <w:i/>
+          <w:color w:val="787878"/>
+          <w:sz w:val="14"/>
+          <w:lang w:val="de-CH"/>
+        </w:rPr>
+        <w:t>}}</w:t>
+      </w:r>
+    </w:p>
+    <w:p>
+      <w:pPr>
+        <w:keepNext/>
+        <w:keepLines/>
+        <w:pageBreakBefore/>
         <w:rPr>
           <w:rFonts w:ascii="Arial" w:hAnsi="Arial" w:cs="Arial"/>
           <w:b/>
@@ -7330,45 +7693,202 @@
           <w:szCs w:val="28"/>
           <w:u w:val="single"/>
         </w:rPr>
-        <w:t xml:space="preserve">Bei Einlieferung durch juristische Person: Handelsregisterauszug </w:t>
-      </w:r>
-      <w:r>
+      </w:pPr>
+      <w:r>
+        <w:rPr>
+          <w:rFonts w:ascii="Arial" w:hAnsi="Arial" w:eastAsia="Arial" w:cs="Arial"/>
+          <w:b/>
+          <w:sz w:val="24"/>
+          <w:szCs w:val="24"/>
+          <w:u w:val="single"/>
+          <w:lang w:val="de-CH" w:eastAsia="de-CH"/>
+        </w:rPr>
+        <w:t>Kopie eines amtlichen Identifikationsdokuments der bevollmächtigten Person</w:t>
+      </w:r>
+    </w:p>
+    <w:p>
+      <w:pPr>
+        <w:keepNext/>
+        <w:keepLines/>
+        <w:rPr>
+          <w:rFonts w:ascii="Arial" w:hAnsi="Arial" w:cs="Arial"/>
+          <w:sz w:val="28"/>
+          <w:szCs w:val="28"/>
+          <w:u w:val="single"/>
+        </w:rPr>
+      </w:pPr>
+    </w:p>
+    <w:p>
+      <w:pPr>
+        <w:keepLines/>
+        <w:rPr>
+          <w:rFonts w:ascii="Arial" w:hAnsi="Arial" w:cs="Arial"/>
+          <w:lang w:val="de-CH"/>
+        </w:rPr>
+      </w:pPr>
+      <w:r>
+        <w:rPr>
+          <w:rFonts w:ascii="Arial" w:hAnsi="Arial" w:cs="Arial"/>
+          <w:i/>
+          <w:color w:val="5A5A5A"/>
+          <w:sz w:val="18"/>
+          <w:lang w:val="de-CH"/>
+        </w:rPr>
+        <w:t>{{</w:t>
+      </w:r>
+      <w:proofErr w:type="spellStart"/>
+      <w:r>
+        <w:rPr>
+          <w:rFonts w:ascii="Arial" w:hAnsi="Arial" w:cs="Arial"/>
+          <w:i/>
+          <w:color w:val="5A5A5A"/>
+          <w:sz w:val="18"/>
+          <w:lang w:val="de-CH"/>
+        </w:rPr>
+        <w:t>attachment_id_representative_images</w:t>
+      </w:r>
+      <w:proofErr w:type="spellEnd"/>
+      <w:r>
+        <w:rPr>
+          <w:rFonts w:ascii="Arial" w:hAnsi="Arial" w:cs="Arial"/>
+          <w:i/>
+          <w:color w:val="5A5A5A"/>
+          <w:sz w:val="18"/>
+          <w:lang w:val="de-CH"/>
+        </w:rPr>
+        <w:t>}}</w:t>
+      </w:r>
+    </w:p>
+    <w:p>
+      <w:pPr>
+        <w:rPr>
+          <w:rFonts w:ascii="Arial" w:hAnsi="Arial" w:cs="Arial"/>
+          <w:lang w:val="de-CH"/>
+        </w:rPr>
+      </w:pPr>
+    </w:p>
+    <w:p>
+      <w:pPr>
+        <w:rPr>
+          <w:rFonts w:ascii="Arial" w:hAnsi="Arial" w:cs="Arial"/>
+          <w:lang w:val="de-CH"/>
+        </w:rPr>
+      </w:pPr>
+      <w:r>
+        <w:rPr>
+          <w:rFonts w:ascii="Arial" w:hAnsi="Arial" w:cs="Arial"/>
+          <w:i/>
+          <w:color w:val="787878"/>
+          <w:sz w:val="14"/>
+          <w:lang w:val="de-CH"/>
+        </w:rPr>
+        <w:t>{{</w:t>
+      </w:r>
+      <w:proofErr w:type="spellStart"/>
+      <w:r>
+        <w:rPr>
+          <w:rFonts w:ascii="Arial" w:hAnsi="Arial" w:cs="Arial"/>
+          <w:i/>
+          <w:color w:val="787878"/>
+          <w:sz w:val="14"/>
+          <w:lang w:val="de-CH"/>
+        </w:rPr>
+        <w:t>block_attach_id_representative_end</w:t>
+      </w:r>
+      <w:proofErr w:type="spellEnd"/>
+      <w:r>
+        <w:rPr>
+          <w:rFonts w:ascii="Arial" w:hAnsi="Arial" w:cs="Arial"/>
+          <w:i/>
+          <w:color w:val="787878"/>
+          <w:sz w:val="14"/>
+          <w:lang w:val="de-CH"/>
+        </w:rPr>
+        <w:t>}}</w:t>
+      </w:r>
+    </w:p>
+    <w:p>
+      <w:pPr>
+        <w:rPr>
+          <w:rFonts w:ascii="Arial" w:hAnsi="Arial" w:cs="Arial"/>
+          <w:lang w:val="de-CH"/>
+        </w:rPr>
+      </w:pPr>
+      <w:r>
+        <w:rPr>
+          <w:rFonts w:ascii="Arial" w:hAnsi="Arial" w:cs="Arial"/>
+          <w:i/>
+          <w:color w:val="787878"/>
+          <w:sz w:val="14"/>
+          <w:lang w:val="de-CH"/>
+        </w:rPr>
+        <w:lastRenderedPageBreak/>
+        <w:t>{{</w:t>
+      </w:r>
+      <w:proofErr w:type="spellStart"/>
+      <w:r>
+        <w:rPr>
+          <w:rFonts w:ascii="Arial" w:hAnsi="Arial" w:cs="Arial"/>
+          <w:i/>
+          <w:color w:val="787878"/>
+          <w:sz w:val="14"/>
+          <w:lang w:val="de-CH"/>
+        </w:rPr>
+        <w:t>block_attach_register_legal_start</w:t>
+      </w:r>
+      <w:proofErr w:type="spellEnd"/>
+      <w:r>
+        <w:rPr>
+          <w:rFonts w:ascii="Arial" w:hAnsi="Arial" w:cs="Arial"/>
+          <w:i/>
+          <w:color w:val="787878"/>
+          <w:sz w:val="14"/>
+          <w:lang w:val="de-CH"/>
+        </w:rPr>
+        <w:t>}}</w:t>
+      </w:r>
+    </w:p>
+    <w:p>
+      <w:pPr>
+        <w:keepNext/>
+        <w:keepLines/>
+        <w:pageBreakBefore/>
         <w:rPr>
           <w:rFonts w:ascii="Arial" w:hAnsi="Arial" w:cs="Arial"/>
           <w:b/>
           <w:sz w:val="24"/>
           <w:szCs w:val="28"/>
-          <w:u w:val="single"/>
-        </w:rPr>
-        <w:br/>
-      </w:r>
-      <w:r>
-        <w:rPr>
-          <w:rFonts w:ascii="Arial" w:hAnsi="Arial" w:cs="Arial"/>
+        </w:rPr>
+      </w:pPr>
+      <w:r>
+        <w:rPr>
+          <w:rFonts w:ascii="Arial" w:hAnsi="Arial" w:eastAsia="Arial" w:cs="Arial"/>
           <w:b/>
           <w:sz w:val="24"/>
+          <w:szCs w:val="24"/>
+          <w:u w:val="single"/>
+          <w:lang w:val="de-CH" w:eastAsia="de-CH"/>
+        </w:rPr>
+        <w:t>Handelsregisterauszug (oder vergleichbares ausländisches Dokument) einer für den Auftraggeber handelnden bevollmächtigten juristischen Person oder Personengesellschaft</w:t>
+      </w:r>
+    </w:p>
+    <w:p>
+      <w:pPr>
+        <w:keepNext/>
+        <w:keepLines/>
+        <w:rPr>
+          <w:rFonts w:ascii="Arial" w:hAnsi="Arial" w:cs="Arial"/>
+          <w:sz w:val="28"/>
           <w:szCs w:val="28"/>
-          <w:u w:val="single"/>
-        </w:rPr>
-        <w:t>(oder vergleichbares ausländisches Dokument)</w:t>
-      </w:r>
-    </w:p>
-    <w:p>
-      <w:pPr>
-        <w:rPr>
-          <w:rFonts w:ascii="Arial" w:hAnsi="Arial" w:cs="Arial"/>
-          <w:b/>
-          <w:sz w:val="24"/>
-          <w:szCs w:val="28"/>
-          <w:u w:val="single"/>
-        </w:rPr>
-      </w:pPr>
-    </w:p>
-    <w:p>
-      <w:pPr>
-        <w:rPr>
-          <w:rFonts w:ascii="Arial" w:hAnsi="Arial" w:cs="Arial"/>
-          <w:lang w:val="en-US"/>
+        </w:rPr>
+      </w:pPr>
+    </w:p>
+    <w:p>
+      <w:pPr>
+        <w:keepLines/>
+        <w:rPr>
+          <w:rFonts w:ascii="Arial" w:hAnsi="Arial" w:cs="Arial"/>
+          <w:lang w:val="de-CH"/>
         </w:rPr>
       </w:pPr>
       <w:r>
@@ -7377,24 +7897,46 @@
           <w:i/>
           <w:color w:val="5A5A5A"/>
           <w:sz w:val="18"/>
-          <w:lang w:val="en-US"/>
-        </w:rPr>
-        <w:t>{{attachment_commercial_register_images}}</w:t>
-      </w:r>
-    </w:p>
-    <w:p>
-      <w:pPr>
-        <w:rPr>
-          <w:rFonts w:ascii="Arial" w:hAnsi="Arial" w:cs="Arial"/>
-          <w:lang w:val="en-US"/>
-        </w:rPr>
-      </w:pPr>
-    </w:p>
-    <w:p>
-      <w:pPr>
-        <w:rPr>
-          <w:rFonts w:ascii="Arial" w:hAnsi="Arial" w:cs="Arial"/>
-          <w:lang w:val="en-US"/>
+          <w:lang w:val="de-CH"/>
+        </w:rPr>
+        <w:t>{{</w:t>
+      </w:r>
+      <w:proofErr w:type="spellStart"/>
+      <w:r>
+        <w:rPr>
+          <w:rFonts w:ascii="Arial" w:hAnsi="Arial" w:cs="Arial"/>
+          <w:i/>
+          <w:color w:val="5A5A5A"/>
+          <w:sz w:val="18"/>
+          <w:lang w:val="de-CH"/>
+        </w:rPr>
+        <w:t>attachment_register_legal_images</w:t>
+      </w:r>
+      <w:proofErr w:type="spellEnd"/>
+      <w:r>
+        <w:rPr>
+          <w:rFonts w:ascii="Arial" w:hAnsi="Arial" w:cs="Arial"/>
+          <w:i/>
+          <w:color w:val="5A5A5A"/>
+          <w:sz w:val="18"/>
+          <w:lang w:val="de-CH"/>
+        </w:rPr>
+        <w:t>}}</w:t>
+      </w:r>
+    </w:p>
+    <w:p>
+      <w:pPr>
+        <w:rPr>
+          <w:rFonts w:ascii="Arial" w:hAnsi="Arial" w:cs="Arial"/>
+          <w:lang w:val="de-CH"/>
+        </w:rPr>
+      </w:pPr>
+    </w:p>
+    <w:p>
+      <w:pPr>
+        <w:rPr>
+          <w:rFonts w:ascii="Arial" w:hAnsi="Arial" w:cs="Arial"/>
+          <w:lang w:val="de-CH"/>
         </w:rPr>
       </w:pPr>
       <w:r>
@@ -7403,7 +7945,7 @@
           <w:i/>
           <w:color w:val="787878"/>
           <w:sz w:val="14"/>
-          <w:lang w:val="en-US"/>
+          <w:lang w:val="de-CH"/>
         </w:rPr>
         <w:t>{{</w:t>
       </w:r>
@@ -7414,9 +7956,9 @@
           <w:i/>
           <w:color w:val="787878"/>
           <w:sz w:val="14"/>
-          <w:lang w:val="en-US"/>
-        </w:rPr>
-        <w:t>block_attach_commercial_register_end</w:t>
+          <w:lang w:val="de-CH"/>
+        </w:rPr>
+        <w:t>block_attach_register_legal_end</w:t>
       </w:r>
       <w:proofErr w:type="spellEnd"/>
       <w:r>
@@ -7425,370 +7967,16 @@
           <w:i/>
           <w:color w:val="787878"/>
           <w:sz w:val="14"/>
-          <w:lang w:val="en-US"/>
+          <w:lang w:val="de-CH"/>
         </w:rPr>
         <w:t>}}</w:t>
       </w:r>
     </w:p>
     <w:p>
       <w:pPr>
-        <w:rPr>
-          <w:rFonts w:ascii="Arial" w:hAnsi="Arial" w:cs="Arial"/>
-          <w:lang w:val="en-US"/>
-        </w:rPr>
-      </w:pPr>
-      <w:r>
-        <w:rPr>
-          <w:rFonts w:ascii="Arial" w:hAnsi="Arial" w:cs="Arial"/>
-          <w:lang w:val="en-US"/>
-        </w:rPr>
-      </w:r>
-    </w:p>
-    <w:p>
-      <w:pPr>
-        <w:rPr>
-          <w:rFonts w:ascii="Arial" w:hAnsi="Arial" w:cs="Arial"/>
-          <w:lang w:val="en-US"/>
-        </w:rPr>
-      </w:pPr>
-      <w:r>
-        <w:rPr>
-          <w:rFonts w:ascii="Arial" w:hAnsi="Arial" w:cs="Arial"/>
-          <w:i/>
-          <w:color w:val="787878"/>
-          <w:sz w:val="14"/>
-          <w:lang w:val="en-US"/>
-        </w:rPr>
-        <w:t>{{</w:t>
-      </w:r>
-      <w:proofErr w:type="spellStart"/>
-      <w:r>
-        <w:rPr>
-          <w:rFonts w:ascii="Arial" w:hAnsi="Arial" w:cs="Arial"/>
-          <w:i/>
-          <w:color w:val="787878"/>
-          <w:sz w:val="14"/>
-          <w:lang w:val="en-US"/>
-        </w:rPr>
-        <w:t>block_attach_id_representative_start</w:t>
-      </w:r>
-      <w:proofErr w:type="spellEnd"/>
-      <w:r>
-        <w:rPr>
-          <w:rFonts w:ascii="Arial" w:hAnsi="Arial" w:cs="Arial"/>
-          <w:i/>
-          <w:color w:val="787878"/>
-          <w:sz w:val="14"/>
-          <w:lang w:val="en-US"/>
-        </w:rPr>
-        <w:t>}}</w:t>
-      </w:r>
-    </w:p>
-    <w:p>
-      <w:pPr>
-        <w:rPr>
-          <w:rFonts w:ascii="Arial" w:hAnsi="Arial" w:cs="Arial"/>
-          <w:b/>
-          <w:sz w:val="24"/>
-          <w:szCs w:val="28"/>
-          <w:u w:val="single"/>
-        </w:rPr>
-      </w:pPr>
-      <w:r>
-        <w:rPr>
-          <w:rFonts w:ascii="Arial" w:hAnsi="Arial" w:cs="Arial"/>
-          <w:b/>
-          <w:sz w:val="24"/>
-          <w:szCs w:val="28"/>
-          <w:u w:val="single"/>
-        </w:rPr>
-        <w:t>Kopie eines amtlichen Identifikationsdokuments der bevollmächtigten Person</w:t>
-      </w:r>
-    </w:p>
-    <w:p>
-      <w:pPr>
-        <w:rPr>
-          <w:rFonts w:ascii="Arial" w:hAnsi="Arial" w:cs="Arial"/>
-          <w:sz w:val="28"/>
-          <w:szCs w:val="28"/>
-          <w:u w:val="single"/>
-        </w:rPr>
-      </w:pPr>
-    </w:p>
-    <w:p>
-      <w:pPr>
-        <w:rPr>
-          <w:rFonts w:ascii="Arial" w:hAnsi="Arial" w:cs="Arial"/>
-          <w:lang w:val="en-US"/>
-        </w:rPr>
-      </w:pPr>
-      <w:r>
-        <w:rPr>
-          <w:rFonts w:ascii="Arial" w:hAnsi="Arial" w:cs="Arial"/>
-          <w:i/>
-          <w:color w:val="5A5A5A"/>
-          <w:sz w:val="18"/>
-          <w:lang w:val="en-US"/>
-        </w:rPr>
-        <w:t>{{</w:t>
-      </w:r>
-      <w:proofErr w:type="spellStart"/>
-      <w:r>
-        <w:rPr>
-          <w:rFonts w:ascii="Arial" w:hAnsi="Arial" w:cs="Arial"/>
-          <w:i/>
-          <w:color w:val="5A5A5A"/>
-          <w:sz w:val="18"/>
-          <w:lang w:val="en-US"/>
-        </w:rPr>
-        <w:t>attachment_id_representative_images</w:t>
-      </w:r>
-      <w:proofErr w:type="spellEnd"/>
-      <w:r>
-        <w:rPr>
-          <w:rFonts w:ascii="Arial" w:hAnsi="Arial" w:cs="Arial"/>
-          <w:i/>
-          <w:color w:val="5A5A5A"/>
-          <w:sz w:val="18"/>
-          <w:lang w:val="en-US"/>
-        </w:rPr>
-        <w:t>}}</w:t>
-      </w:r>
-    </w:p>
-    <w:p>
-      <w:pPr>
-        <w:rPr>
-          <w:rFonts w:ascii="Arial" w:hAnsi="Arial" w:cs="Arial"/>
-          <w:lang w:val="en-US"/>
-        </w:rPr>
-      </w:pPr>
-    </w:p>
-    <w:p>
-      <w:pPr>
-        <w:rPr>
-          <w:rFonts w:ascii="Arial" w:hAnsi="Arial" w:cs="Arial"/>
-          <w:lang w:val="en-US"/>
-        </w:rPr>
-      </w:pPr>
-      <w:r>
-        <w:rPr>
-          <w:rFonts w:ascii="Arial" w:hAnsi="Arial" w:cs="Arial"/>
-          <w:i/>
-          <w:color w:val="787878"/>
-          <w:sz w:val="14"/>
-          <w:lang w:val="en-US"/>
-        </w:rPr>
-        <w:t>{{</w:t>
-      </w:r>
-      <w:proofErr w:type="spellStart"/>
-      <w:r>
-        <w:rPr>
-          <w:rFonts w:ascii="Arial" w:hAnsi="Arial" w:cs="Arial"/>
-          <w:i/>
-          <w:color w:val="787878"/>
-          <w:sz w:val="14"/>
-          <w:lang w:val="en-US"/>
-        </w:rPr>
-        <w:t>block_attach_id_representative_end</w:t>
-      </w:r>
-      <w:proofErr w:type="spellEnd"/>
-      <w:r>
-        <w:rPr>
-          <w:rFonts w:ascii="Arial" w:hAnsi="Arial" w:cs="Arial"/>
-          <w:i/>
-          <w:color w:val="787878"/>
-          <w:sz w:val="14"/>
-          <w:lang w:val="en-US"/>
-        </w:rPr>
-        <w:t>}}</w:t>
-      </w:r>
-    </w:p>
-    <w:p>
-      <w:pPr>
-        <w:rPr>
-          <w:rFonts w:ascii="Arial" w:hAnsi="Arial" w:cs="Arial"/>
-          <w:lang w:val="en-US"/>
-        </w:rPr>
-      </w:pPr>
-      <w:r>
-        <w:rPr>
-          <w:rFonts w:ascii="Arial" w:hAnsi="Arial" w:cs="Arial"/>
-          <w:lang w:val="en-US"/>
-        </w:rPr>
-      </w:r>
-    </w:p>
-    <w:p>
-      <w:pPr>
-        <w:rPr>
-          <w:rFonts w:ascii="Arial" w:hAnsi="Arial" w:cs="Arial"/>
-          <w:lang w:val="en-US"/>
-        </w:rPr>
-      </w:pPr>
-      <w:r>
-        <w:rPr>
-          <w:rFonts w:ascii="Arial" w:hAnsi="Arial" w:cs="Arial"/>
-          <w:i/>
-          <w:color w:val="787878"/>
-          <w:sz w:val="14"/>
-          <w:lang w:val="en-US"/>
-        </w:rPr>
-        <w:t>{{</w:t>
-      </w:r>
-      <w:proofErr w:type="spellStart"/>
-      <w:r>
-        <w:rPr>
-          <w:rFonts w:ascii="Arial" w:hAnsi="Arial" w:cs="Arial"/>
-          <w:i/>
-          <w:color w:val="787878"/>
-          <w:sz w:val="14"/>
-          <w:lang w:val="en-US"/>
-        </w:rPr>
-        <w:t>block_attach_register_legal_start</w:t>
-      </w:r>
-      <w:proofErr w:type="spellEnd"/>
-      <w:r>
-        <w:rPr>
-          <w:rFonts w:ascii="Arial" w:hAnsi="Arial" w:cs="Arial"/>
-          <w:i/>
-          <w:color w:val="787878"/>
-          <w:sz w:val="14"/>
-          <w:lang w:val="en-US"/>
-        </w:rPr>
-        <w:t>}}</w:t>
-      </w:r>
-    </w:p>
-    <w:p>
-      <w:pPr>
-        <w:rPr>
-          <w:rFonts w:ascii="Arial" w:hAnsi="Arial" w:cs="Arial"/>
-          <w:b/>
-          <w:sz w:val="24"/>
-          <w:szCs w:val="28"/>
-        </w:rPr>
-      </w:pPr>
-      <w:r>
-        <w:rPr>
-          <w:rFonts w:ascii="Arial" w:hAnsi="Arial" w:cs="Arial"/>
-          <w:b/>
-          <w:sz w:val="24"/>
-          <w:szCs w:val="28"/>
-        </w:rPr>
-        <w:t>Bei Einlieferung durch bevollmächtigte juristische Person: Handelsregisterauszug (oder vergleichbares ausländisches Dokument) dieser Gesellschaft</w:t>
-      </w:r>
-    </w:p>
-    <w:p>
-      <w:pPr>
-        <w:rPr>
-          <w:rFonts w:ascii="Arial" w:hAnsi="Arial" w:cs="Arial"/>
-          <w:sz w:val="28"/>
-          <w:szCs w:val="28"/>
-        </w:rPr>
-      </w:pPr>
-    </w:p>
-    <w:p>
-      <w:pPr>
-        <w:rPr>
-          <w:rFonts w:ascii="Arial" w:hAnsi="Arial" w:cs="Arial"/>
-          <w:lang w:val="en-US"/>
-        </w:rPr>
-      </w:pPr>
-      <w:r>
-        <w:rPr>
-          <w:rFonts w:ascii="Arial" w:hAnsi="Arial" w:cs="Arial"/>
-          <w:i/>
-          <w:color w:val="5A5A5A"/>
-          <w:sz w:val="18"/>
-          <w:lang w:val="en-US"/>
-        </w:rPr>
-        <w:t>{{</w:t>
-      </w:r>
-      <w:proofErr w:type="spellStart"/>
-      <w:r>
-        <w:rPr>
-          <w:rFonts w:ascii="Arial" w:hAnsi="Arial" w:cs="Arial"/>
-          <w:i/>
-          <w:color w:val="5A5A5A"/>
-          <w:sz w:val="18"/>
-          <w:lang w:val="en-US"/>
-        </w:rPr>
-        <w:t>attachment_register_legal_images</w:t>
-      </w:r>
-      <w:proofErr w:type="spellEnd"/>
-      <w:r>
-        <w:rPr>
-          <w:rFonts w:ascii="Arial" w:hAnsi="Arial" w:cs="Arial"/>
-          <w:i/>
-          <w:color w:val="5A5A5A"/>
-          <w:sz w:val="18"/>
-          <w:lang w:val="en-US"/>
-        </w:rPr>
-        <w:t>}}</w:t>
-      </w:r>
-    </w:p>
-    <w:p>
-      <w:pPr>
-        <w:rPr>
-          <w:rFonts w:ascii="Arial" w:hAnsi="Arial" w:cs="Arial"/>
-          <w:lang w:val="en-US"/>
-        </w:rPr>
-      </w:pPr>
-    </w:p>
-    <w:p>
-      <w:pPr>
-        <w:rPr>
-          <w:rFonts w:ascii="Arial" w:hAnsi="Arial" w:cs="Arial"/>
-          <w:lang w:val="en-US"/>
-        </w:rPr>
-      </w:pPr>
-      <w:r>
-        <w:rPr>
-          <w:rFonts w:ascii="Arial" w:hAnsi="Arial" w:cs="Arial"/>
-          <w:i/>
-          <w:color w:val="787878"/>
-          <w:sz w:val="14"/>
-          <w:lang w:val="en-US"/>
-        </w:rPr>
-        <w:t>{{</w:t>
-      </w:r>
-      <w:proofErr w:type="spellStart"/>
-      <w:r>
-        <w:rPr>
-          <w:rFonts w:ascii="Arial" w:hAnsi="Arial" w:cs="Arial"/>
-          <w:i/>
-          <w:color w:val="787878"/>
-          <w:sz w:val="14"/>
-          <w:lang w:val="en-US"/>
-        </w:rPr>
-        <w:t>block_attach_register_legal_end</w:t>
-      </w:r>
-      <w:proofErr w:type="spellEnd"/>
-      <w:r>
-        <w:rPr>
-          <w:rFonts w:ascii="Arial" w:hAnsi="Arial" w:cs="Arial"/>
-          <w:i/>
-          <w:color w:val="787878"/>
-          <w:sz w:val="14"/>
-          <w:lang w:val="en-US"/>
-        </w:rPr>
-        <w:t>}}</w:t>
-      </w:r>
-    </w:p>
-    <w:p>
-      <w:pPr>
-        <w:rPr>
-          <w:rFonts w:ascii="Arial" w:hAnsi="Arial" w:cs="Arial"/>
-          <w:lang w:val="en-US"/>
-        </w:rPr>
-      </w:pPr>
-      <w:r>
-        <w:rPr>
-          <w:rFonts w:ascii="Arial" w:hAnsi="Arial" w:cs="Arial"/>
-          <w:lang w:val="en-US"/>
-        </w:rPr>
-      </w:r>
-    </w:p>
-    <w:p>
-      <w:pPr>
+        <w:keepNext/>
+        <w:keepLines/>
+        <w:pageBreakBefore/>
         <w:pBdr>
           <w:bottom w:val="single" w:sz="12" w:space="1" w:color="auto"/>
         </w:pBdr>
@@ -7814,6 +8002,7 @@
           <w:szCs w:val="24"/>
           <w:u w:val="single"/>
         </w:rPr>
+        <w:lastRenderedPageBreak/>
         <w:t xml:space="preserve">Anhang A: </w:t>
       </w:r>
       <w:r>
@@ -7830,6 +8019,8 @@
     </w:p>
     <w:p>
       <w:pPr>
+        <w:keepNext/>
+        <w:keepLines/>
         <w:pBdr>
           <w:bottom w:val="single" w:sz="12" w:space="1" w:color="auto"/>
         </w:pBdr>
@@ -7852,6 +8043,8 @@
     </w:p>
     <w:p>
       <w:pPr>
+        <w:keepNext/>
+        <w:keepLines/>
         <w:pBdr>
           <w:bottom w:val="single" w:sz="12" w:space="1" w:color="auto"/>
         </w:pBdr>
@@ -7867,6 +8060,8 @@
     </w:p>
     <w:p>
       <w:pPr>
+        <w:keepNext/>
+        <w:keepLines/>
         <w:spacing w:before="120" w:after="0" w:line="280" w:lineRule="atLeast"/>
         <w:rPr>
           <w:rFonts w:ascii="Arial" w:hAnsi="Arial" w:cs="Arial"/>
@@ -7931,7 +8126,7 @@
           <w:rFonts w:ascii="Arial" w:hAnsi="Arial" w:cs="Arial"/>
           <w:sz w:val="24"/>
           <w:szCs w:val="24"/>
-          <w:lang w:val="en-US"/>
+          <w:lang w:val="de-CH"/>
         </w:rPr>
       </w:pPr>
       <w:r>
@@ -7939,7 +8134,7 @@
           <w:rFonts w:ascii="Arial" w:hAnsi="Arial" w:cs="Arial"/>
           <w:sz w:val="24"/>
           <w:szCs w:val="24"/>
-          <w:lang w:val="en-US"/>
+          <w:lang w:val="de-CH"/>
         </w:rPr>
         <w:t>{{block_paragraf17_start}}</w:t>
       </w:r>
@@ -7950,7 +8145,7 @@
           <w:rFonts w:ascii="Arial" w:hAnsi="Arial" w:cs="Arial"/>
           <w:sz w:val="24"/>
           <w:szCs w:val="24"/>
-          <w:lang w:val="en-US"/>
+          <w:lang w:val="de-CH"/>
         </w:rPr>
       </w:pPr>
       <w:r>
@@ -7960,7 +8155,7 @@
           <w:color w:val="787878"/>
           <w:sz w:val="16"/>
           <w:szCs w:val="24"/>
-          <w:lang w:val="en-US"/>
+          <w:lang w:val="de-CH"/>
         </w:rPr>
         <w:t>{{</w:t>
       </w:r>
@@ -7972,7 +8167,7 @@
           <w:color w:val="787878"/>
           <w:sz w:val="16"/>
           <w:szCs w:val="24"/>
-          <w:lang w:val="en-US"/>
+          <w:lang w:val="de-CH"/>
         </w:rPr>
         <w:t>block_annex_a_self_owner_statement_start</w:t>
       </w:r>
@@ -7984,7 +8179,7 @@
           <w:color w:val="787878"/>
           <w:sz w:val="16"/>
           <w:szCs w:val="24"/>
-          <w:lang w:val="en-US"/>
+          <w:lang w:val="de-CH"/>
         </w:rPr>
         <w:t>}}</w:t>
       </w:r>
@@ -7998,10 +8193,11 @@
       </w:pPr>
       <w:r>
         <w:rPr>
-          <w:rFonts w:ascii="Arial" w:hAnsi="Arial" w:cs="Arial"/>
+          <w:rFonts w:ascii="Arial" w:hAnsi="Arial" w:eastAsia="Arial" w:cs="Arial"/>
           <w:szCs w:val="24"/>
-        </w:rPr>
-        <w:t xml:space="preserve">Die unterzeichnende Person bestätigt mit der vorliegenden Erklärung, dass sämtliches im Anhang B aufgeführtes Auktionsgut in ihrem Eigentum steht, dass keine Drittpersonen Rechte am aufgeführten Auktionsgut geltend gemacht haben sowie dass ihr keine Umstände bekannt sind, welche die zukünftige Geltendmachung von Ansprüchen am Auktionsgut durch Drittpersonen bewirken könnten. </w:t>
+          <w:lang w:val="de-CH" w:eastAsia="de-CH"/>
+        </w:rPr>
+        <w:t>Die unterzeichnende Person bestätigt, dass sämtliches in Anhang B aufgeführtes Auktionsgut im Eigentum des Auftraggebers steht, dass keine Drittperson Rechte daran geltend gemacht hat und dass ihr keine Umstände bekannt sind, die künftig zur Geltendmachung von Ansprüchen durch Drittpersonen führen könnten.</w:t>
       </w:r>
     </w:p>
     <w:p>
@@ -8010,7 +8206,7 @@
           <w:rFonts w:ascii="Arial" w:hAnsi="Arial" w:cs="Arial"/>
           <w:sz w:val="24"/>
           <w:szCs w:val="24"/>
-          <w:lang w:val="en-US"/>
+          <w:lang w:val="de-CH"/>
         </w:rPr>
       </w:pPr>
       <w:r>
@@ -8020,7 +8216,7 @@
           <w:color w:val="787878"/>
           <w:sz w:val="16"/>
           <w:szCs w:val="24"/>
-          <w:lang w:val="en-US"/>
+          <w:lang w:val="de-CH"/>
         </w:rPr>
         <w:t>{{</w:t>
       </w:r>
@@ -8032,7 +8228,7 @@
           <w:color w:val="787878"/>
           <w:sz w:val="16"/>
           <w:szCs w:val="24"/>
-          <w:lang w:val="en-US"/>
+          <w:lang w:val="de-CH"/>
         </w:rPr>
         <w:t>block_annex_a_self_owner_statement_end</w:t>
       </w:r>
@@ -8044,7 +8240,7 @@
           <w:color w:val="787878"/>
           <w:sz w:val="16"/>
           <w:szCs w:val="24"/>
-          <w:lang w:val="en-US"/>
+          <w:lang w:val="de-CH"/>
         </w:rPr>
         <w:t>}}</w:t>
       </w:r>
@@ -8055,7 +8251,7 @@
           <w:rFonts w:ascii="Arial" w:hAnsi="Arial" w:cs="Arial"/>
           <w:sz w:val="24"/>
           <w:szCs w:val="24"/>
-          <w:lang w:val="en-US"/>
+          <w:lang w:val="de-CH"/>
         </w:rPr>
       </w:pPr>
       <w:r>
@@ -8063,7 +8259,7 @@
           <w:rFonts w:ascii="Arial" w:hAnsi="Arial" w:cs="Arial"/>
           <w:sz w:val="24"/>
           <w:szCs w:val="24"/>
-          <w:lang w:val="en-US"/>
+          <w:lang w:val="de-CH"/>
         </w:rPr>
         <w:t>{{block_paragraf17_end}}</w:t>
       </w:r>
@@ -8074,7 +8270,7 @@
           <w:rFonts w:ascii="Arial" w:hAnsi="Arial" w:cs="Arial"/>
           <w:sz w:val="24"/>
           <w:szCs w:val="24"/>
-          <w:lang w:val="en-US"/>
+          <w:lang w:val="de-CH"/>
         </w:rPr>
       </w:pPr>
       <w:r>
@@ -8084,7 +8280,7 @@
           <w:color w:val="787878"/>
           <w:sz w:val="16"/>
           <w:szCs w:val="24"/>
-          <w:lang w:val="en-US"/>
+          <w:lang w:val="de-CH"/>
         </w:rPr>
         <w:t>{{</w:t>
       </w:r>
@@ -8096,7 +8292,7 @@
           <w:color w:val="787878"/>
           <w:sz w:val="16"/>
           <w:szCs w:val="24"/>
-          <w:lang w:val="en-US"/>
+          <w:lang w:val="de-CH"/>
         </w:rPr>
         <w:t>block_annex_a_natural_owner_details_start</w:t>
       </w:r>
@@ -8108,7 +8304,7 @@
           <w:color w:val="787878"/>
           <w:sz w:val="16"/>
           <w:szCs w:val="24"/>
-          <w:lang w:val="en-US"/>
+          <w:lang w:val="de-CH"/>
         </w:rPr>
         <w:t>}}</w:t>
       </w:r>
@@ -8138,10 +8334,11 @@
       </w:pPr>
       <w:r>
         <w:rPr>
-          <w:rFonts w:ascii="Arial" w:hAnsi="Arial" w:cs="Arial"/>
+          <w:rFonts w:ascii="Arial" w:hAnsi="Arial" w:eastAsia="Arial" w:cs="Arial"/>
           <w:szCs w:val="24"/>
-        </w:rPr>
-        <w:t>Sollte die unterzeichnende Person nicht wirtschaftlich berechtigt am in Anhang B aufgeführten Auktionsgut sein, erklärt sie mit vorliegender Erklärung, dass sie mit Vollmacht und unter Einhaltung der Anweisungen und unter Wahrung der Interessen des (wirtschaftlichen) Eigentümers handelt sowie korrekte Angaben über den (wirtschaftlichen) Eigentümer gemacht hat. In Übereinstimmung mit den Angaben auf Seite 1 des Einlieferungsvertrages ist der (wirtschaftliche) Eigentümer des Auktionsgutes die nachfolgend aufgeführte Person:</w:t>
+          <w:lang w:val="de-CH" w:eastAsia="de-CH"/>
+        </w:rPr>
+        <w:t>Ist die unterzeichnende Person nicht wirtschaftlich berechtigt am in Anhang B aufgeführten Auktionsgut, bestätigt sie, bevollmächtigt zu sein, die Anweisungen einzuhalten, die Interessen der wirtschaftlich berechtigten Person zu wahren und korrekte Angaben über diese gemacht zu haben. In Übereinstimmung mit den Angaben im Einlieferungsvertrag ist die nachfolgend aufgeführte Person am Auktionsgut wirtschaftlich berechtigt:</w:t>
       </w:r>
     </w:p>
     <w:p>
@@ -8157,6 +8354,22 @@
           <w:sz w:val="24"/>
           <w:szCs w:val="24"/>
         </w:rPr>
+        <w:t>{{block_paragraf18_end}}</w:t>
+      </w:r>
+    </w:p>
+    <w:p>
+      <w:pPr>
+        <w:spacing w:before="40" w:after="0" w:line="280" w:lineRule="atLeast"/>
+        <w:rPr>
+          <w:rFonts w:ascii="Arial" w:hAnsi="Arial" w:cs="Arial"/>
+        </w:rPr>
+      </w:pPr>
+      <w:r>
+        <w:rPr>
+          <w:rFonts w:ascii="Arial" w:hAnsi="Arial" w:cs="Arial"/>
+          <w:sz w:val="24"/>
+          <w:szCs w:val="24"/>
+        </w:rPr>
         <w:t>{{block_paragraf20_start}}</w:t>
       </w:r>
     </w:p>
@@ -8171,9 +8384,10 @@
       </w:pPr>
       <w:r>
         <w:rPr>
-          <w:rFonts w:ascii="Arial" w:hAnsi="Arial" w:cs="Arial"/>
-        </w:rPr>
-        <w:t>Sollte die unterzeichnende juristische Person nicht wirtschaftlich berechtigt am in Anhang B aufgeführten Auktionsgut sein, erklärt sie mit vorliegender Erklärung, dass sie mit Vollmacht und unter Einhaltung der Anweisungen und unter Wahrung der Interessen des (wirtschaftlichen) Eigentümers handelt sowie korrekte Angaben über den (wirtschaftlichen) Eigentümer gemacht hat. In Übereinstimmung mit den Angaben auf Seite 1 des Einlieferungsvertrages ist der (wirtschaftliche) Eigentümer des Auktionsgutes die nachfolgend aufgeführte Person:</w:t>
+          <w:rFonts w:ascii="Arial" w:hAnsi="Arial" w:eastAsia="Arial" w:cs="Arial"/>
+          <w:lang w:val="de-CH" w:eastAsia="de-CH"/>
+        </w:rPr>
+        <w:t>Unterzeichnet eine juristische Person oder Personengesellschaft diese Erklärung, ohne am in Anhang B aufgeführten Auktionsgut wirtschaftlich berechtigt zu sein, bestätigt die unterzeichnende Person, dass die Gesellschaft bevollmächtigt ist, die Anweisungen einhält, die Interessen der wirtschaftlich berechtigten Person wahrt und korrekte Angaben über diese gemacht hat. In Übereinstimmung mit den Angaben im Einlieferungsvertrag ist die nachfolgend aufgeführte Person am Auktionsgut wirtschaftlich berechtigt:</w:t>
       </w:r>
     </w:p>
     <w:p>
@@ -8190,22 +8404,6 @@
           <w:szCs w:val="24"/>
         </w:rPr>
         <w:t>{{block_paragraf20_end}}</w:t>
-      </w:r>
-    </w:p>
-    <w:p>
-      <w:pPr>
-        <w:spacing w:before="40" w:after="0" w:line="280" w:lineRule="atLeast"/>
-        <w:rPr>
-          <w:rFonts w:ascii="Arial" w:hAnsi="Arial" w:cs="Arial"/>
-        </w:rPr>
-      </w:pPr>
-      <w:r>
-        <w:rPr>
-          <w:rFonts w:ascii="Arial" w:hAnsi="Arial" w:cs="Arial"/>
-          <w:sz w:val="24"/>
-          <w:szCs w:val="24"/>
-        </w:rPr>
-        <w:t>{{block_paragraf18_end}}</w:t>
       </w:r>
     </w:p>
     <w:p>
@@ -8235,6 +8433,7 @@
       </w:tblGrid>
       <w:tr>
         <w:trPr>
+          <w:cantSplit/>
           <w:trHeight w:val="397"/>
         </w:trPr>
         <w:tc>
@@ -8253,7 +8452,7 @@
               <w:rPr>
                 <w:rFonts w:ascii="Arial" w:hAnsi="Arial" w:cs="Arial"/>
               </w:rPr>
-              <w:t>Vorname, Nachname</w:t>
+              <w:t>Vorname, Name</w:t>
             </w:r>
           </w:p>
         </w:tc>
@@ -8270,13 +8469,13 @@
               <w:pStyle w:val="NoSpacing"/>
               <w:rPr>
                 <w:rFonts w:ascii="Arial" w:hAnsi="Arial" w:cs="Arial"/>
-                <w:lang w:val="en-US"/>
-              </w:rPr>
-            </w:pPr>
-            <w:r>
-              <w:rPr>
-                <w:rFonts w:ascii="Arial" w:hAnsi="Arial" w:cs="Arial"/>
-                <w:lang w:val="en-US"/>
+                <w:lang w:val="de-CH"/>
+              </w:rPr>
+            </w:pPr>
+            <w:r>
+              <w:rPr>
+                <w:rFonts w:ascii="Arial" w:hAnsi="Arial" w:cs="Arial"/>
+                <w:lang w:val="de-CH"/>
               </w:rPr>
               <w:t>{{</w:t>
             </w:r>
@@ -8284,7 +8483,7 @@
             <w:r>
               <w:rPr>
                 <w:rFonts w:ascii="Arial" w:hAnsi="Arial" w:cs="Arial"/>
-                <w:lang w:val="en-US"/>
+                <w:lang w:val="de-CH"/>
               </w:rPr>
               <w:t>annex_a_owner_full_name</w:t>
             </w:r>
@@ -8292,7 +8491,7 @@
             <w:r>
               <w:rPr>
                 <w:rFonts w:ascii="Arial" w:hAnsi="Arial" w:cs="Arial"/>
-                <w:lang w:val="en-US"/>
+                <w:lang w:val="de-CH"/>
               </w:rPr>
               <w:t>}}</w:t>
             </w:r>
@@ -8301,6 +8500,7 @@
       </w:tr>
       <w:tr>
         <w:trPr>
+          <w:cantSplit/>
           <w:trHeight w:val="397"/>
         </w:trPr>
         <w:tc>
@@ -8350,6 +8550,7 @@
       </w:tr>
       <w:tr>
         <w:trPr>
+          <w:cantSplit/>
           <w:trHeight w:val="397"/>
         </w:trPr>
         <w:tc>
@@ -8366,9 +8567,10 @@
             </w:pPr>
             <w:r>
               <w:rPr>
-                <w:rFonts w:ascii="Arial" w:hAnsi="Arial" w:cs="Arial"/>
-              </w:rPr>
-              <w:t>Staatsangehörigkeit</w:t>
+                <w:rFonts w:ascii="Arial" w:hAnsi="Arial" w:eastAsia="Arial" w:cs="Arial"/>
+                <w:lang w:val="de-CH" w:eastAsia="de-CH"/>
+              </w:rPr>
+              <w:t>Adresse</w:t>
             </w:r>
           </w:p>
         </w:tc>
@@ -8392,13 +8594,14 @@
               <w:rPr>
                 <w:rFonts w:ascii="Arial" w:hAnsi="Arial" w:cs="Arial"/>
               </w:rPr>
-              <w:t>{{annex_a_owner_nationality}}</w:t>
+              <w:t>{{annex_a_owner_address_1}}</w:t>
             </w:r>
           </w:p>
         </w:tc>
       </w:tr>
       <w:tr>
         <w:trPr>
+          <w:cantSplit/>
           <w:trHeight w:val="397"/>
         </w:trPr>
         <w:tc>
@@ -8413,12 +8616,6 @@
                 <w:rFonts w:ascii="Arial" w:hAnsi="Arial" w:cs="Arial"/>
               </w:rPr>
             </w:pPr>
-            <w:r>
-              <w:rPr>
-                <w:rFonts w:ascii="Arial" w:hAnsi="Arial" w:cs="Arial"/>
-              </w:rPr>
-              <w:t>Wohnsitzadresse</w:t>
-            </w:r>
           </w:p>
         </w:tc>
         <w:tc>
@@ -8441,13 +8638,14 @@
               <w:rPr>
                 <w:rFonts w:ascii="Arial" w:hAnsi="Arial" w:cs="Arial"/>
               </w:rPr>
-              <w:t>{{annex_a_owner_address_1}}</w:t>
+              <w:t>{{annex_a_owner_address_2}}</w:t>
             </w:r>
           </w:p>
         </w:tc>
       </w:tr>
       <w:tr>
         <w:trPr>
+          <w:cantSplit/>
           <w:trHeight w:val="397"/>
         </w:trPr>
         <w:tc>
@@ -8484,13 +8682,14 @@
               <w:rPr>
                 <w:rFonts w:ascii="Arial" w:hAnsi="Arial" w:cs="Arial"/>
               </w:rPr>
-              <w:t>{{annex_a_owner_address_2}}</w:t>
+              <w:t>{{annex_a_owner_address_3}}</w:t>
             </w:r>
           </w:p>
         </w:tc>
       </w:tr>
       <w:tr>
         <w:trPr>
+          <w:cantSplit/>
           <w:trHeight w:val="397"/>
         </w:trPr>
         <w:tc>
@@ -8523,17 +8722,12 @@
                 <w:rFonts w:ascii="Arial" w:hAnsi="Arial" w:cs="Arial"/>
               </w:rPr>
             </w:pPr>
-            <w:r>
-              <w:rPr>
-                <w:rFonts w:ascii="Arial" w:hAnsi="Arial" w:cs="Arial"/>
-              </w:rPr>
-              <w:t>{{annex_a_owner_address_3}}</w:t>
-            </w:r>
           </w:p>
         </w:tc>
       </w:tr>
       <w:tr>
         <w:trPr>
+          <w:cantSplit/>
           <w:trHeight w:val="397"/>
         </w:trPr>
         <w:tc>
@@ -8548,6 +8742,13 @@
                 <w:rFonts w:ascii="Arial" w:hAnsi="Arial" w:cs="Arial"/>
               </w:rPr>
             </w:pPr>
+            <w:r>
+              <w:rPr>
+                <w:rFonts w:ascii="Arial" w:hAnsi="Arial" w:cs="Arial"/>
+              </w:rPr>
+              <w:lastRenderedPageBreak/>
+              <w:t>Telefonnummer</w:t>
+            </w:r>
           </w:p>
         </w:tc>
         <w:tc>
@@ -8566,12 +8767,19 @@
                 <w:rFonts w:ascii="Arial" w:hAnsi="Arial" w:cs="Arial"/>
               </w:rPr>
             </w:pPr>
+            <w:r>
+              <w:rPr>
+                <w:rFonts w:ascii="Arial" w:hAnsi="Arial" w:cs="Arial"/>
+              </w:rPr>
+              <w:t>{{annex_a_owner_phone}}</w:t>
+            </w:r>
           </w:p>
         </w:tc>
       </w:tr>
       <w:tr>
         <w:trPr>
-          <w:trHeight w:val="397"/>
+          <w:cantSplit/>
+          <w:trHeight w:val="340"/>
         </w:trPr>
         <w:tc>
           <w:tcPr>
@@ -8589,7 +8797,7 @@
               <w:rPr>
                 <w:rFonts w:ascii="Arial" w:hAnsi="Arial" w:cs="Arial"/>
               </w:rPr>
-              <w:t>Telefonnummer</w:t>
+              <w:t>E-Mail</w:t>
             </w:r>
           </w:p>
         </w:tc>
@@ -8613,55 +8821,6 @@
               <w:rPr>
                 <w:rFonts w:ascii="Arial" w:hAnsi="Arial" w:cs="Arial"/>
               </w:rPr>
-              <w:t>{{annex_a_owner_phone}}</w:t>
-            </w:r>
-          </w:p>
-        </w:tc>
-      </w:tr>
-      <w:tr>
-        <w:trPr>
-          <w:trHeight w:val="340"/>
-        </w:trPr>
-        <w:tc>
-          <w:tcPr>
-            <w:tcW w:w="3827" w:type="dxa"/>
-            <w:vAlign w:val="bottom"/>
-          </w:tcPr>
-          <w:p>
-            <w:pPr>
-              <w:pStyle w:val="NoSpacing"/>
-              <w:rPr>
-                <w:rFonts w:ascii="Arial" w:hAnsi="Arial" w:cs="Arial"/>
-              </w:rPr>
-            </w:pPr>
-            <w:r>
-              <w:rPr>
-                <w:rFonts w:ascii="Arial" w:hAnsi="Arial" w:cs="Arial"/>
-              </w:rPr>
-              <w:t>E-Mail</w:t>
-            </w:r>
-          </w:p>
-        </w:tc>
-        <w:tc>
-          <w:tcPr>
-            <w:tcW w:w="4526" w:type="dxa"/>
-            <w:tcBorders>
-              <w:top w:val="single" w:sz="4" w:space="0" w:color="auto"/>
-              <w:bottom w:val="single" w:sz="4" w:space="0" w:color="auto"/>
-            </w:tcBorders>
-            <w:vAlign w:val="bottom"/>
-          </w:tcPr>
-          <w:p>
-            <w:pPr>
-              <w:pStyle w:val="NoSpacing"/>
-              <w:rPr>
-                <w:rFonts w:ascii="Arial" w:hAnsi="Arial" w:cs="Arial"/>
-              </w:rPr>
-            </w:pPr>
-            <w:r>
-              <w:rPr>
-                <w:rFonts w:ascii="Arial" w:hAnsi="Arial" w:cs="Arial"/>
-              </w:rPr>
               <w:t>{{annex_a_owner_email}}</w:t>
             </w:r>
           </w:p>
@@ -8679,7 +8838,7 @@
       <w:pPr>
         <w:rPr>
           <w:rFonts w:ascii="Arial" w:hAnsi="Arial" w:cs="Arial"/>
-          <w:lang w:val="en-US"/>
+          <w:lang w:val="de-CH"/>
         </w:rPr>
       </w:pPr>
       <w:r>
@@ -8688,7 +8847,7 @@
           <w:i/>
           <w:color w:val="787878"/>
           <w:sz w:val="14"/>
-          <w:lang w:val="en-US"/>
+          <w:lang w:val="de-CH"/>
         </w:rPr>
         <w:t>{{</w:t>
       </w:r>
@@ -8699,7 +8858,7 @@
           <w:i/>
           <w:color w:val="787878"/>
           <w:sz w:val="14"/>
-          <w:lang w:val="en-US"/>
+          <w:lang w:val="de-CH"/>
         </w:rPr>
         <w:t>block_annex_a_natural_owner_details_end</w:t>
       </w:r>
@@ -8710,7 +8869,7 @@
           <w:i/>
           <w:color w:val="787878"/>
           <w:sz w:val="14"/>
-          <w:lang w:val="en-US"/>
+          <w:lang w:val="de-CH"/>
         </w:rPr>
         <w:t>}}</w:t>
       </w:r>
@@ -8719,13 +8878,13 @@
       <w:pPr>
         <w:rPr>
           <w:rFonts w:ascii="Arial" w:hAnsi="Arial" w:cs="Arial"/>
-          <w:lang w:val="en-US"/>
-        </w:rPr>
-      </w:pPr>
-      <w:r>
-        <w:rPr>
-          <w:rFonts w:ascii="Arial" w:hAnsi="Arial" w:cs="Arial"/>
-          <w:lang w:val="en-US"/>
+          <w:lang w:val="de-CH"/>
+        </w:rPr>
+      </w:pPr>
+      <w:r>
+        <w:rPr>
+          <w:rFonts w:ascii="Arial" w:hAnsi="Arial" w:cs="Arial"/>
+          <w:lang w:val="de-CH"/>
         </w:rPr>
         <w:t>{{block_paragraf19_start}}</w:t>
       </w:r>
@@ -8734,7 +8893,7 @@
       <w:pPr>
         <w:rPr>
           <w:rFonts w:ascii="Arial" w:hAnsi="Arial" w:cs="Arial"/>
-          <w:lang w:val="en-US"/>
+          <w:lang w:val="de-CH"/>
         </w:rPr>
       </w:pPr>
       <w:r>
@@ -8743,7 +8902,7 @@
           <w:i/>
           <w:color w:val="787878"/>
           <w:sz w:val="14"/>
-          <w:lang w:val="en-US"/>
+          <w:lang w:val="de-CH"/>
         </w:rPr>
         <w:t>{{</w:t>
       </w:r>
@@ -8754,7 +8913,7 @@
           <w:i/>
           <w:color w:val="787878"/>
           <w:sz w:val="14"/>
-          <w:lang w:val="en-US"/>
+          <w:lang w:val="de-CH"/>
         </w:rPr>
         <w:t>block_annex_a_legal_owner_details_start</w:t>
       </w:r>
@@ -8765,7 +8924,7 @@
           <w:i/>
           <w:color w:val="787878"/>
           <w:sz w:val="14"/>
-          <w:lang w:val="en-US"/>
+          <w:lang w:val="de-CH"/>
         </w:rPr>
         <w:t>}}</w:t>
       </w:r>
@@ -8780,10 +8939,11 @@
       </w:pPr>
       <w:r>
         <w:rPr>
-          <w:rFonts w:ascii="Arial" w:hAnsi="Arial" w:cs="Arial"/>
+          <w:rFonts w:ascii="Arial" w:hAnsi="Arial" w:eastAsia="Arial" w:cs="Arial"/>
           <w:szCs w:val="24"/>
-        </w:rPr>
-        <w:t>Sollte die unterzeichnende Person nicht wirtschaftlich berechtigt am in Anhang B aufgeführten Auktionsgut sein, erklärt sie mit vorliegender Erklärung, dass sie mit Vollmacht und unter Einhaltung der Anweisungen und unter Wahrung der Interessen des (wirtschaftlichen) Eigentümers handelt sowie korrekte Angaben über den (wirtschaftlichen) Eigentümer gemacht hat. In Übereinstimmung mit den Angaben auf Seite 1 des Einlieferungsvertrages ist der (wirtschaftliche) Eigentümer des Auktionsgutes die nachfolgend aufgeführte juristische Person:</w:t>
+          <w:lang w:val="de-CH" w:eastAsia="de-CH"/>
+        </w:rPr>
+        <w:t>Ist die unterzeichnende Person nicht wirtschaftlich berechtigt am in Anhang B aufgeführten Auktionsgut, bestätigt sie, bevollmächtigt zu sein, die Anweisungen einzuhalten, die Interessen der wirtschaftlich berechtigten Person zu wahren und korrekte Angaben über diese gemacht zu haben. In Übereinstimmung mit den Angaben im Einlieferungsvertrag ist die nachfolgend aufgeführte juristische Person oder Personengesellschaft am Auktionsgut wirtschaftlich berechtigt:</w:t>
       </w:r>
     </w:p>
     <w:tbl>
@@ -8797,6 +8957,7 @@
       </w:tblGrid>
       <w:tr>
         <w:trPr>
+          <w:cantSplit/>
           <w:trHeight w:val="397"/>
         </w:trPr>
         <w:tc>
@@ -8845,6 +9006,7 @@
       </w:tr>
       <w:tr>
         <w:trPr>
+          <w:cantSplit/>
           <w:trHeight w:val="397"/>
         </w:trPr>
         <w:tc>
@@ -8863,7 +9025,7 @@
               <w:rPr>
                 <w:rFonts w:ascii="Arial" w:hAnsi="Arial" w:cs="Arial"/>
               </w:rPr>
-              <w:t>Vorname, Nachname</w:t>
+              <w:t>Vorname, Name</w:t>
             </w:r>
           </w:p>
         </w:tc>
@@ -8881,13 +9043,13 @@
               <w:spacing w:after="0"/>
               <w:rPr>
                 <w:rFonts w:ascii="Arial" w:hAnsi="Arial" w:cs="Arial"/>
-                <w:lang w:val="en-US"/>
-              </w:rPr>
-            </w:pPr>
-            <w:r>
-              <w:rPr>
-                <w:rFonts w:ascii="Arial" w:hAnsi="Arial" w:cs="Arial"/>
-                <w:lang w:val="en-US"/>
+                <w:lang w:val="de-CH"/>
+              </w:rPr>
+            </w:pPr>
+            <w:r>
+              <w:rPr>
+                <w:rFonts w:ascii="Arial" w:hAnsi="Arial" w:cs="Arial"/>
+                <w:lang w:val="de-CH"/>
               </w:rPr>
               <w:t>{{</w:t>
             </w:r>
@@ -8895,7 +9057,7 @@
             <w:r>
               <w:rPr>
                 <w:rFonts w:ascii="Arial" w:hAnsi="Arial" w:cs="Arial"/>
-                <w:lang w:val="en-US"/>
+                <w:lang w:val="de-CH"/>
               </w:rPr>
               <w:t>annex_a_legal_rep_name</w:t>
             </w:r>
@@ -8903,7 +9065,7 @@
             <w:r>
               <w:rPr>
                 <w:rFonts w:ascii="Arial" w:hAnsi="Arial" w:cs="Arial"/>
-                <w:lang w:val="en-US"/>
+                <w:lang w:val="de-CH"/>
               </w:rPr>
               <w:t>}}</w:t>
             </w:r>
@@ -8912,6 +9074,7 @@
       </w:tr>
       <w:tr>
         <w:trPr>
+          <w:cantSplit/>
           <w:trHeight w:val="397"/>
         </w:trPr>
         <w:tc>
@@ -8948,13 +9111,13 @@
               <w:spacing w:after="0"/>
               <w:rPr>
                 <w:rFonts w:ascii="Arial" w:hAnsi="Arial" w:cs="Arial"/>
-                <w:lang w:val="en-US"/>
-              </w:rPr>
-            </w:pPr>
-            <w:r>
-              <w:rPr>
-                <w:rFonts w:ascii="Arial" w:hAnsi="Arial" w:cs="Arial"/>
-                <w:lang w:val="en-US"/>
+                <w:lang w:val="de-CH"/>
+              </w:rPr>
+            </w:pPr>
+            <w:r>
+              <w:rPr>
+                <w:rFonts w:ascii="Arial" w:hAnsi="Arial" w:cs="Arial"/>
+                <w:lang w:val="de-CH"/>
               </w:rPr>
               <w:t>{{</w:t>
             </w:r>
@@ -8962,7 +9125,7 @@
             <w:r>
               <w:rPr>
                 <w:rFonts w:ascii="Arial" w:hAnsi="Arial" w:cs="Arial"/>
-                <w:lang w:val="en-US"/>
+                <w:lang w:val="de-CH"/>
               </w:rPr>
               <w:t>annex_a_legal_rep_dob</w:t>
             </w:r>
@@ -8970,7 +9133,7 @@
             <w:r>
               <w:rPr>
                 <w:rFonts w:ascii="Arial" w:hAnsi="Arial" w:cs="Arial"/>
-                <w:lang w:val="en-US"/>
+                <w:lang w:val="de-CH"/>
               </w:rPr>
               <w:t>}}</w:t>
             </w:r>
@@ -8979,6 +9142,7 @@
       </w:tr>
       <w:tr>
         <w:trPr>
+          <w:cantSplit/>
           <w:trHeight w:val="397"/>
         </w:trPr>
         <w:tc>
@@ -8995,9 +9159,10 @@
             </w:pPr>
             <w:r>
               <w:rPr>
-                <w:rFonts w:ascii="Arial" w:hAnsi="Arial" w:cs="Arial"/>
-              </w:rPr>
-              <w:t>Staatsangehörigkeit</w:t>
+                <w:rFonts w:ascii="Arial" w:hAnsi="Arial" w:eastAsia="Arial" w:cs="Arial"/>
+                <w:lang w:val="de-CH" w:eastAsia="de-CH"/>
+              </w:rPr>
+              <w:t>Adresse</w:t>
             </w:r>
           </w:p>
         </w:tc>
@@ -9015,37 +9180,20 @@
               <w:spacing w:after="0"/>
               <w:rPr>
                 <w:rFonts w:ascii="Arial" w:hAnsi="Arial" w:cs="Arial"/>
-                <w:lang w:val="en-US"/>
-              </w:rPr>
-            </w:pPr>
-            <w:r>
-              <w:rPr>
-                <w:rFonts w:ascii="Arial" w:hAnsi="Arial" w:cs="Arial"/>
-                <w:lang w:val="en-US"/>
-              </w:rPr>
-              <w:t>{{</w:t>
-            </w:r>
-            <w:proofErr w:type="spellStart"/>
-            <w:r>
-              <w:rPr>
-                <w:rFonts w:ascii="Arial" w:hAnsi="Arial" w:cs="Arial"/>
-                <w:lang w:val="en-US"/>
-              </w:rPr>
-              <w:t>annex_a_legal_rep_nationality</w:t>
-            </w:r>
-            <w:proofErr w:type="spellEnd"/>
-            <w:r>
-              <w:rPr>
-                <w:rFonts w:ascii="Arial" w:hAnsi="Arial" w:cs="Arial"/>
-                <w:lang w:val="en-US"/>
-              </w:rPr>
-              <w:t>}}</w:t>
+              </w:rPr>
+            </w:pPr>
+            <w:r>
+              <w:rPr>
+                <w:rFonts w:ascii="Arial" w:hAnsi="Arial" w:cs="Arial"/>
+              </w:rPr>
+              <w:t>{{annex_a_legal_address_1}}</w:t>
             </w:r>
           </w:p>
         </w:tc>
       </w:tr>
       <w:tr>
         <w:trPr>
+          <w:cantSplit/>
           <w:trHeight w:val="397"/>
         </w:trPr>
         <w:tc>
@@ -9060,12 +9208,6 @@
                 <w:rFonts w:ascii="Arial" w:hAnsi="Arial" w:cs="Arial"/>
               </w:rPr>
             </w:pPr>
-            <w:r>
-              <w:rPr>
-                <w:rFonts w:ascii="Arial" w:hAnsi="Arial" w:cs="Arial"/>
-              </w:rPr>
-              <w:t>Wohnsitzadresse</w:t>
-            </w:r>
           </w:p>
         </w:tc>
         <w:tc>
@@ -9088,13 +9230,14 @@
               <w:rPr>
                 <w:rFonts w:ascii="Arial" w:hAnsi="Arial" w:cs="Arial"/>
               </w:rPr>
-              <w:t>{{annex_a_legal_address_1}}</w:t>
+              <w:t>{{annex_a_legal_address_2}}</w:t>
             </w:r>
           </w:p>
         </w:tc>
       </w:tr>
       <w:tr>
         <w:trPr>
+          <w:cantSplit/>
           <w:trHeight w:val="397"/>
         </w:trPr>
         <w:tc>
@@ -9131,13 +9274,14 @@
               <w:rPr>
                 <w:rFonts w:ascii="Arial" w:hAnsi="Arial" w:cs="Arial"/>
               </w:rPr>
-              <w:t>{{annex_a_legal_address_2}}</w:t>
+              <w:t>{{annex_a_legal_address_3}}</w:t>
             </w:r>
           </w:p>
         </w:tc>
       </w:tr>
       <w:tr>
         <w:trPr>
+          <w:cantSplit/>
           <w:trHeight w:val="397"/>
         </w:trPr>
         <w:tc>
@@ -9152,6 +9296,12 @@
                 <w:rFonts w:ascii="Arial" w:hAnsi="Arial" w:cs="Arial"/>
               </w:rPr>
             </w:pPr>
+            <w:r>
+              <w:rPr>
+                <w:rFonts w:ascii="Arial" w:hAnsi="Arial" w:cs="Arial"/>
+              </w:rPr>
+              <w:t>Telefonnummer</w:t>
+            </w:r>
           </w:p>
         </w:tc>
         <w:tc>
@@ -9174,13 +9324,14 @@
               <w:rPr>
                 <w:rFonts w:ascii="Arial" w:hAnsi="Arial" w:cs="Arial"/>
               </w:rPr>
-              <w:t>{{annex_a_legal_address_3}}</w:t>
+              <w:t>{{annex_a_legal_phone}}</w:t>
             </w:r>
           </w:p>
         </w:tc>
       </w:tr>
       <w:tr>
         <w:trPr>
+          <w:cantSplit/>
           <w:trHeight w:val="397"/>
         </w:trPr>
         <w:tc>
@@ -9199,7 +9350,7 @@
               <w:rPr>
                 <w:rFonts w:ascii="Arial" w:hAnsi="Arial" w:cs="Arial"/>
               </w:rPr>
-              <w:t>Telefonnummer</w:t>
+              <w:t>E-Mail</w:t>
             </w:r>
           </w:p>
         </w:tc>
@@ -9223,55 +9374,6 @@
               <w:rPr>
                 <w:rFonts w:ascii="Arial" w:hAnsi="Arial" w:cs="Arial"/>
               </w:rPr>
-              <w:t>{{annex_a_legal_phone}}</w:t>
-            </w:r>
-          </w:p>
-        </w:tc>
-      </w:tr>
-      <w:tr>
-        <w:trPr>
-          <w:trHeight w:val="397"/>
-        </w:trPr>
-        <w:tc>
-          <w:tcPr>
-            <w:tcW w:w="3827" w:type="dxa"/>
-            <w:vAlign w:val="bottom"/>
-          </w:tcPr>
-          <w:p>
-            <w:pPr>
-              <w:spacing w:after="0"/>
-              <w:rPr>
-                <w:rFonts w:ascii="Arial" w:hAnsi="Arial" w:cs="Arial"/>
-              </w:rPr>
-            </w:pPr>
-            <w:r>
-              <w:rPr>
-                <w:rFonts w:ascii="Arial" w:hAnsi="Arial" w:cs="Arial"/>
-              </w:rPr>
-              <w:t>E-Mail</w:t>
-            </w:r>
-          </w:p>
-        </w:tc>
-        <w:tc>
-          <w:tcPr>
-            <w:tcW w:w="4536" w:type="dxa"/>
-            <w:tcBorders>
-              <w:top w:val="single" w:sz="4" w:space="0" w:color="auto"/>
-              <w:bottom w:val="single" w:sz="4" w:space="0" w:color="auto"/>
-            </w:tcBorders>
-            <w:vAlign w:val="bottom"/>
-          </w:tcPr>
-          <w:p>
-            <w:pPr>
-              <w:spacing w:after="0"/>
-              <w:rPr>
-                <w:rFonts w:ascii="Arial" w:hAnsi="Arial" w:cs="Arial"/>
-              </w:rPr>
-            </w:pPr>
-            <w:r>
-              <w:rPr>
-                <w:rFonts w:ascii="Arial" w:hAnsi="Arial" w:cs="Arial"/>
-              </w:rPr>
               <w:t>{{annex_a_legal_email}}</w:t>
             </w:r>
           </w:p>
@@ -9282,7 +9384,7 @@
       <w:pPr>
         <w:rPr>
           <w:rFonts w:ascii="Arial" w:hAnsi="Arial" w:cs="Arial"/>
-          <w:lang w:val="en-US"/>
+          <w:lang w:val="de-CH"/>
         </w:rPr>
       </w:pPr>
       <w:r>
@@ -9291,7 +9393,7 @@
           <w:i/>
           <w:color w:val="787878"/>
           <w:sz w:val="14"/>
-          <w:lang w:val="en-US"/>
+          <w:lang w:val="de-CH"/>
         </w:rPr>
         <w:t>{{</w:t>
       </w:r>
@@ -9302,7 +9404,7 @@
           <w:i/>
           <w:color w:val="787878"/>
           <w:sz w:val="14"/>
-          <w:lang w:val="en-US"/>
+          <w:lang w:val="de-CH"/>
         </w:rPr>
         <w:t>block_annex_a_legal_owner_details_end</w:t>
       </w:r>
@@ -9313,7 +9415,7 @@
           <w:i/>
           <w:color w:val="787878"/>
           <w:sz w:val="14"/>
-          <w:lang w:val="en-US"/>
+          <w:lang w:val="de-CH"/>
         </w:rPr>
         <w:t>}}</w:t>
       </w:r>
@@ -9324,6 +9426,7 @@
           <w:rFonts w:ascii="Arial" w:hAnsi="Arial" w:cs="Arial"/>
           <w:sz w:val="24"/>
           <w:szCs w:val="24"/>
+          <w:lang w:val="de-CH"/>
         </w:rPr>
       </w:pPr>
       <w:r>
@@ -9331,6 +9434,7 @@
           <w:rFonts w:ascii="Arial" w:hAnsi="Arial" w:cs="Arial"/>
           <w:sz w:val="24"/>
           <w:szCs w:val="24"/>
+          <w:lang w:val="de-CH"/>
         </w:rPr>
         <w:t>{{block_paragraf19_end}}</w:t>
       </w:r>
@@ -9341,6 +9445,7 @@
           <w:rFonts w:ascii="Arial" w:hAnsi="Arial" w:cs="Arial"/>
           <w:sz w:val="24"/>
           <w:szCs w:val="24"/>
+          <w:lang w:val="de-CH"/>
         </w:rPr>
       </w:pPr>
       <w:r>
@@ -9348,6 +9453,7 @@
           <w:rFonts w:ascii="Arial" w:hAnsi="Arial" w:cs="Arial"/>
           <w:sz w:val="24"/>
           <w:szCs w:val="24"/>
+          <w:lang w:val="de-CH"/>
         </w:rPr>
         <w:t>{{block_paragraf21_start}}</w:t>
       </w:r>
@@ -9358,7 +9464,7 @@
           <w:rFonts w:ascii="Arial" w:hAnsi="Arial" w:cs="Arial"/>
           <w:sz w:val="24"/>
           <w:szCs w:val="24"/>
-          <w:lang w:val="en-US"/>
+          <w:lang w:val="de-CH"/>
         </w:rPr>
       </w:pPr>
       <w:r>
@@ -9368,7 +9474,7 @@
           <w:color w:val="787878"/>
           <w:sz w:val="16"/>
           <w:szCs w:val="24"/>
-          <w:lang w:val="en-US"/>
+          <w:lang w:val="de-CH"/>
         </w:rPr>
         <w:t>{{</w:t>
       </w:r>
@@ -9380,7 +9486,7 @@
           <w:color w:val="787878"/>
           <w:sz w:val="16"/>
           <w:szCs w:val="24"/>
-          <w:lang w:val="en-US"/>
+          <w:lang w:val="de-CH"/>
         </w:rPr>
         <w:t>block_annex_a_legal_representative_capacity_start</w:t>
       </w:r>
@@ -9392,7 +9498,7 @@
           <w:color w:val="787878"/>
           <w:sz w:val="16"/>
           <w:szCs w:val="24"/>
-          <w:lang w:val="en-US"/>
+          <w:lang w:val="de-CH"/>
         </w:rPr>
         <w:t>}}</w:t>
       </w:r>
@@ -9406,10 +9512,11 @@
       </w:pPr>
       <w:r>
         <w:rPr>
-          <w:rFonts w:ascii="Arial" w:hAnsi="Arial" w:cs="Arial"/>
+          <w:rFonts w:ascii="Arial" w:hAnsi="Arial" w:eastAsia="Arial" w:cs="Arial"/>
           <w:szCs w:val="24"/>
-        </w:rPr>
-        <w:t>Die unterzeichnende Person bestätigt im Namen des Auftraggebers, über die erforderlichen Vollmachten zu verfügen, um das Auktionsgut einzuliefern. Sie bestätigt zudem im Namen des Auftraggebers, korrekte Angaben über die juristische Person gemacht zu haben, für welche sie handelt.</w:t>
+          <w:lang w:val="de-CH" w:eastAsia="de-CH"/>
+        </w:rPr>
+        <w:t>Die unterzeichnende Person bestätigt im Namen des Auftraggebers, dass die erforderliche Vollmacht zur Einlieferung des Auktionsguts erteilt wurde und die Angaben über die vertretene juristische Person oder Personengesellschaft korrekt sind.</w:t>
       </w:r>
     </w:p>
     <w:p>
@@ -9418,7 +9525,7 @@
           <w:rFonts w:ascii="Arial" w:hAnsi="Arial" w:cs="Arial"/>
           <w:sz w:val="24"/>
           <w:szCs w:val="24"/>
-          <w:lang w:val="en-US"/>
+          <w:lang w:val="de-CH"/>
         </w:rPr>
       </w:pPr>
       <w:r>
@@ -9428,7 +9535,7 @@
           <w:color w:val="787878"/>
           <w:sz w:val="16"/>
           <w:szCs w:val="24"/>
-          <w:lang w:val="en-US"/>
+          <w:lang w:val="de-CH"/>
         </w:rPr>
         <w:t>{{</w:t>
       </w:r>
@@ -9440,7 +9547,7 @@
           <w:color w:val="787878"/>
           <w:sz w:val="16"/>
           <w:szCs w:val="24"/>
-          <w:lang w:val="en-US"/>
+          <w:lang w:val="de-CH"/>
         </w:rPr>
         <w:t>block_annex_a_legal_representative_capacity_end</w:t>
       </w:r>
@@ -9452,7 +9559,7 @@
           <w:color w:val="787878"/>
           <w:sz w:val="16"/>
           <w:szCs w:val="24"/>
-          <w:lang w:val="en-US"/>
+          <w:lang w:val="de-CH"/>
         </w:rPr>
         <w:t>}}</w:t>
       </w:r>
@@ -9463,6 +9570,7 @@
           <w:rFonts w:ascii="Arial" w:hAnsi="Arial" w:cs="Arial"/>
           <w:sz w:val="24"/>
           <w:szCs w:val="24"/>
+          <w:lang w:val="de-CH"/>
         </w:rPr>
       </w:pPr>
       <w:r>
@@ -9470,6 +9578,7 @@
           <w:rFonts w:ascii="Arial" w:hAnsi="Arial" w:cs="Arial"/>
           <w:sz w:val="24"/>
           <w:szCs w:val="24"/>
+          <w:lang w:val="de-CH"/>
         </w:rPr>
         <w:t>{{block_paragraf21_end}}</w:t>
       </w:r>
@@ -9480,6 +9589,7 @@
           <w:rFonts w:ascii="Arial" w:hAnsi="Arial" w:cs="Arial"/>
           <w:sz w:val="24"/>
           <w:szCs w:val="24"/>
+          <w:lang w:val="de-CH"/>
         </w:rPr>
       </w:pPr>
       <w:r>
@@ -9487,6 +9597,7 @@
           <w:rFonts w:ascii="Arial" w:hAnsi="Arial" w:cs="Arial"/>
           <w:sz w:val="24"/>
           <w:szCs w:val="24"/>
+          <w:lang w:val="de-CH"/>
         </w:rPr>
         <w:t>{{block_paragraf22_start}}</w:t>
       </w:r>
@@ -9497,7 +9608,7 @@
           <w:rFonts w:ascii="Arial" w:hAnsi="Arial" w:cs="Arial"/>
           <w:sz w:val="24"/>
           <w:szCs w:val="24"/>
-          <w:lang w:val="en-US"/>
+          <w:lang w:val="de-CH"/>
         </w:rPr>
       </w:pPr>
       <w:r>
@@ -9507,7 +9618,7 @@
           <w:color w:val="787878"/>
           <w:sz w:val="16"/>
           <w:szCs w:val="24"/>
-          <w:lang w:val="en-US"/>
+          <w:lang w:val="de-CH"/>
         </w:rPr>
         <w:t>{{</w:t>
       </w:r>
@@ -9519,7 +9630,7 @@
           <w:color w:val="787878"/>
           <w:sz w:val="16"/>
           <w:szCs w:val="24"/>
-          <w:lang w:val="en-US"/>
+          <w:lang w:val="de-CH"/>
         </w:rPr>
         <w:t>block_annex_a_provenance_self_start</w:t>
       </w:r>
@@ -9531,7 +9642,7 @@
           <w:color w:val="787878"/>
           <w:sz w:val="16"/>
           <w:szCs w:val="24"/>
-          <w:lang w:val="en-US"/>
+          <w:lang w:val="de-CH"/>
         </w:rPr>
         <w:t>}}</w:t>
       </w:r>
@@ -9545,10 +9656,11 @@
       </w:pPr>
       <w:r>
         <w:rPr>
-          <w:rFonts w:ascii="Arial" w:hAnsi="Arial" w:cs="Arial"/>
+          <w:rFonts w:ascii="Arial" w:hAnsi="Arial" w:eastAsia="Arial" w:cs="Arial"/>
           <w:szCs w:val="24"/>
-        </w:rPr>
-        <w:t>Die unterzeichnende Person erklärt, dass in Bezug auf das in Anhang B aufgeführte Auktionsgut und dessen Einlieferung weder gegen nationales noch internationales Recht verstossen wurde und dass sämtliches Auktionsgut unter Einhaltung der gesetzlichen Vorschriften des Einlieferungslandes (i.e. Land, in welchem das Auktionsgut der Auftragnehmerin übergeben wurde) importiert und aus dem Herkunftsland exportiert wurden.</w:t>
+          <w:lang w:val="de-CH" w:eastAsia="de-CH"/>
+        </w:rPr>
+        <w:t>Die unterzeichnende Person erklärt, dass im Zusammenhang mit dem in Anhang B aufgeführten Auktionsgut und dessen Einlieferung weder gegen nationales noch gegen internationales Recht verstossen wurde und dass sämtliches Auktionsgut unter Einhaltung der anwendbaren gesetzlichen Vorschriften in das Einlieferungsland (d.h. das Land, in dem das Auktionsgut der Auftragnehmerin übergeben wurde) importiert und aus dem Herkunftsland exportiert wurde.</w:t>
       </w:r>
     </w:p>
     <w:p>
@@ -9568,10 +9680,11 @@
       </w:pPr>
       <w:r>
         <w:rPr>
-          <w:rFonts w:ascii="Arial" w:hAnsi="Arial" w:cs="Arial"/>
+          <w:rFonts w:ascii="Arial" w:hAnsi="Arial" w:eastAsia="Arial" w:cs="Arial"/>
           <w:szCs w:val="24"/>
-        </w:rPr>
-        <w:t>Die unterzeichnende Person wurde durch die Leu Numismatik AG informiert, dass zwischen der Schweiz und den nachfolgenden Ländern per jeweiligem Stichtag bilaterale Vereinbarungen im Bereich des Kulturgütertransfers geschlossen worden sind:</w:t>
+          <w:lang w:val="de-CH" w:eastAsia="de-CH"/>
+        </w:rPr>
+        <w:t>Die unterzeichnende Person wurde von der Leu Numismatik AG darüber informiert, dass zwischen der Schweiz und den nachfolgenden Ländern seit dem jeweiligen Stichtag bilaterale Vereinbarungen im Bereich des Kulturgütertransfers in Kraft sind:</w:t>
       </w:r>
     </w:p>
     <w:tbl>
@@ -9596,6 +9709,7 @@
       </w:tblGrid>
       <w:tr>
         <w:trPr>
+          <w:cantSplit/>
           <w:trHeight w:val="454"/>
         </w:trPr>
         <w:tc>
@@ -9681,6 +9795,7 @@
       </w:tr>
       <w:tr>
         <w:trPr>
+          <w:cantSplit/>
           <w:trHeight w:val="454"/>
         </w:trPr>
         <w:tc>
@@ -9766,6 +9881,7 @@
       </w:tr>
       <w:tr>
         <w:trPr>
+          <w:cantSplit/>
           <w:trHeight w:val="454"/>
         </w:trPr>
         <w:tc>
@@ -9851,6 +9967,7 @@
       </w:tr>
       <w:tr>
         <w:trPr>
+          <w:cantSplit/>
           <w:trHeight w:val="454"/>
         </w:trPr>
         <w:tc>
@@ -9936,6 +10053,7 @@
       </w:tr>
       <w:tr>
         <w:trPr>
+          <w:cantSplit/>
           <w:trHeight w:val="454"/>
         </w:trPr>
         <w:tc>
@@ -10021,6 +10139,7 @@
       </w:tr>
       <w:tr>
         <w:trPr>
+          <w:cantSplit/>
           <w:trHeight w:val="455"/>
         </w:trPr>
         <w:tc>
@@ -10037,9 +10156,10 @@
             </w:pPr>
             <w:r>
               <w:rPr>
-                <w:rFonts w:ascii="Arial" w:hAnsi="Arial" w:cs="Arial"/>
-              </w:rPr>
-              <w:t>5. März 2026</w:t>
+                <w:rFonts w:ascii="Arial" w:hAnsi="Arial" w:eastAsia="Arial" w:cs="Arial"/>
+                <w:lang w:val="de-CH" w:eastAsia="de-CH"/>
+              </w:rPr>
+              <w:t>5. März 2026:</w:t>
             </w:r>
           </w:p>
         </w:tc>
@@ -10102,19 +10222,6 @@
     </w:p>
     <w:p>
       <w:pPr>
-        <w:spacing w:after="160" w:line="278" w:lineRule="auto"/>
-        <w:rPr>
-          <w:rFonts w:ascii="Arial" w:hAnsi="Arial" w:cs="Arial"/>
-        </w:rPr>
-      </w:pPr>
-      <w:r>
-        <w:rPr>
-          <w:rFonts w:ascii="Arial" w:hAnsi="Arial" w:cs="Arial"/>
-        </w:rPr>
-      </w:r>
-    </w:p>
-    <w:p>
-      <w:pPr>
         <w:spacing w:before="40" w:after="0" w:line="280" w:lineRule="atLeast"/>
         <w:rPr>
           <w:rFonts w:ascii="Arial" w:hAnsi="Arial" w:cs="Arial"/>
@@ -10122,9 +10229,10 @@
       </w:pPr>
       <w:r>
         <w:rPr>
-          <w:rFonts w:ascii="Arial" w:hAnsi="Arial" w:cs="Arial"/>
-        </w:rPr>
-        <w:t>Stammt das Auktionsgut (oder Teile davon) aus einem der genannten Herkunftsländer und wurde es erst nach dem jeweils genannten Stichdatum direkt in die Schweiz eingeführt, so bestätigt die unterzeichnende Person, für das betreffende Auktionsgut über eine entsprechende Ausfuhrbewilligung zu verfügen und der Leu Numismatik AG diese auf erstes Verlangen vorzulegen.</w:t>
+          <w:rFonts w:ascii="Arial" w:hAnsi="Arial" w:eastAsia="Arial" w:cs="Arial"/>
+          <w:lang w:val="de-CH" w:eastAsia="de-CH"/>
+        </w:rPr>
+        <w:t>Stammt das Auktionsgut oder ein Teil davon aus einem der genannten Herkunftsländer und wurde es erst nach dem jeweiligen Stichtag direkt in die Schweiz eingeführt, bestätigt die unterzeichnende Person, dass die erforderliche Ausfuhrbewilligung vorliegt und der Leu Numismatik AG auf erstes Verlangen vorgelegt wird.</w:t>
       </w:r>
     </w:p>
     <w:p>
@@ -10144,15 +10252,10 @@
       </w:pPr>
       <w:r>
         <w:rPr>
-          <w:rFonts w:ascii="Arial" w:hAnsi="Arial" w:cs="Arial"/>
-        </w:rPr>
-        <w:t>Des Weiteren bestätigt die unterzeichnende Person, dass kein Auktionsgut (insofern es sich um Kulturgüter handelt) seit dem 2. August 1990 in Irak, seit dem 15. März 2011 in Syrien bzw. seit dem 1. März 2014 in der Ukraine gewesen ist.</w:t>
-      </w:r>
-      <w:r>
-        <w:rPr>
-          <w:rFonts w:ascii="Arial" w:hAnsi="Arial" w:cs="Arial"/>
-        </w:rPr>
-        <w:t xml:space="preserve"> </w:t>
+          <w:rFonts w:ascii="Arial" w:hAnsi="Arial" w:eastAsia="Arial" w:cs="Arial"/>
+          <w:lang w:val="de-CH" w:eastAsia="de-CH"/>
+        </w:rPr>
+        <w:t>Die unterzeichnende Person bestätigt ferner, dass sich kein Auktionsgut, soweit es sich um Kulturgut handelt, seit dem 2. August 1990 im Irak, seit dem 15. März 2011 in Syrien beziehungsweise seit dem 1. März 2014 in der Ukraine befunden hat.</w:t>
       </w:r>
     </w:p>
     <w:p>
@@ -10188,6 +10291,7 @@
         <w:trPr>
           <w:gridAfter w:val="3"/>
           <w:wAfter w:w="5581" w:type="dxa"/>
+          <w:cantSplit/>
           <w:trHeight w:val="645"/>
         </w:trPr>
         <w:tc>
@@ -10198,6 +10302,8 @@
           <w:p>
             <w:pPr>
               <w:pStyle w:val="NoSpacing"/>
+              <w:keepNext/>
+              <w:keepLines/>
               <w:rPr>
                 <w:rFonts w:ascii="Arial" w:hAnsi="Arial" w:cs="Arial"/>
               </w:rPr>
@@ -10221,24 +10327,28 @@
           <w:p>
             <w:pPr>
               <w:pStyle w:val="NoSpacing"/>
-              <w:rPr>
-                <w:rFonts w:ascii="Arial" w:hAnsi="Arial" w:cs="Arial"/>
-                <w:lang w:val="en-US"/>
-              </w:rPr>
-            </w:pPr>
-          </w:p>
-          <w:p>
-            <w:pPr>
-              <w:pStyle w:val="NoSpacing"/>
-              <w:rPr>
-                <w:rFonts w:ascii="Arial" w:hAnsi="Arial" w:cs="Arial"/>
-                <w:lang w:val="en-US"/>
-              </w:rPr>
-            </w:pPr>
-            <w:r>
-              <w:rPr>
-                <w:rFonts w:ascii="Arial" w:hAnsi="Arial" w:cs="Arial"/>
-                <w:lang w:val="en-US"/>
+              <w:keepNext/>
+              <w:keepLines/>
+              <w:rPr>
+                <w:rFonts w:ascii="Arial" w:hAnsi="Arial" w:cs="Arial"/>
+                <w:lang w:val="de-CH"/>
+              </w:rPr>
+            </w:pPr>
+          </w:p>
+          <w:p>
+            <w:pPr>
+              <w:pStyle w:val="NoSpacing"/>
+              <w:keepNext/>
+              <w:keepLines/>
+              <w:rPr>
+                <w:rFonts w:ascii="Arial" w:hAnsi="Arial" w:cs="Arial"/>
+                <w:lang w:val="de-CH"/>
+              </w:rPr>
+            </w:pPr>
+            <w:r>
+              <w:rPr>
+                <w:rFonts w:ascii="Arial" w:hAnsi="Arial" w:cs="Arial"/>
+                <w:lang w:val="de-CH"/>
               </w:rPr>
               <w:t>{{</w:t>
             </w:r>
@@ -10246,7 +10356,7 @@
             <w:r>
               <w:rPr>
                 <w:rFonts w:ascii="Arial" w:hAnsi="Arial" w:cs="Arial"/>
-                <w:lang w:val="en-US"/>
+                <w:lang w:val="de-CH"/>
               </w:rPr>
               <w:t>annex_a_place_date</w:t>
             </w:r>
@@ -10254,7 +10364,7 @@
             <w:r>
               <w:rPr>
                 <w:rFonts w:ascii="Arial" w:hAnsi="Arial" w:cs="Arial"/>
-                <w:lang w:val="en-US"/>
+                <w:lang w:val="de-CH"/>
               </w:rPr>
               <w:t>}}</w:t>
             </w:r>
@@ -10263,6 +10373,7 @@
       </w:tr>
       <w:tr>
         <w:trPr>
+          <w:cantSplit/>
           <w:trHeight w:val="936"/>
         </w:trPr>
         <w:tc>
@@ -10273,6 +10384,7 @@
           <w:p>
             <w:pPr>
               <w:pStyle w:val="NoSpacing"/>
+              <w:keepLines/>
               <w:rPr>
                 <w:rFonts w:ascii="Arial" w:hAnsi="Arial" w:cs="Arial"/>
               </w:rPr>
@@ -10297,22 +10409,25 @@
           <w:p>
             <w:pPr>
               <w:pStyle w:val="NoSpacing"/>
-              <w:rPr>
-                <w:rFonts w:ascii="Arial" w:hAnsi="Arial" w:cs="Arial"/>
-              </w:rPr>
-            </w:pPr>
-          </w:p>
-          <w:p>
-            <w:pPr>
-              <w:pStyle w:val="NoSpacing"/>
-              <w:rPr>
-                <w:rFonts w:ascii="Arial" w:hAnsi="Arial" w:cs="Arial"/>
-              </w:rPr>
-            </w:pPr>
-          </w:p>
-          <w:p>
-            <w:pPr>
-              <w:pStyle w:val="NoSpacing"/>
+              <w:keepLines/>
+              <w:rPr>
+                <w:rFonts w:ascii="Arial" w:hAnsi="Arial" w:cs="Arial"/>
+              </w:rPr>
+            </w:pPr>
+          </w:p>
+          <w:p>
+            <w:pPr>
+              <w:pStyle w:val="NoSpacing"/>
+              <w:keepLines/>
+              <w:rPr>
+                <w:rFonts w:ascii="Arial" w:hAnsi="Arial" w:cs="Arial"/>
+              </w:rPr>
+            </w:pPr>
+          </w:p>
+          <w:p>
+            <w:pPr>
+              <w:pStyle w:val="NoSpacing"/>
+              <w:keepLines/>
               <w:rPr>
                 <w:rFonts w:ascii="Arial" w:hAnsi="Arial" w:cs="Arial"/>
               </w:rPr>
@@ -10332,6 +10447,7 @@
           <w:p>
             <w:pPr>
               <w:pStyle w:val="NoSpacing"/>
+              <w:keepLines/>
               <w:rPr>
                 <w:rFonts w:ascii="Arial" w:hAnsi="Arial" w:cs="Arial"/>
               </w:rPr>
@@ -10346,6 +10462,7 @@
           <w:p>
             <w:pPr>
               <w:pStyle w:val="NoSpacing"/>
+              <w:keepLines/>
               <w:rPr>
                 <w:rFonts w:ascii="Arial" w:hAnsi="Arial" w:cs="Arial"/>
               </w:rPr>
@@ -10369,33 +10486,36 @@
           <w:p>
             <w:pPr>
               <w:pStyle w:val="NoSpacing"/>
+              <w:keepLines/>
               <w:rPr>
                 <w:rFonts w:ascii="Arial" w:hAnsi="Arial" w:cs="Arial"/>
                 <w:sz w:val="24"/>
                 <w:szCs w:val="24"/>
-                <w:lang w:val="en-US"/>
-              </w:rPr>
-            </w:pPr>
-          </w:p>
-          <w:p>
-            <w:pPr>
-              <w:pStyle w:val="NoSpacing"/>
+                <w:lang w:val="de-CH"/>
+              </w:rPr>
+            </w:pPr>
+          </w:p>
+          <w:p>
+            <w:pPr>
+              <w:pStyle w:val="NoSpacing"/>
+              <w:keepLines/>
               <w:rPr>
                 <w:rFonts w:ascii="Arial" w:hAnsi="Arial" w:cs="Arial"/>
                 <w:sz w:val="24"/>
                 <w:szCs w:val="24"/>
-                <w:lang w:val="en-US"/>
-              </w:rPr>
-            </w:pPr>
-          </w:p>
-          <w:p>
-            <w:pPr>
-              <w:pStyle w:val="NoSpacing"/>
+                <w:lang w:val="de-CH"/>
+              </w:rPr>
+            </w:pPr>
+          </w:p>
+          <w:p>
+            <w:pPr>
+              <w:pStyle w:val="NoSpacing"/>
+              <w:keepLines/>
               <w:rPr>
                 <w:rFonts w:ascii="Arial" w:hAnsi="Arial" w:cs="Arial"/>
                 <w:sz w:val="24"/>
                 <w:szCs w:val="24"/>
-                <w:lang w:val="en-US"/>
+                <w:lang w:val="de-CH"/>
               </w:rPr>
             </w:pPr>
             <w:r>
@@ -10403,7 +10523,7 @@
                 <w:rFonts w:ascii="Arial" w:hAnsi="Arial" w:cs="Arial"/>
                 <w:sz w:val="18"/>
                 <w:szCs w:val="24"/>
-                <w:lang w:val="en-US"/>
+                <w:lang w:val="de-CH"/>
               </w:rPr>
               <w:t>{{</w:t>
             </w:r>
@@ -10413,37 +10533,48 @@
                 <w:rFonts w:ascii="Arial" w:hAnsi="Arial" w:cs="Arial"/>
                 <w:sz w:val="18"/>
                 <w:szCs w:val="24"/>
-                <w:lang w:val="en-US"/>
+                <w:lang w:val="de-CH"/>
               </w:rPr>
               <w:t>annex_a_signature_prefix</w:t>
             </w:r>
             <w:proofErr w:type="spellEnd"/>
+            <w:proofErr w:type="gramStart"/>
             <w:r>
               <w:rPr>
                 <w:rFonts w:ascii="Arial" w:hAnsi="Arial" w:cs="Arial"/>
                 <w:sz w:val="18"/>
                 <w:szCs w:val="24"/>
-                <w:lang w:val="en-US"/>
-              </w:rPr>
-              <w:t>}}{{</w:t>
-            </w:r>
-            <w:proofErr w:type="spellStart"/>
+                <w:lang w:val="de-CH"/>
+              </w:rPr>
+              <w:t>}}{</w:t>
+            </w:r>
+            <w:proofErr w:type="gramEnd"/>
             <w:r>
               <w:rPr>
                 <w:rFonts w:ascii="Arial" w:hAnsi="Arial" w:cs="Arial"/>
                 <w:sz w:val="18"/>
                 <w:szCs w:val="24"/>
-                <w:lang w:val="en-US"/>
-              </w:rPr>
-              <w:t>annex_a_signature_image</w:t>
-            </w:r>
-            <w:proofErr w:type="spellEnd"/>
+                <w:lang w:val="de-CH"/>
+              </w:rPr>
+              <w:t>{</w:t>
+            </w:r>
+            <w:proofErr w:type="spellStart"/>
             <w:r>
               <w:rPr>
                 <w:rFonts w:ascii="Arial" w:hAnsi="Arial" w:cs="Arial"/>
                 <w:sz w:val="18"/>
                 <w:szCs w:val="24"/>
-                <w:lang w:val="en-US"/>
+                <w:lang w:val="de-CH"/>
+              </w:rPr>
+              <w:t>annex_a_signature_image</w:t>
+            </w:r>
+            <w:proofErr w:type="spellEnd"/>
+            <w:r>
+              <w:rPr>
+                <w:rFonts w:ascii="Arial" w:hAnsi="Arial" w:cs="Arial"/>
+                <w:sz w:val="18"/>
+                <w:szCs w:val="24"/>
+                <w:lang w:val="de-CH"/>
               </w:rPr>
               <w:t>}}</w:t>
             </w:r>
@@ -10455,15 +10586,15 @@
       <w:pPr>
         <w:rPr>
           <w:rFonts w:ascii="Arial" w:hAnsi="Arial" w:cs="Arial"/>
-          <w:lang w:val="en-US"/>
-        </w:rPr>
-      </w:pPr>
-    </w:p>
-    <w:p>
-      <w:pPr>
-        <w:rPr>
-          <w:rFonts w:ascii="Arial" w:hAnsi="Arial" w:cs="Arial"/>
-          <w:lang w:val="en-US"/>
+          <w:lang w:val="de-CH"/>
+        </w:rPr>
+      </w:pPr>
+    </w:p>
+    <w:p>
+      <w:pPr>
+        <w:rPr>
+          <w:rFonts w:ascii="Arial" w:hAnsi="Arial" w:cs="Arial"/>
+          <w:lang w:val="de-CH"/>
         </w:rPr>
       </w:pPr>
       <w:r>
@@ -10472,7 +10603,7 @@
           <w:i/>
           <w:color w:val="787878"/>
           <w:sz w:val="14"/>
-          <w:lang w:val="en-US"/>
+          <w:lang w:val="de-CH"/>
         </w:rPr>
         <w:t>{{</w:t>
       </w:r>
@@ -10483,7 +10614,7 @@
           <w:i/>
           <w:color w:val="787878"/>
           <w:sz w:val="14"/>
-          <w:lang w:val="en-US"/>
+          <w:lang w:val="de-CH"/>
         </w:rPr>
         <w:t>block_annex_a_provenance_self_end</w:t>
       </w:r>
@@ -10494,7 +10625,7 @@
           <w:i/>
           <w:color w:val="787878"/>
           <w:sz w:val="14"/>
-          <w:lang w:val="en-US"/>
+          <w:lang w:val="de-CH"/>
         </w:rPr>
         <w:t>}}</w:t>
       </w:r>
@@ -10503,11 +10634,13 @@
       <w:pPr>
         <w:rPr>
           <w:rFonts w:ascii="Arial" w:hAnsi="Arial" w:cs="Arial"/>
-        </w:rPr>
-      </w:pPr>
-      <w:r>
-        <w:rPr>
-          <w:rFonts w:ascii="Arial" w:hAnsi="Arial" w:cs="Arial"/>
+          <w:lang w:val="de-CH"/>
+        </w:rPr>
+      </w:pPr>
+      <w:r>
+        <w:rPr>
+          <w:rFonts w:ascii="Arial" w:hAnsi="Arial" w:cs="Arial"/>
+          <w:lang w:val="de-CH"/>
         </w:rPr>
         <w:t>{{block_paragraf22_end}}</w:t>
       </w:r>
@@ -10516,11 +10649,13 @@
       <w:pPr>
         <w:rPr>
           <w:rFonts w:ascii="Arial" w:hAnsi="Arial" w:cs="Arial"/>
-        </w:rPr>
-      </w:pPr>
-      <w:r>
-        <w:rPr>
-          <w:rFonts w:ascii="Arial" w:hAnsi="Arial" w:cs="Arial"/>
+          <w:lang w:val="de-CH"/>
+        </w:rPr>
+      </w:pPr>
+      <w:r>
+        <w:rPr>
+          <w:rFonts w:ascii="Arial" w:hAnsi="Arial" w:cs="Arial"/>
+          <w:lang w:val="de-CH"/>
         </w:rPr>
         <w:t>{{block_paragraf23_start}}</w:t>
       </w:r>
@@ -10529,7 +10664,7 @@
       <w:pPr>
         <w:rPr>
           <w:rFonts w:ascii="Arial" w:hAnsi="Arial" w:cs="Arial"/>
-          <w:lang w:val="en-US"/>
+          <w:lang w:val="de-CH"/>
         </w:rPr>
       </w:pPr>
       <w:r>
@@ -10538,7 +10673,7 @@
           <w:i/>
           <w:color w:val="787878"/>
           <w:sz w:val="14"/>
-          <w:lang w:val="en-US"/>
+          <w:lang w:val="de-CH"/>
         </w:rPr>
         <w:t>{{</w:t>
       </w:r>
@@ -10549,7 +10684,7 @@
           <w:i/>
           <w:color w:val="787878"/>
           <w:sz w:val="14"/>
-          <w:lang w:val="en-US"/>
+          <w:lang w:val="de-CH"/>
         </w:rPr>
         <w:t>block_annex_a_provenance_on_behalf_start</w:t>
       </w:r>
@@ -10560,7 +10695,7 @@
           <w:i/>
           <w:color w:val="787878"/>
           <w:sz w:val="14"/>
-          <w:lang w:val="en-US"/>
+          <w:lang w:val="de-CH"/>
         </w:rPr>
         <w:t>}}</w:t>
       </w:r>
@@ -10573,22 +10708,24 @@
       </w:pPr>
       <w:r>
         <w:rPr>
-          <w:rFonts w:ascii="Arial" w:hAnsi="Arial" w:cs="Arial"/>
-        </w:rPr>
-        <w:t>Die unterzeichnende Person erklärt im Namen des Auftraggebers, dass in Bezug auf das in Anhang B aufgeführte Auktionsgut und dessen Einlieferung weder gegen nationales noch internationales Recht verstossen wurde und dass sämtliches Auktionsgut unter Einhaltung der gesetzlichen Vorschriften des Einlieferungslandes (i.e. Land, in welchem das Auktionsgut der Auftragnehmerin übergeben wurde) importiert und aus dem Herkunftsland exportiert wurden.</w:t>
-      </w:r>
-    </w:p>
-    <w:p>
-      <w:pPr>
-        <w:rPr>
-          <w:rFonts w:ascii="Arial" w:hAnsi="Arial" w:cs="Arial"/>
-        </w:rPr>
-      </w:pPr>
-      <w:r>
-        <w:rPr>
-          <w:rFonts w:ascii="Arial" w:hAnsi="Arial" w:cs="Arial"/>
-        </w:rPr>
-        <w:t>Die unterzeichnende Person bestätigt im Namen des Auftraggebers, dass sich das Auktionsgut (insofern es sich um Kulturgüter handelt) seit spätestens 30. Mai 2005 im Besitz des Auftraggebers befindet, respektive, dass sich das Auktionsgut (insbesondere Münzen) seit folgenden Stichtagen nicht mehr im Territorium folgender Länder befand:</w:t>
+          <w:rFonts w:ascii="Arial" w:hAnsi="Arial" w:eastAsia="Arial" w:cs="Arial"/>
+          <w:lang w:val="de-CH" w:eastAsia="de-CH"/>
+        </w:rPr>
+        <w:t>Die unterzeichnende Person erklärt im Namen des Auftraggebers, dass im Zusammenhang mit dem in Anhang B aufgeführten Auktionsgut und dessen Einlieferung weder gegen nationales noch gegen internationales Recht verstossen wurde und dass sämtliches Auktionsgut unter Einhaltung der anwendbaren gesetzlichen Vorschriften in das Einlieferungsland (d.h. das Land, in dem das Auktionsgut der Auftragnehmerin übergeben wurde) importiert und aus dem Herkunftsland exportiert wurde.</w:t>
+      </w:r>
+    </w:p>
+    <w:p>
+      <w:pPr>
+        <w:rPr>
+          <w:rFonts w:ascii="Arial" w:hAnsi="Arial" w:cs="Arial"/>
+        </w:rPr>
+      </w:pPr>
+      <w:r>
+        <w:rPr>
+          <w:rFonts w:ascii="Arial" w:hAnsi="Arial" w:eastAsia="Arial" w:cs="Arial"/>
+          <w:lang w:val="de-CH" w:eastAsia="de-CH"/>
+        </w:rPr>
+        <w:t>Die unterzeichnende Person bestätigt im Namen des Auftraggebers, dass sich das Auktionsgut, soweit es sich um Kulturgut handelt, spätestens seit dem 30. Mai 2005 im Besitz des Auftraggebers befindet beziehungsweise dass sich das Auktionsgut, insbesondere Münzen, seit den nachfolgend genannten Stichtagen nicht mehr im Hoheitsgebiet der betreffenden Länder befand:</w:t>
       </w:r>
     </w:p>
     <w:tbl>
@@ -10613,6 +10750,7 @@
       </w:tblGrid>
       <w:tr>
         <w:trPr>
+          <w:cantSplit/>
           <w:trHeight w:val="454"/>
         </w:trPr>
         <w:tc>
@@ -10698,6 +10836,7 @@
       </w:tr>
       <w:tr>
         <w:trPr>
+          <w:cantSplit/>
           <w:trHeight w:val="454"/>
         </w:trPr>
         <w:tc>
@@ -10783,6 +10922,7 @@
       </w:tr>
       <w:tr>
         <w:trPr>
+          <w:cantSplit/>
           <w:trHeight w:val="454"/>
         </w:trPr>
         <w:tc>
@@ -10868,6 +11008,7 @@
       </w:tr>
       <w:tr>
         <w:trPr>
+          <w:cantSplit/>
           <w:trHeight w:val="454"/>
         </w:trPr>
         <w:tc>
@@ -10953,6 +11094,7 @@
       </w:tr>
       <w:tr>
         <w:trPr>
+          <w:cantSplit/>
           <w:trHeight w:val="454"/>
         </w:trPr>
         <w:tc>
@@ -11038,6 +11180,7 @@
       </w:tr>
       <w:tr>
         <w:trPr>
+          <w:cantSplit/>
           <w:trHeight w:val="454"/>
         </w:trPr>
         <w:tc>
@@ -11125,22 +11268,24 @@
       </w:pPr>
       <w:r>
         <w:rPr>
-          <w:rFonts w:ascii="Arial" w:hAnsi="Arial" w:cs="Arial"/>
-        </w:rPr>
-        <w:t>Stammt das Auktionsgut (oder Teile davon) aus einem der genannten Herkunftsländer und wurde es erst nach dem jeweils genannten Stichdatum direkt in die Schweiz eingeführt, so bestätigt die unterzeichnende Person im Namen des Auftraggebers, für das betreffende Auktionsgut über eine entsprechende Ausfuhrbewilligung zu verfügen und der Leu Numismatik AG diese auf erstes Verlangen vorzulegen.</w:t>
-      </w:r>
-    </w:p>
-    <w:p>
-      <w:pPr>
-        <w:rPr>
-          <w:rFonts w:ascii="Arial" w:hAnsi="Arial" w:cs="Arial"/>
-        </w:rPr>
-      </w:pPr>
-      <w:r>
-        <w:rPr>
-          <w:rFonts w:ascii="Arial" w:hAnsi="Arial" w:cs="Arial"/>
-        </w:rPr>
-        <w:t>Des Weiteren bestätigt die unterzeichnende Person im Namen des Auftraggebers, dass kein Auktionsgut (insofern es sich um Kulturgüter handelt) seit dem 2. August 1990 in Irak, seit dem 15. März 2011 in Syrien bzw. seit dem 1. März 2014 in der Ukraine gewesen ist.</w:t>
+          <w:rFonts w:ascii="Arial" w:hAnsi="Arial" w:eastAsia="Arial" w:cs="Arial"/>
+          <w:lang w:val="de-CH" w:eastAsia="de-CH"/>
+        </w:rPr>
+        <w:t>Stammt das Auktionsgut oder ein Teil davon aus einem der genannten Herkunftsländer und wurde es erst nach dem jeweiligen Stichtag direkt in die Schweiz eingeführt, bestätigt die unterzeichnende Person im Namen des Auftraggebers, dass die erforderliche Ausfuhrbewilligung vorliegt und der Leu Numismatik AG auf erstes Verlangen vorgelegt wird.</w:t>
+      </w:r>
+    </w:p>
+    <w:p>
+      <w:pPr>
+        <w:rPr>
+          <w:rFonts w:ascii="Arial" w:hAnsi="Arial" w:cs="Arial"/>
+        </w:rPr>
+      </w:pPr>
+      <w:r>
+        <w:rPr>
+          <w:rFonts w:ascii="Arial" w:hAnsi="Arial" w:eastAsia="Arial" w:cs="Arial"/>
+          <w:lang w:val="de-CH" w:eastAsia="de-CH"/>
+        </w:rPr>
+        <w:t>Die unterzeichnende Person bestätigt ferner im Namen des Auftraggebers, dass sich kein Auktionsgut, soweit es sich um Kulturgut handelt, seit dem 2. August 1990 im Irak, seit dem 15. März 2011 in Syrien beziehungsweise seit dem 1. März 2014 in der Ukraine befunden hat.</w:t>
       </w:r>
     </w:p>
     <w:p>
@@ -11176,6 +11321,7 @@
         <w:trPr>
           <w:gridAfter w:val="3"/>
           <w:wAfter w:w="5581" w:type="dxa"/>
+          <w:cantSplit/>
           <w:trHeight w:val="645"/>
         </w:trPr>
         <w:tc>
@@ -11186,6 +11332,8 @@
           <w:p>
             <w:pPr>
               <w:pStyle w:val="NoSpacing"/>
+              <w:keepNext/>
+              <w:keepLines/>
               <w:rPr>
                 <w:rFonts w:ascii="Arial" w:hAnsi="Arial" w:cs="Arial"/>
               </w:rPr>
@@ -11209,24 +11357,28 @@
           <w:p>
             <w:pPr>
               <w:pStyle w:val="NoSpacing"/>
-              <w:rPr>
-                <w:rFonts w:ascii="Arial" w:hAnsi="Arial" w:cs="Arial"/>
-                <w:lang w:val="en-US"/>
-              </w:rPr>
-            </w:pPr>
-          </w:p>
-          <w:p>
-            <w:pPr>
-              <w:pStyle w:val="NoSpacing"/>
-              <w:rPr>
-                <w:rFonts w:ascii="Arial" w:hAnsi="Arial" w:cs="Arial"/>
-                <w:lang w:val="en-US"/>
-              </w:rPr>
-            </w:pPr>
-            <w:r>
-              <w:rPr>
-                <w:rFonts w:ascii="Arial" w:hAnsi="Arial" w:cs="Arial"/>
-                <w:lang w:val="en-US"/>
+              <w:keepNext/>
+              <w:keepLines/>
+              <w:rPr>
+                <w:rFonts w:ascii="Arial" w:hAnsi="Arial" w:cs="Arial"/>
+                <w:lang w:val="de-CH"/>
+              </w:rPr>
+            </w:pPr>
+          </w:p>
+          <w:p>
+            <w:pPr>
+              <w:pStyle w:val="NoSpacing"/>
+              <w:keepNext/>
+              <w:keepLines/>
+              <w:rPr>
+                <w:rFonts w:ascii="Arial" w:hAnsi="Arial" w:cs="Arial"/>
+                <w:lang w:val="de-CH"/>
+              </w:rPr>
+            </w:pPr>
+            <w:r>
+              <w:rPr>
+                <w:rFonts w:ascii="Arial" w:hAnsi="Arial" w:cs="Arial"/>
+                <w:lang w:val="de-CH"/>
               </w:rPr>
               <w:t>{{</w:t>
             </w:r>
@@ -11234,7 +11386,7 @@
             <w:r>
               <w:rPr>
                 <w:rFonts w:ascii="Arial" w:hAnsi="Arial" w:cs="Arial"/>
-                <w:lang w:val="en-US"/>
+                <w:lang w:val="de-CH"/>
               </w:rPr>
               <w:t>annex_a_place_date</w:t>
             </w:r>
@@ -11242,7 +11394,7 @@
             <w:r>
               <w:rPr>
                 <w:rFonts w:ascii="Arial" w:hAnsi="Arial" w:cs="Arial"/>
-                <w:lang w:val="en-US"/>
+                <w:lang w:val="de-CH"/>
               </w:rPr>
               <w:t>}}</w:t>
             </w:r>
@@ -11251,6 +11403,7 @@
       </w:tr>
       <w:tr>
         <w:trPr>
+          <w:cantSplit/>
           <w:trHeight w:val="936"/>
         </w:trPr>
         <w:tc>
@@ -11261,6 +11414,7 @@
           <w:p>
             <w:pPr>
               <w:pStyle w:val="NoSpacing"/>
+              <w:keepLines/>
               <w:rPr>
                 <w:rFonts w:ascii="Arial" w:hAnsi="Arial" w:cs="Arial"/>
               </w:rPr>
@@ -11285,22 +11439,25 @@
           <w:p>
             <w:pPr>
               <w:pStyle w:val="NoSpacing"/>
-              <w:rPr>
-                <w:rFonts w:ascii="Arial" w:hAnsi="Arial" w:cs="Arial"/>
-              </w:rPr>
-            </w:pPr>
-          </w:p>
-          <w:p>
-            <w:pPr>
-              <w:pStyle w:val="NoSpacing"/>
-              <w:rPr>
-                <w:rFonts w:ascii="Arial" w:hAnsi="Arial" w:cs="Arial"/>
-              </w:rPr>
-            </w:pPr>
-          </w:p>
-          <w:p>
-            <w:pPr>
-              <w:pStyle w:val="NoSpacing"/>
+              <w:keepLines/>
+              <w:rPr>
+                <w:rFonts w:ascii="Arial" w:hAnsi="Arial" w:cs="Arial"/>
+              </w:rPr>
+            </w:pPr>
+          </w:p>
+          <w:p>
+            <w:pPr>
+              <w:pStyle w:val="NoSpacing"/>
+              <w:keepLines/>
+              <w:rPr>
+                <w:rFonts w:ascii="Arial" w:hAnsi="Arial" w:cs="Arial"/>
+              </w:rPr>
+            </w:pPr>
+          </w:p>
+          <w:p>
+            <w:pPr>
+              <w:pStyle w:val="NoSpacing"/>
+              <w:keepLines/>
               <w:rPr>
                 <w:rFonts w:ascii="Arial" w:hAnsi="Arial" w:cs="Arial"/>
               </w:rPr>
@@ -11320,6 +11477,7 @@
           <w:p>
             <w:pPr>
               <w:pStyle w:val="NoSpacing"/>
+              <w:keepLines/>
               <w:rPr>
                 <w:rFonts w:ascii="Arial" w:hAnsi="Arial" w:cs="Arial"/>
               </w:rPr>
@@ -11334,6 +11492,7 @@
           <w:p>
             <w:pPr>
               <w:pStyle w:val="NoSpacing"/>
+              <w:keepLines/>
               <w:rPr>
                 <w:rFonts w:ascii="Arial" w:hAnsi="Arial" w:cs="Arial"/>
               </w:rPr>
@@ -11357,33 +11516,36 @@
           <w:p>
             <w:pPr>
               <w:pStyle w:val="NoSpacing"/>
+              <w:keepLines/>
               <w:rPr>
                 <w:rFonts w:ascii="Arial" w:hAnsi="Arial" w:cs="Arial"/>
                 <w:sz w:val="24"/>
                 <w:szCs w:val="24"/>
-                <w:lang w:val="en-US"/>
-              </w:rPr>
-            </w:pPr>
-          </w:p>
-          <w:p>
-            <w:pPr>
-              <w:pStyle w:val="NoSpacing"/>
+                <w:lang w:val="de-CH"/>
+              </w:rPr>
+            </w:pPr>
+          </w:p>
+          <w:p>
+            <w:pPr>
+              <w:pStyle w:val="NoSpacing"/>
+              <w:keepLines/>
               <w:rPr>
                 <w:rFonts w:ascii="Arial" w:hAnsi="Arial" w:cs="Arial"/>
                 <w:sz w:val="24"/>
                 <w:szCs w:val="24"/>
-                <w:lang w:val="en-US"/>
-              </w:rPr>
-            </w:pPr>
-          </w:p>
-          <w:p>
-            <w:pPr>
-              <w:pStyle w:val="NoSpacing"/>
+                <w:lang w:val="de-CH"/>
+              </w:rPr>
+            </w:pPr>
+          </w:p>
+          <w:p>
+            <w:pPr>
+              <w:pStyle w:val="NoSpacing"/>
+              <w:keepLines/>
               <w:rPr>
                 <w:rFonts w:ascii="Arial" w:hAnsi="Arial" w:cs="Arial"/>
                 <w:sz w:val="24"/>
                 <w:szCs w:val="24"/>
-                <w:lang w:val="en-US"/>
+                <w:lang w:val="de-CH"/>
               </w:rPr>
             </w:pPr>
             <w:r>
@@ -11391,7 +11553,7 @@
                 <w:rFonts w:ascii="Arial" w:hAnsi="Arial" w:cs="Arial"/>
                 <w:sz w:val="18"/>
                 <w:szCs w:val="24"/>
-                <w:lang w:val="en-US"/>
+                <w:lang w:val="de-CH"/>
               </w:rPr>
               <w:t>{{</w:t>
             </w:r>
@@ -11401,37 +11563,48 @@
                 <w:rFonts w:ascii="Arial" w:hAnsi="Arial" w:cs="Arial"/>
                 <w:sz w:val="18"/>
                 <w:szCs w:val="24"/>
-                <w:lang w:val="en-US"/>
+                <w:lang w:val="de-CH"/>
               </w:rPr>
               <w:t>annex_a_signature_prefix</w:t>
             </w:r>
             <w:proofErr w:type="spellEnd"/>
+            <w:proofErr w:type="gramStart"/>
             <w:r>
               <w:rPr>
                 <w:rFonts w:ascii="Arial" w:hAnsi="Arial" w:cs="Arial"/>
                 <w:sz w:val="18"/>
                 <w:szCs w:val="24"/>
-                <w:lang w:val="en-US"/>
-              </w:rPr>
-              <w:t>}}{{</w:t>
-            </w:r>
-            <w:proofErr w:type="spellStart"/>
+                <w:lang w:val="de-CH"/>
+              </w:rPr>
+              <w:t>}}{</w:t>
+            </w:r>
+            <w:proofErr w:type="gramEnd"/>
             <w:r>
               <w:rPr>
                 <w:rFonts w:ascii="Arial" w:hAnsi="Arial" w:cs="Arial"/>
                 <w:sz w:val="18"/>
                 <w:szCs w:val="24"/>
-                <w:lang w:val="en-US"/>
-              </w:rPr>
-              <w:t>annex_a_signature_image</w:t>
-            </w:r>
-            <w:proofErr w:type="spellEnd"/>
+                <w:lang w:val="de-CH"/>
+              </w:rPr>
+              <w:t>{</w:t>
+            </w:r>
+            <w:proofErr w:type="spellStart"/>
             <w:r>
               <w:rPr>
                 <w:rFonts w:ascii="Arial" w:hAnsi="Arial" w:cs="Arial"/>
                 <w:sz w:val="18"/>
                 <w:szCs w:val="24"/>
-                <w:lang w:val="en-US"/>
+                <w:lang w:val="de-CH"/>
+              </w:rPr>
+              <w:t>annex_a_signature_image</w:t>
+            </w:r>
+            <w:proofErr w:type="spellEnd"/>
+            <w:r>
+              <w:rPr>
+                <w:rFonts w:ascii="Arial" w:hAnsi="Arial" w:cs="Arial"/>
+                <w:sz w:val="18"/>
+                <w:szCs w:val="24"/>
+                <w:lang w:val="de-CH"/>
               </w:rPr>
               <w:t>}}</w:t>
             </w:r>
@@ -11443,15 +11616,15 @@
       <w:pPr>
         <w:rPr>
           <w:rFonts w:ascii="Arial" w:hAnsi="Arial" w:cs="Arial"/>
-          <w:lang w:val="en-US"/>
-        </w:rPr>
-      </w:pPr>
-    </w:p>
-    <w:p>
-      <w:pPr>
-        <w:rPr>
-          <w:rFonts w:ascii="Arial" w:hAnsi="Arial" w:cs="Arial"/>
-          <w:lang w:val="en-US"/>
+          <w:lang w:val="de-CH"/>
+        </w:rPr>
+      </w:pPr>
+    </w:p>
+    <w:p>
+      <w:pPr>
+        <w:rPr>
+          <w:rFonts w:ascii="Arial" w:hAnsi="Arial" w:cs="Arial"/>
+          <w:lang w:val="de-CH"/>
         </w:rPr>
       </w:pPr>
       <w:r>
@@ -11459,7 +11632,7 @@
           <w:rFonts w:ascii="Arial" w:hAnsi="Arial" w:cs="Arial"/>
           <w:i/>
           <w:color w:val="787878"/>
-          <w:lang w:val="en-US"/>
+          <w:lang w:val="de-CH"/>
         </w:rPr>
         <w:t>{{</w:t>
       </w:r>
@@ -11469,7 +11642,7 @@
           <w:rFonts w:ascii="Arial" w:hAnsi="Arial" w:cs="Arial"/>
           <w:i/>
           <w:color w:val="787878"/>
-          <w:lang w:val="en-US"/>
+          <w:lang w:val="de-CH"/>
         </w:rPr>
         <w:t>block_annex_a_provenance_on_behalf_end</w:t>
       </w:r>
@@ -11479,7 +11652,7 @@
           <w:rFonts w:ascii="Arial" w:hAnsi="Arial" w:cs="Arial"/>
           <w:i/>
           <w:color w:val="787878"/>
-          <w:lang w:val="en-US"/>
+          <w:lang w:val="de-CH"/>
         </w:rPr>
         <w:t>}}</w:t>
       </w:r>
@@ -11498,19 +11671,19 @@
       </w:r>
     </w:p>
     <w:p>
-      <w:pPr>
-        <w:rPr>
-          <w:rFonts w:ascii="Arial" w:hAnsi="Arial" w:cs="Arial"/>
-        </w:rPr>
-      </w:pPr>
-      <w:r>
-        <w:rPr>
-          <w:rFonts w:ascii="Arial" w:hAnsi="Arial" w:cs="Arial"/>
-        </w:rPr>
-      </w:r>
-    </w:p>
-    <w:p>
-      <w:pPr>
+      <w:r>
+        <w:rPr>
+          <w:rFonts w:ascii="Arial" w:hAnsi="Arial" w:eastAsia="Arial" w:cs="Arial"/>
+          <w:lang w:val="de-CH" w:eastAsia="de-CH"/>
+        </w:rPr>
+        <w:t>{{block_include_annex_b_start}}</w:t>
+      </w:r>
+    </w:p>
+    <w:p>
+      <w:pPr>
+        <w:keepNext/>
+        <w:keepLines/>
+        <w:pageBreakBefore/>
         <w:autoSpaceDE w:val="0"/>
         <w:autoSpaceDN w:val="0"/>
         <w:adjustRightInd w:val="0"/>
@@ -11533,6 +11706,7 @@
           <w:szCs w:val="24"/>
           <w:u w:val="single"/>
         </w:rPr>
+        <w:lastRenderedPageBreak/>
         <w:t xml:space="preserve">Anhang </w:t>
       </w:r>
       <w:r>
@@ -11560,6 +11734,8 @@
     </w:p>
     <w:p>
       <w:pPr>
+        <w:keepNext/>
+        <w:keepLines/>
         <w:autoSpaceDE w:val="0"/>
         <w:autoSpaceDN w:val="0"/>
         <w:adjustRightInd w:val="0"/>
@@ -11576,6 +11752,7 @@
     </w:p>
     <w:p>
       <w:pPr>
+        <w:keepLines/>
         <w:rPr>
           <w:rFonts w:ascii="Arial" w:hAnsi="Arial" w:cs="Arial"/>
         </w:rPr>
@@ -11588,19 +11765,19 @@
       </w:r>
     </w:p>
     <w:p>
-      <w:pPr>
-        <w:rPr>
-          <w:rFonts w:ascii="Arial" w:hAnsi="Arial" w:cs="Arial"/>
-        </w:rPr>
-      </w:pPr>
-      <w:r>
-        <w:rPr>
-          <w:rFonts w:ascii="Arial" w:hAnsi="Arial" w:cs="Arial"/>
-        </w:rPr>
-      </w:r>
-    </w:p>
-    <w:p>
-      <w:pPr>
+      <w:r>
+        <w:rPr>
+          <w:rFonts w:ascii="Arial" w:hAnsi="Arial" w:eastAsia="Arial" w:cs="Arial"/>
+          <w:lang w:val="de-CH" w:eastAsia="de-CH"/>
+        </w:rPr>
+        <w:t>{{block_include_annex_b_end}}</w:t>
+      </w:r>
+    </w:p>
+    <w:p>
+      <w:pPr>
+        <w:keepNext/>
+        <w:keepLines/>
+        <w:pageBreakBefore/>
         <w:autoSpaceDE w:val="0"/>
         <w:autoSpaceDN w:val="0"/>
         <w:adjustRightInd w:val="0"/>
@@ -11623,6 +11800,7 @@
           <w:szCs w:val="24"/>
           <w:u w:val="single"/>
         </w:rPr>
+        <w:lastRenderedPageBreak/>
         <w:t xml:space="preserve">Anhang C: </w:t>
       </w:r>
       <w:r>
@@ -11661,6 +11839,8 @@
     </w:p>
     <w:p>
       <w:pPr>
+        <w:keepNext/>
+        <w:keepLines/>
         <w:tabs>
           <w:tab w:val="left" w:pos="5387"/>
         </w:tabs>
@@ -11677,6 +11857,7 @@
     </w:p>
     <w:p>
       <w:pPr>
+        <w:keepLines/>
         <w:tabs>
           <w:tab w:val="left" w:pos="5387"/>
         </w:tabs>
@@ -11690,69 +11871,67 @@
       </w:pPr>
       <w:r>
         <w:rPr>
-          <w:rFonts w:ascii="Arial" w:hAnsi="Arial" w:cs="Arial"/>
-        </w:rPr>
-        <w:t>Vorliegendes Informationsblatt dient der Unterrichtung der Kundschaft der Leu Numismatik AG über bestehende Ein- und Ausfuhrregelungen von Vertragsstaaten. Die relevanten rechtsverbindlichen Bestimmungen der Eidgenössischen Gesetzgebung sind abrufbar unter</w:t>
+          <w:rFonts w:ascii="Arial" w:hAnsi="Arial" w:eastAsia="Arial" w:cs="Arial"/>
+          <w:lang w:val="de-CH" w:eastAsia="de-CH"/>
+        </w:rPr>
+        <w:t xml:space="preserve">Vorliegendes Informationsblatt dient der Unterrichtung der Kundschaft der Leu Numismatik AG über bestehende Ein- und Ausfuhrregelungen von Vertragsstaaten. Die relevanten rechtsverbindlichen Bestimmungen der schweizerischen Bundesgesetzgebung sind unter </w:t>
       </w:r>
       <w:hyperlink r:id="rId13" w:history="1">
         <w:r>
           <w:rPr>
-            <w:rFonts w:ascii="Arial" w:hAnsi="Arial" w:cs="Arial"/>
+            <w:rStyle w:val="Hyperlink"/>
+            <w:rFonts w:ascii="Arial" w:hAnsi="Arial" w:eastAsia="Arial" w:cs="Arial"/>
+            <w:color w:val="0000FF"/>
+            <w:u w:val="single"/>
+            <w:lang w:val="de-CH" w:eastAsia="de-CH"/>
           </w:rPr>
-          <w:t xml:space="preserve"> </w:t>
+          <w:t>https://www.fedlex.admin.ch/de/home</w:t>
         </w:r>
       </w:hyperlink>
-      <w:hyperlink r:id="rId14" w:history="1">
-        <w:r>
-          <w:rPr>
-            <w:rStyle w:val="Hyperlink"/>
-            <w:rFonts w:ascii="Arial" w:hAnsi="Arial" w:cs="Arial"/>
-          </w:rPr>
-          <w:t>www.fedlex.admin.ch/de/home</w:t>
-        </w:r>
-      </w:hyperlink>
-      <w:r>
-        <w:rPr>
-          <w:rFonts w:ascii="Arial" w:hAnsi="Arial" w:cs="Arial"/>
-        </w:rPr>
-        <w:t xml:space="preserve">. Weitere Informationen zum KGTG/KGTV sind auf der Homepage des Bundesamt für Kultur (BAK) unter </w:t>
+      <w:r>
+        <w:rPr>
+          <w:rFonts w:ascii="Arial" w:hAnsi="Arial" w:eastAsia="Arial" w:cs="Arial"/>
+          <w:lang w:val="de-CH" w:eastAsia="de-CH"/>
+        </w:rPr>
+        <w:t xml:space="preserve"> abrufbar. Weitere Informationen zum KGTG/KGTV sind auf der Website des Bundesamts für Kultur (BAK) unter </w:t>
       </w:r>
       <w:hyperlink r:id="rId15" w:history="1">
         <w:r>
           <w:rPr>
             <w:rStyle w:val="Hyperlink"/>
-            <w:rFonts w:ascii="Arial" w:hAnsi="Arial" w:cs="Arial"/>
+            <w:rFonts w:ascii="Arial" w:hAnsi="Arial" w:eastAsia="Arial" w:cs="Arial"/>
+            <w:color w:val="0000FF"/>
+            <w:u w:val="single"/>
+            <w:lang w:val="de-CH" w:eastAsia="de-CH"/>
           </w:rPr>
-          <w:t>www.bak.admin.ch</w:t>
+          <w:t>https://www.bak.admin.ch/de/kgt</w:t>
         </w:r>
       </w:hyperlink>
       <w:r>
         <w:rPr>
-          <w:rFonts w:ascii="Arial" w:hAnsi="Arial" w:cs="Arial"/>
-        </w:rPr>
-        <w:t xml:space="preserve"> (Rubrik Kulturgütertransfer) oder </w:t>
+          <w:rFonts w:ascii="Arial" w:hAnsi="Arial" w:eastAsia="Arial" w:cs="Arial"/>
+          <w:lang w:val="de-CH" w:eastAsia="de-CH"/>
+        </w:rPr>
+        <w:t xml:space="preserve"> (Rubrik Kulturgütertransfer) oder unter </w:t>
       </w:r>
       <w:hyperlink r:id="rId16" w:history="1">
         <w:r>
           <w:rPr>
             <w:rStyle w:val="Hyperlink"/>
-            <w:rFonts w:ascii="Arial" w:hAnsi="Arial" w:cs="Arial"/>
+            <w:rFonts w:ascii="Arial" w:hAnsi="Arial" w:eastAsia="Arial" w:cs="Arial"/>
+            <w:color w:val="0000FF"/>
+            <w:u w:val="single"/>
+            <w:lang w:val="de-CH" w:eastAsia="de-CH"/>
           </w:rPr>
-          <w:t>www.bazg.admin.ch</w:t>
+          <w:t>https://www.bazg.admin.ch/de/</w:t>
         </w:r>
       </w:hyperlink>
       <w:r>
         <w:rPr>
-          <w:rStyle w:val="Hyperlink"/>
-          <w:rFonts w:ascii="Arial" w:hAnsi="Arial" w:cs="Arial"/>
-        </w:rPr>
-        <w:t xml:space="preserve"> </w:t>
-      </w:r>
-      <w:r>
-        <w:rPr>
-          <w:rFonts w:ascii="Arial" w:hAnsi="Arial" w:cs="Arial"/>
-        </w:rPr>
-        <w:t>(Bundesamt für Zoll und Grenzsicherheit BAZG) abrufbar.</w:t>
+          <w:rFonts w:ascii="Arial" w:hAnsi="Arial" w:eastAsia="Arial" w:cs="Arial"/>
+          <w:lang w:val="de-CH" w:eastAsia="de-CH"/>
+        </w:rPr>
+        <w:t xml:space="preserve"> (Bundesamt für Zoll und Grenzsicherheit) abrufbar.</w:t>
       </w:r>
     </w:p>
     <w:p>
@@ -11772,6 +11951,8 @@
     <w:p>
       <w:pPr>
         <w:pStyle w:val="ListParagraph"/>
+        <w:keepNext/>
+        <w:keepLines/>
         <w:numPr>
           <w:ilvl w:val="0"/>
           <w:numId w:val="3"/>
@@ -11873,6 +12054,8 @@
     <w:p>
       <w:pPr>
         <w:pStyle w:val="ListParagraph"/>
+        <w:keepNext/>
+        <w:keepLines/>
         <w:numPr>
           <w:ilvl w:val="0"/>
           <w:numId w:val="3"/>
@@ -11986,9 +12169,12 @@
         <w:r>
           <w:rPr>
             <w:rStyle w:val="Hyperlink"/>
-            <w:rFonts w:ascii="Arial" w:hAnsi="Arial" w:cs="Arial"/>
+            <w:rFonts w:ascii="Arial" w:hAnsi="Arial" w:eastAsia="Arial" w:cs="Arial"/>
+            <w:color w:val="0000FF"/>
+            <w:u w:val="single"/>
+            <w:lang w:val="de-CH" w:eastAsia="de-CH"/>
           </w:rPr>
-          <w:t>www.bak.admin.ch/bak/de/home/kulturerbe/kulturguetertransfer.html</w:t>
+          <w:t>https://www.bak.admin.ch/de/kgt</w:t>
         </w:r>
       </w:hyperlink>
       <w:r>
@@ -12001,6 +12187,8 @@
     <w:p>
       <w:pPr>
         <w:pStyle w:val="ListParagraph"/>
+        <w:keepNext/>
+        <w:keepLines/>
         <w:numPr>
           <w:ilvl w:val="0"/>
           <w:numId w:val="3"/>
@@ -12032,6 +12220,8 @@
     <w:p>
       <w:pPr>
         <w:pStyle w:val="ListParagraph"/>
+        <w:keepNext/>
+        <w:keepLines/>
         <w:numPr>
           <w:ilvl w:val="0"/>
           <w:numId w:val="4"/>
@@ -12178,6 +12368,7 @@
           <w:b/>
           <w:bCs/>
         </w:rPr>
+        <w:lastRenderedPageBreak/>
         <w:t>Ägypten, China, Bolivien, Griechenland, Italien, Kolumbien, Mexiko, Peru, Türkei, Zypern</w:t>
       </w:r>
       <w:r>
@@ -12232,9 +12423,12 @@
         <w:r>
           <w:rPr>
             <w:rStyle w:val="Hyperlink"/>
-            <w:rFonts w:ascii="Arial" w:hAnsi="Arial" w:cs="Arial"/>
+            <w:rFonts w:ascii="Arial" w:hAnsi="Arial" w:eastAsia="Arial" w:cs="Arial"/>
+            <w:color w:val="0000FF"/>
+            <w:u w:val="single"/>
+            <w:lang w:val="de-CH" w:eastAsia="de-CH"/>
           </w:rPr>
-          <w:t>www.bak.admin.ch/bak/de/home/kulturerbe/kulturguetertransfer.html</w:t>
+          <w:t>https://www.bak.admin.ch/de/kgt</w:t>
         </w:r>
       </w:hyperlink>
       <w:r>
@@ -12247,6 +12441,8 @@
     <w:p>
       <w:pPr>
         <w:pStyle w:val="ListParagraph"/>
+        <w:keepNext/>
+        <w:keepLines/>
         <w:numPr>
           <w:ilvl w:val="0"/>
           <w:numId w:val="4"/>
@@ -12321,9 +12517,12 @@
         <w:r>
           <w:rPr>
             <w:rStyle w:val="Hyperlink"/>
-            <w:rFonts w:ascii="Arial" w:hAnsi="Arial" w:cs="Arial"/>
+            <w:rFonts w:ascii="Arial" w:hAnsi="Arial" w:eastAsia="Arial" w:cs="Arial"/>
+            <w:color w:val="0000FF"/>
+            <w:u w:val="single"/>
+            <w:lang w:val="de-CH" w:eastAsia="de-CH"/>
           </w:rPr>
-          <w:t>www.bak.admin.ch/bak/de/home/kulturerbe/kulturguetertransfer/bundesverzeichnis.html</w:t>
+          <w:t>https://www.bak.admin.ch/de/kgt</w:t>
         </w:r>
       </w:hyperlink>
       <w:r>
@@ -12421,53 +12620,18 @@
         <w:contextualSpacing w:val="0"/>
         <w:rPr>
           <w:rFonts w:ascii="Arial" w:hAnsi="Arial" w:cs="Arial"/>
-          <w:lang w:val="fr-CH"/>
         </w:rPr>
       </w:pPr>
       <w:hyperlink r:id="rId20" w:history="1">
         <w:r>
           <w:rPr>
             <w:rStyle w:val="Hyperlink"/>
-            <w:rFonts w:ascii="Arial" w:hAnsi="Arial" w:cs="Arial"/>
-            <w:lang w:val="fr-CH"/>
+            <w:rFonts w:ascii="Arial" w:hAnsi="Arial" w:eastAsia="Arial" w:cs="Arial"/>
+            <w:color w:val="0000FF"/>
+            <w:u w:val="single"/>
+            <w:lang w:val="de-CH" w:eastAsia="de-CH"/>
           </w:rPr>
-          <w:t>eur-lex.europa.eu/</w:t>
-        </w:r>
-        <w:proofErr w:type="spellStart"/>
-        <w:r>
-          <w:rPr>
-            <w:rStyle w:val="Hyperlink"/>
-            <w:rFonts w:ascii="Arial" w:hAnsi="Arial" w:cs="Arial"/>
-            <w:lang w:val="fr-CH"/>
-          </w:rPr>
-          <w:t>legal</w:t>
-        </w:r>
-        <w:proofErr w:type="spellEnd"/>
-        <w:r>
-          <w:rPr>
-            <w:rStyle w:val="Hyperlink"/>
-            <w:rFonts w:ascii="Arial" w:hAnsi="Arial" w:cs="Arial"/>
-            <w:lang w:val="fr-CH"/>
-          </w:rPr>
-          <w:t>-content/DE/ALL/?</w:t>
-        </w:r>
-        <w:proofErr w:type="spellStart"/>
-        <w:r>
-          <w:rPr>
-            <w:rStyle w:val="Hyperlink"/>
-            <w:rFonts w:ascii="Arial" w:hAnsi="Arial" w:cs="Arial"/>
-            <w:lang w:val="fr-CH"/>
-          </w:rPr>
-          <w:t>uri</w:t>
-        </w:r>
-        <w:proofErr w:type="spellEnd"/>
-        <w:r>
-          <w:rPr>
-            <w:rStyle w:val="Hyperlink"/>
-            <w:rFonts w:ascii="Arial" w:hAnsi="Arial" w:cs="Arial"/>
-            <w:lang w:val="fr-CH"/>
-          </w:rPr>
-          <w:t>=CELEX%3A32019R0880</w:t>
+          <w:t>https://eur-lex.europa.eu/legal-content/DE/ALL/?uri=CELEX%3A32019R0880</w:t>
         </w:r>
       </w:hyperlink>
     </w:p>
@@ -12648,15 +12812,20 @@
         <w:r>
           <w:rPr>
             <w:rStyle w:val="Hyperlink"/>
-            <w:rFonts w:ascii="Arial" w:hAnsi="Arial" w:cs="Arial"/>
+            <w:rFonts w:ascii="Arial" w:hAnsi="Arial" w:eastAsia="Arial" w:cs="Arial"/>
+            <w:color w:val="0000FF"/>
+            <w:u w:val="single"/>
+            <w:lang w:val="de-CH" w:eastAsia="de-CH"/>
           </w:rPr>
-          <w:t>www.bak.admin.ch/bak/de/home/kulturerbe/kulturguetertransfer/ein---durch--und-ausfuhr-von-kulturguetern.html</w:t>
+          <w:t>https://www.bak.admin.ch/de/ein-durch-und-ausfuhr-von-kulturguetern</w:t>
         </w:r>
       </w:hyperlink>
     </w:p>
     <w:p>
       <w:pPr>
         <w:pStyle w:val="ListParagraph"/>
+        <w:keepNext/>
+        <w:keepLines/>
         <w:numPr>
           <w:ilvl w:val="0"/>
           <w:numId w:val="3"/>
@@ -12781,9 +12950,10 @@
       </w:r>
       <w:r>
         <w:rPr>
-          <w:rFonts w:ascii="Arial" w:hAnsi="Arial" w:cs="Arial"/>
+          <w:rFonts w:ascii="Arial" w:hAnsi="Arial" w:eastAsia="Arial" w:cs="Arial"/>
           <w:b/>
           <w:bCs/>
+          <w:lang w:val="de-CH" w:eastAsia="de-CH"/>
         </w:rPr>
         <w:t>Herstellungsort</w:t>
       </w:r>
@@ -12867,6 +13037,7 @@
           <w:b/>
           <w:bCs/>
         </w:rPr>
+        <w:lastRenderedPageBreak/>
         <w:t>Masse</w:t>
       </w:r>
       <w:r>
@@ -13101,9 +13272,10 @@
       </w:pPr>
       <w:r>
         <w:rPr>
-          <w:rFonts w:ascii="Arial" w:hAnsi="Arial" w:cs="Arial"/>
-        </w:rPr>
-        <w:t>Die unterzeichnende Person bestätigt, das vorliegende Informationsblatt zur Unterrichtung über bestehende Ein- und Ausfuhrregelungen von Vertragsstaaten erhalten und dessen Inhalt zur Kenntnis genommen zu haben:</w:t>
+          <w:rFonts w:ascii="Arial" w:hAnsi="Arial" w:eastAsia="Arial" w:cs="Arial"/>
+          <w:lang w:val="de-CH" w:eastAsia="de-CH"/>
+        </w:rPr>
+        <w:t>Die unterzeichnende Person bestätigt, das vorliegende Informationsblatt über bestehende Ein- und Ausfuhrregelungen von Vertragsstaaten erhalten und dessen Inhalt zur Kenntnis genommen zu haben:</w:t>
       </w:r>
     </w:p>
     <w:p>
@@ -13139,6 +13311,7 @@
         <w:trPr>
           <w:gridAfter w:val="3"/>
           <w:wAfter w:w="5581" w:type="dxa"/>
+          <w:cantSplit/>
           <w:trHeight w:val="645"/>
         </w:trPr>
         <w:tc>
@@ -13149,6 +13322,8 @@
           <w:p>
             <w:pPr>
               <w:pStyle w:val="NoSpacing"/>
+              <w:keepNext/>
+              <w:keepLines/>
               <w:rPr>
                 <w:rFonts w:ascii="Arial" w:hAnsi="Arial" w:cs="Arial"/>
               </w:rPr>
@@ -13172,48 +13347,37 @@
           <w:p>
             <w:pPr>
               <w:pStyle w:val="NoSpacing"/>
-              <w:rPr>
-                <w:rFonts w:ascii="Arial" w:hAnsi="Arial" w:cs="Arial"/>
-                <w:lang w:val="en-US"/>
-              </w:rPr>
-            </w:pPr>
-          </w:p>
-          <w:p>
-            <w:pPr>
-              <w:pStyle w:val="NoSpacing"/>
-              <w:rPr>
-                <w:rFonts w:ascii="Arial" w:hAnsi="Arial" w:cs="Arial"/>
-                <w:lang w:val="en-US"/>
-              </w:rPr>
-            </w:pPr>
-            <w:r>
-              <w:rPr>
-                <w:rFonts w:ascii="Arial" w:hAnsi="Arial" w:cs="Arial"/>
-                <w:lang w:val="en-US"/>
-              </w:rPr>
-              <w:t>{{</w:t>
-            </w:r>
-            <w:proofErr w:type="spellStart"/>
-            <w:r>
-              <w:rPr>
-                <w:rFonts w:ascii="Arial" w:hAnsi="Arial" w:cs="Arial"/>
-                <w:lang w:val="en-US"/>
-              </w:rPr>
-              <w:t>annex_c_place_date</w:t>
-            </w:r>
-            <w:proofErr w:type="spellEnd"/>
-            <w:r>
-              <w:rPr>
-                <w:rFonts w:ascii="Arial" w:hAnsi="Arial" w:cs="Arial"/>
-                <w:lang w:val="en-US"/>
-              </w:rPr>
-              <w:t>}}</w:t>
+              <w:keepNext/>
+              <w:keepLines/>
+              <w:rPr>
+                <w:rFonts w:ascii="Arial" w:hAnsi="Arial" w:cs="Arial"/>
+                <w:lang w:val="de-CH"/>
+              </w:rPr>
+            </w:pPr>
+          </w:p>
+          <w:p>
+            <w:pPr>
+              <w:pStyle w:val="NoSpacing"/>
+              <w:keepNext/>
+              <w:keepLines/>
+              <w:rPr>
+                <w:rFonts w:ascii="Arial" w:hAnsi="Arial" w:cs="Arial"/>
+                <w:lang w:val="de-CH"/>
+              </w:rPr>
+            </w:pPr>
+            <w:r>
+              <w:rPr>
+                <w:rFonts w:ascii="Arial" w:hAnsi="Arial" w:cs="Arial"/>
+                <w:lang w:val="de-CH"/>
+              </w:rPr>
+              <w:t>{{annex_c_place_date}}</w:t>
             </w:r>
           </w:p>
         </w:tc>
       </w:tr>
       <w:tr>
         <w:trPr>
+          <w:cantSplit/>
           <w:trHeight w:val="936"/>
         </w:trPr>
         <w:tc>
@@ -13224,6 +13388,7 @@
           <w:p>
             <w:pPr>
               <w:pStyle w:val="NoSpacing"/>
+              <w:keepLines/>
               <w:rPr>
                 <w:rFonts w:ascii="Arial" w:hAnsi="Arial" w:cs="Arial"/>
               </w:rPr>
@@ -13248,22 +13413,25 @@
           <w:p>
             <w:pPr>
               <w:pStyle w:val="NoSpacing"/>
-              <w:rPr>
-                <w:rFonts w:ascii="Arial" w:hAnsi="Arial" w:cs="Arial"/>
-              </w:rPr>
-            </w:pPr>
-          </w:p>
-          <w:p>
-            <w:pPr>
-              <w:pStyle w:val="NoSpacing"/>
-              <w:rPr>
-                <w:rFonts w:ascii="Arial" w:hAnsi="Arial" w:cs="Arial"/>
-              </w:rPr>
-            </w:pPr>
-          </w:p>
-          <w:p>
-            <w:pPr>
-              <w:pStyle w:val="NoSpacing"/>
+              <w:keepLines/>
+              <w:rPr>
+                <w:rFonts w:ascii="Arial" w:hAnsi="Arial" w:cs="Arial"/>
+              </w:rPr>
+            </w:pPr>
+          </w:p>
+          <w:p>
+            <w:pPr>
+              <w:pStyle w:val="NoSpacing"/>
+              <w:keepLines/>
+              <w:rPr>
+                <w:rFonts w:ascii="Arial" w:hAnsi="Arial" w:cs="Arial"/>
+              </w:rPr>
+            </w:pPr>
+          </w:p>
+          <w:p>
+            <w:pPr>
+              <w:pStyle w:val="NoSpacing"/>
+              <w:keepLines/>
               <w:rPr>
                 <w:rFonts w:ascii="Arial" w:hAnsi="Arial" w:cs="Arial"/>
               </w:rPr>
@@ -13283,6 +13451,7 @@
           <w:p>
             <w:pPr>
               <w:pStyle w:val="NoSpacing"/>
+              <w:keepLines/>
               <w:rPr>
                 <w:rFonts w:ascii="Arial" w:hAnsi="Arial" w:cs="Arial"/>
               </w:rPr>
@@ -13297,6 +13466,7 @@
           <w:p>
             <w:pPr>
               <w:pStyle w:val="NoSpacing"/>
+              <w:keepLines/>
               <w:rPr>
                 <w:rFonts w:ascii="Arial" w:hAnsi="Arial" w:cs="Arial"/>
               </w:rPr>
@@ -13320,33 +13490,36 @@
           <w:p>
             <w:pPr>
               <w:pStyle w:val="NoSpacing"/>
+              <w:keepLines/>
               <w:rPr>
                 <w:rFonts w:ascii="Arial" w:hAnsi="Arial" w:cs="Arial"/>
                 <w:sz w:val="24"/>
                 <w:szCs w:val="24"/>
-                <w:lang w:val="en-US"/>
-              </w:rPr>
-            </w:pPr>
-          </w:p>
-          <w:p>
-            <w:pPr>
-              <w:pStyle w:val="NoSpacing"/>
+                <w:lang w:val="de-CH"/>
+              </w:rPr>
+            </w:pPr>
+          </w:p>
+          <w:p>
+            <w:pPr>
+              <w:pStyle w:val="NoSpacing"/>
+              <w:keepLines/>
               <w:rPr>
                 <w:rFonts w:ascii="Arial" w:hAnsi="Arial" w:cs="Arial"/>
                 <w:sz w:val="24"/>
                 <w:szCs w:val="24"/>
-                <w:lang w:val="en-US"/>
-              </w:rPr>
-            </w:pPr>
-          </w:p>
-          <w:p>
-            <w:pPr>
-              <w:pStyle w:val="NoSpacing"/>
+                <w:lang w:val="de-CH"/>
+              </w:rPr>
+            </w:pPr>
+          </w:p>
+          <w:p>
+            <w:pPr>
+              <w:pStyle w:val="NoSpacing"/>
+              <w:keepLines/>
               <w:rPr>
                 <w:rFonts w:ascii="Arial" w:hAnsi="Arial" w:cs="Arial"/>
                 <w:sz w:val="24"/>
                 <w:szCs w:val="24"/>
-                <w:lang w:val="en-US"/>
+                <w:lang w:val="de-CH"/>
               </w:rPr>
             </w:pPr>
             <w:r>
@@ -13354,49 +13527,9 @@
                 <w:rFonts w:ascii="Arial" w:hAnsi="Arial" w:cs="Arial"/>
                 <w:sz w:val="18"/>
                 <w:szCs w:val="24"/>
-                <w:lang w:val="en-US"/>
-              </w:rPr>
-              <w:t>{{</w:t>
-            </w:r>
-            <w:proofErr w:type="spellStart"/>
-            <w:r>
-              <w:rPr>
-                <w:rFonts w:ascii="Arial" w:hAnsi="Arial" w:cs="Arial"/>
-                <w:sz w:val="18"/>
-                <w:szCs w:val="24"/>
-                <w:lang w:val="en-US"/>
-              </w:rPr>
-              <w:t>annex_c_signature_prefix</w:t>
-            </w:r>
-            <w:proofErr w:type="spellEnd"/>
-            <w:r>
-              <w:rPr>
-                <w:rFonts w:ascii="Arial" w:hAnsi="Arial" w:cs="Arial"/>
-                <w:sz w:val="18"/>
-                <w:szCs w:val="24"/>
-                <w:lang w:val="en-US"/>
-              </w:rPr>
-              <w:t>}}{{</w:t>
-            </w:r>
-            <w:proofErr w:type="spellStart"/>
-            <w:r>
-              <w:rPr>
-                <w:rFonts w:ascii="Arial" w:hAnsi="Arial" w:cs="Arial"/>
-                <w:sz w:val="18"/>
-                <w:szCs w:val="24"/>
-                <w:lang w:val="en-US"/>
-              </w:rPr>
-              <w:t>annex_c_signature_image</w:t>
-            </w:r>
-            <w:proofErr w:type="spellEnd"/>
-            <w:r>
-              <w:rPr>
-                <w:rFonts w:ascii="Arial" w:hAnsi="Arial" w:cs="Arial"/>
-                <w:sz w:val="18"/>
-                <w:szCs w:val="24"/>
-                <w:lang w:val="en-US"/>
-              </w:rPr>
-              <w:t>}}</w:t>
+                <w:lang w:val="de-CH"/>
+              </w:rPr>
+              <w:t>{{annex_c_signature_prefix}}{{annex_c_signature_image}}</w:t>
             </w:r>
           </w:p>
         </w:tc>
@@ -13406,7 +13539,7 @@
       <w:pPr>
         <w:rPr>
           <w:rFonts w:ascii="Arial" w:hAnsi="Arial" w:cs="Arial"/>
-          <w:lang w:val="en-US"/>
+          <w:lang w:val="de-CH"/>
         </w:rPr>
       </w:pPr>
     </w:p>
@@ -13460,40 +13593,57 @@
     </w:pPr>
     <w:r>
       <w:rPr>
-        <w:rFonts w:ascii="Arial" w:hAnsi="Arial" w:cs="Arial"/>
+        <w:rFonts w:ascii="Arial" w:hAnsi="Arial" w:eastAsia="Arial" w:cs="Arial"/>
+        <w:sz w:val="22"/>
+        <w:szCs w:val="22"/>
+        <w:lang w:val="de-CH" w:eastAsia="de-CH"/>
       </w:rPr>
       <w:fldChar w:fldCharType="begin"/>
     </w:r>
     <w:r>
       <w:rPr>
-        <w:rFonts w:ascii="Arial" w:hAnsi="Arial" w:cs="Arial"/>
+        <w:rFonts w:ascii="Arial" w:hAnsi="Arial" w:eastAsia="Arial" w:cs="Arial"/>
+        <w:sz w:val="22"/>
+        <w:szCs w:val="22"/>
+        <w:lang w:val="de-CH" w:eastAsia="de-CH"/>
       </w:rPr>
       <w:instrText>PAGE   \* MERGEFORMAT</w:instrText>
     </w:r>
     <w:r>
       <w:rPr>
-        <w:rFonts w:ascii="Arial" w:hAnsi="Arial" w:cs="Arial"/>
+        <w:rFonts w:ascii="Arial" w:hAnsi="Arial" w:eastAsia="Arial" w:cs="Arial"/>
+        <w:sz w:val="22"/>
+        <w:szCs w:val="22"/>
+        <w:lang w:val="de-CH" w:eastAsia="de-CH"/>
       </w:rPr>
       <w:fldChar w:fldCharType="separate"/>
     </w:r>
     <w:r>
       <w:rPr>
-        <w:rFonts w:ascii="Arial" w:hAnsi="Arial" w:cs="Arial"/>
-        <w:lang w:val="de-DE"/>
+        <w:rFonts w:ascii="Arial" w:hAnsi="Arial" w:eastAsia="Arial" w:cs="Arial"/>
+        <w:sz w:val="22"/>
+        <w:szCs w:val="22"/>
+        <w:lang w:val="de-CH" w:eastAsia="de-CH"/>
       </w:rPr>
       <w:t>1</w:t>
     </w:r>
     <w:r>
       <w:rPr>
-        <w:rFonts w:ascii="Arial" w:hAnsi="Arial" w:cs="Arial"/>
+        <w:rFonts w:ascii="Arial" w:hAnsi="Arial" w:eastAsia="Arial" w:cs="Arial"/>
+        <w:sz w:val="22"/>
+        <w:szCs w:val="22"/>
+        <w:lang w:val="de-CH" w:eastAsia="de-CH"/>
       </w:rPr>
       <w:fldChar w:fldCharType="end"/>
     </w:r>
     <w:r>
       <w:rPr>
-        <w:rFonts w:ascii="Arial" w:hAnsi="Arial" w:cs="Arial"/>
+        <w:rFonts w:ascii="Arial" w:hAnsi="Arial" w:eastAsia="Arial" w:cs="Arial"/>
         <w:noProof/>
         <w:color w:val="FF0000"/>
+        <w:sz w:val="22"/>
+        <w:szCs w:val="22"/>
+        <w:lang w:val="de-CH" w:eastAsia="de-CH"/>
       </w:rPr>
       <w:drawing>
         <wp:anchor distT="0" distB="0" distL="114300" distR="114300" simplePos="0" relativeHeight="251659264" behindDoc="0" locked="0" layoutInCell="1" allowOverlap="1" wp14:anchorId="5DD45ED2" wp14:editId="2373DB47">
@@ -13569,7 +13719,7 @@
       <w:pPr>
         <w:spacing w:after="0" w:line="240" w:lineRule="auto"/>
         <w:rPr>
-          <w:lang w:val="de-DE"/>
+          <w:lang w:val="de-CH"/>
         </w:rPr>
       </w:pPr>
     </w:p>
@@ -14314,7 +14464,7 @@
         <w:kern w:val="2"/>
         <w:sz w:val="24"/>
         <w:szCs w:val="24"/>
-        <w:lang w:val="de-CH" w:eastAsia="en-US" w:bidi="ar-SA"/>
+        <w:lang w:val="de-CH" w:eastAsia="de-CH" w:bidi="de-CH"/>
         <w14:ligatures w14:val="standardContextual"/>
       </w:rPr>
     </w:rPrDefault>
@@ -15755,6 +15905,15 @@
 </file>
 
 <file path=customXml/item1.xml><?xml version="1.0" encoding="utf-8"?>
+<?mso-contentType ?>
+<FormTemplates xmlns="http://schemas.microsoft.com/sharepoint/v3/contenttype/forms">
+  <Display>DocumentLibraryForm</Display>
+  <Edit>DocumentLibraryForm</Edit>
+  <New>DocumentLibraryForm</New>
+</FormTemplates>
+</file>
+
+<file path=customXml/item2.xml><?xml version="1.0" encoding="utf-8"?>
 <ct:contentTypeSchema xmlns:ct="http://schemas.microsoft.com/office/2006/metadata/contentType" xmlns:ma="http://schemas.microsoft.com/office/2006/metadata/properties/metaAttributes" ct:_="" ma:_="" ma:contentTypeName="Document" ma:contentTypeID="0x010100E1BC2E9A2C2E364CAAB5F5E0621CD34C" ma:contentTypeVersion="14" ma:contentTypeDescription="Create a new document." ma:contentTypeScope="" ma:versionID="2b21167726c9154bef3bca64c649ec3b">
   <xsd:schema xmlns:xsd="http://www.w3.org/2001/XMLSchema" xmlns:xs="http://www.w3.org/2001/XMLSchema" xmlns:p="http://schemas.microsoft.com/office/2006/metadata/properties" xmlns:ns2="e67cf92a-6f9b-46a0-b24c-a70a5aa4ebca" xmlns:ns3="6ee39e65-1006-4807-a100-c8b5520da25e" targetNamespace="http://schemas.microsoft.com/office/2006/metadata/properties" ma:root="true" ma:fieldsID="396c67de12894563e52c3f6b33528263" ns2:_="" ns3:_="">
     <xsd:import namespace="e67cf92a-6f9b-46a0-b24c-a70a5aa4ebca"/>
@@ -15983,20 +16142,7 @@
 </ct:contentTypeSchema>
 </file>
 
-<file path=customXml/item2.xml><?xml version="1.0" encoding="utf-8"?>
-<?mso-contentType ?>
-<FormTemplates xmlns="http://schemas.microsoft.com/sharepoint/v3/contenttype/forms">
-  <Display>DocumentLibraryForm</Display>
-  <Edit>DocumentLibraryForm</Edit>
-  <New>DocumentLibraryForm</New>
-</FormTemplates>
-</file>
-
 <file path=customXml/item3.xml><?xml version="1.0" encoding="utf-8"?>
-<b:Sources xmlns:b="http://schemas.openxmlformats.org/officeDocument/2006/bibliography" xmlns="http://schemas.openxmlformats.org/officeDocument/2006/bibliography" SelectedStyle="\APASixthEditionOfficeOnline.xsl" StyleName="APA" Version="6"/>
-</file>
-
-<file path=customXml/item4.xml><?xml version="1.0" encoding="utf-8"?>
 <p:properties xmlns:p="http://schemas.microsoft.com/office/2006/metadata/properties" xmlns:xsi="http://www.w3.org/2001/XMLSchema-instance" xmlns:pc="http://schemas.microsoft.com/office/infopath/2007/PartnerControls">
   <documentManagement>
     <lcf76f155ced4ddcb4097134ff3c332f xmlns="e67cf92a-6f9b-46a0-b24c-a70a5aa4ebca">
@@ -16007,7 +16153,19 @@
 </p:properties>
 </file>
 
+<file path=customXml/item4.xml><?xml version="1.0" encoding="utf-8"?>
+<b:Sources xmlns:b="http://schemas.openxmlformats.org/officeDocument/2006/bibliography" xmlns="http://schemas.openxmlformats.org/officeDocument/2006/bibliography" SelectedStyle="\APASixthEditionOfficeOnline.xsl" StyleName="APA" Version="6"/>
+</file>
+
 <file path=customXml/itemProps1.xml><?xml version="1.0" encoding="utf-8"?>
+<ds:datastoreItem xmlns:ds="http://schemas.openxmlformats.org/officeDocument/2006/customXml" ds:itemID="{6444376D-562F-477B-A654-A45ED4A340FC}">
+  <ds:schemaRefs>
+    <ds:schemaRef ds:uri="http://schemas.microsoft.com/sharepoint/v3/contenttype/forms"/>
+  </ds:schemaRefs>
+</ds:datastoreItem>
+</file>
+
+<file path=customXml/itemProps2.xml><?xml version="1.0" encoding="utf-8"?>
 <ds:datastoreItem xmlns:ds="http://schemas.openxmlformats.org/officeDocument/2006/customXml" ds:itemID="{D7080E4A-6242-437E-8DC9-6697E04D3DB9}">
   <ds:schemaRefs>
     <ds:schemaRef ds:uri="http://schemas.microsoft.com/office/2006/metadata/contentType"/>
@@ -16026,23 +16184,7 @@
 </ds:datastoreItem>
 </file>
 
-<file path=customXml/itemProps2.xml><?xml version="1.0" encoding="utf-8"?>
-<ds:datastoreItem xmlns:ds="http://schemas.openxmlformats.org/officeDocument/2006/customXml" ds:itemID="{6444376D-562F-477B-A654-A45ED4A340FC}">
-  <ds:schemaRefs>
-    <ds:schemaRef ds:uri="http://schemas.microsoft.com/sharepoint/v3/contenttype/forms"/>
-  </ds:schemaRefs>
-</ds:datastoreItem>
-</file>
-
 <file path=customXml/itemProps3.xml><?xml version="1.0" encoding="utf-8"?>
-<ds:datastoreItem xmlns:ds="http://schemas.openxmlformats.org/officeDocument/2006/customXml" ds:itemID="{F0F8B653-F5B7-4C43-AE24-69DCA2C0FFF0}">
-  <ds:schemaRefs>
-    <ds:schemaRef ds:uri="http://schemas.openxmlformats.org/officeDocument/2006/bibliography"/>
-  </ds:schemaRefs>
-</ds:datastoreItem>
-</file>
-
-<file path=customXml/itemProps4.xml><?xml version="1.0" encoding="utf-8"?>
 <ds:datastoreItem xmlns:ds="http://schemas.openxmlformats.org/officeDocument/2006/customXml" ds:itemID="{20E3D806-80DC-490C-AA0A-2CE95A5BFAEA}">
   <ds:schemaRefs>
     <ds:schemaRef ds:uri="http://schemas.microsoft.com/office/2006/metadata/properties"/>
@@ -16051,4 +16193,12 @@
     <ds:schemaRef ds:uri="6ee39e65-1006-4807-a100-c8b5520da25e"/>
   </ds:schemaRefs>
 </ds:datastoreItem>
+</file>
+
+<file path=customXml/itemProps4.xml><?xml version="1.0" encoding="utf-8"?>
+<ds:datastoreItem xmlns:ds="http://schemas.openxmlformats.org/officeDocument/2006/customXml" ds:itemID="{F0F8B653-F5B7-4C43-AE24-69DCA2C0FFF0}">
+  <ds:schemaRefs>
+    <ds:schemaRef ds:uri="http://schemas.openxmlformats.org/officeDocument/2006/bibliography"/>
+  </ds:schemaRefs>
+</ds:datastoreItem>
 </file>
--- a/contract_templates/Einlieferungsvertrag.template.docx
+++ b/contract_templates/Einlieferungsvertrag.template.docx
@@ -2500,6 +2500,7 @@
       <w:pPr>
         <w:keepNext/>
         <w:keepLines/>
+        <w:pageBreakBefore/>
         <w:tabs>
           <w:tab w:val="left" w:pos="5387"/>
         </w:tabs>
@@ -3337,6 +3338,7 @@
       <w:pPr>
         <w:keepNext/>
         <w:keepLines/>
+        <w:pageBreakBefore/>
         <w:autoSpaceDE w:val="0"/>
         <w:autoSpaceDN w:val="0"/>
         <w:adjustRightInd w:val="0"/>
@@ -4637,6 +4639,7 @@
     </w:p>
     <w:p>
       <w:pPr>
+        <w:pageBreakBefore/>
         <w:tabs>
           <w:tab w:val="left" w:pos="709"/>
         </w:tabs>
